--- a/第七週(10-22)/Nguyên lý xe tự lái_Tuần 7_Tài liệu học tập.docx
+++ b/第七週(10-22)/Nguyên lý xe tự lái_Tuần 7_Tài liệu học tập.docx
@@ -3413,7 +3413,7 @@
           <w:sz w:val="22"/>
           <w:szCs w:val="22"/>
         </w:rPr>
-        <w:t xml:space="preserve">: radar không đo được độ cao, biển báo trên đầu và xe đỗ trên đường ở cùng một vị trí với nó; điểm đứng yên quá nhiều, hay bị lọc bỏ.</w:t>
+        <w:t xml:space="preserve">: radar không đo được độ cao, biển báo trên đầu và xe đỗ trên đường ở cùng một vị trí với nó. Radar biết một điểm đứng yên bằng cách «lấy tốc độ đo được trừ tốc độ xe mình»; điểm đứng yên quá nhiều, phần mềm bám xe, phanh phía sau thường rất thận trọng với chúng.</w:t>
       </w:r>
     </w:p>
     <w:p>

--- a/第七週(10-22)/Nguyên lý xe tự lái_Tuần 7_Tài liệu học tập.docx
+++ b/第七週(10-22)/Nguyên lý xe tự lái_Tuần 7_Tài liệu học tập.docx
@@ -5300,162 +5300,6 @@
         <w:t xml:space="preserve">: cả bản mini, người đi bộ trong 15 m mà lidar thấy được, mỗi khoảnh khắc chỉ 2–3/10 bị radar bắt (ô tô khoảng 6/10); nhưng theo dõi cùng một người qua một đoạn, 64 trong 88 người, khoảng 7/10, bị bắt ít nhất một lần. Như bóng đèn tiếp xúc kém, chập chờn.</w:t>
       </w:r>
     </w:p>
-    <w:tbl>
-      <w:tblPr>
-        <w:tblW w:type="dxa" w:w="9360"/>
-        <w:tblBorders>
-          <w:top w:val="single" w:color="A8B2BA" w:sz="6"/>
-          <w:left w:val="none"/>
-          <w:bottom w:val="single" w:color="A8B2BA" w:sz="6"/>
-          <w:right w:val="none"/>
-          <w:insideH w:val="none"/>
-          <w:insideV w:val="none"/>
-        </w:tblBorders>
-      </w:tblPr>
-      <w:tblGrid>
-        <w:gridCol w:w="9360"/>
-      </w:tblGrid>
-      <w:tr>
-        <w:trPr>
-          <w:cantSplit/>
-        </w:trPr>
-        <w:tc>
-          <w:tcPr>
-            <w:tcW w:type="dxa" w:w="9360"/>
-            <w:shd w:fill="F6F8F9" w:color="auto" w:val="clear"/>
-            <w:tcMar>
-              <w:top w:type="dxa" w:w="140"/>
-              <w:left w:type="dxa" w:w="200"/>
-              <w:bottom w:type="dxa" w:w="140"/>
-              <w:right w:type="dxa" w:w="180"/>
-            </w:tcMar>
-          </w:tcPr>
-          <w:p>
-            <w:pPr>
-              <w:spacing w:after="90" w:line="300"/>
-            </w:pPr>
-            <w:r>
-              <w:rPr>
-                <w:rFonts w:ascii="Arial" w:cs="Arial" w:eastAsia="Arial" w:hAnsi="Arial"/>
-                <w:b/>
-                <w:bCs/>
-                <w:color w:val="24405C"/>
-                <w:sz w:val="20"/>
-                <w:szCs w:val="20"/>
-              </w:rPr>
-              <w:t xml:space="preserve">Radar thế hệ mới nhìn người thế nào</w:t>
-            </w:r>
-          </w:p>
-          <w:p>
-            <w:pPr>
-              <w:spacing w:after="80" w:line="310"/>
-            </w:pPr>
-            <w:r>
-              <w:rPr>
-                <w:rFonts w:ascii="Arial" w:cs="Arial" w:eastAsia="Arial" w:hAnsi="Arial"/>
-                <w:color w:val="1B1B1B"/>
-                <w:sz w:val="20"/>
-                <w:szCs w:val="20"/>
-              </w:rPr>
-              <w:t xml:space="preserve">① 4D: nhiều anten (ARS 408 có 24 → ARS 548 có 192), góc mịn hơn, đo được độ cao, trên một người có được nhiều điểm.</w:t>
-            </w:r>
-          </w:p>
-          <w:p>
-            <w:pPr>
-              <w:spacing w:after="80" w:line="310"/>
-            </w:pPr>
-            <w:r>
-              <w:rPr>
-                <w:rFonts w:ascii="Arial" w:cs="Arial" w:eastAsia="Arial" w:hAnsi="Arial"/>
-                <w:color w:val="1B1B1B"/>
-                <w:sz w:val="20"/>
-                <w:szCs w:val="20"/>
-              </w:rPr>
-              <w:t xml:space="preserve">② Micro-Doppler: cột điện cả cây cùng một tốc độ; người đi bộ tay chân đung đưa, trong cùng một vật có nhiều tốc độ, dùng để nhận ra người.</w:t>
-            </w:r>
-          </w:p>
-          <w:p>
-            <w:pPr>
-              <w:spacing w:after="80" w:line="310"/>
-            </w:pPr>
-            <w:r>
-              <w:rPr>
-                <w:rFonts w:ascii="Arial" w:cs="Arial" w:eastAsia="Arial" w:hAnsi="Arial"/>
-                <w:color w:val="1B1B1B"/>
-                <w:sz w:val="20"/>
-                <w:szCs w:val="20"/>
-              </w:rPr>
-              <w:t xml:space="preserve">③ Nhìn lâu hơn: cộng nhiều lần quét liên tiếp, rồi bám theo để nối các điểm chập chờn thành một đường.</w:t>
-            </w:r>
-          </w:p>
-          <w:p>
-            <w:pPr>
-              <w:spacing w:after="80" w:line="310"/>
-            </w:pPr>
-            <w:r>
-              <w:rPr>
-                <w:rFonts w:ascii="Arial" w:cs="Arial" w:eastAsia="Arial" w:hAnsi="Arial"/>
-                <w:color w:val="1B1B1B"/>
-                <w:sz w:val="20"/>
-                <w:szCs w:val="20"/>
-              </w:rPr>
-              <w:t xml:space="preserve">④ Ghép với camera (hoặc ảnh nhiệt): radar cho khoảng cách và tốc độ, camera nhận ra đó là người. Đây là cách xe thương mại dùng nhiều nhất.</w:t>
-            </w:r>
-          </w:p>
-          <w:p>
-            <w:pPr>
-              <w:spacing w:after="0" w:line="310"/>
-            </w:pPr>
-            <w:r>
-              <w:rPr>
-                <w:rFonts w:ascii="Arial" w:cs="Arial" w:eastAsia="Arial" w:hAnsi="Arial"/>
-                <w:color w:val="1B1B1B"/>
-                <w:sz w:val="20"/>
-                <w:szCs w:val="20"/>
-              </w:rPr>
-              <w:t xml:space="preserve">Bộ dữ liệu View-of-Delft (Hà Lan, 2022) dùng radar 4D thế hệ mới: người đi bộ ngay phía trước xe tìm được khoảng một nửa, tốt hơn ARS 408, nhưng người vẫn là loại khó tìm nhất; ghép thêm camera thì điểm còn cao hơn.</w:t>
-            </w:r>
-          </w:p>
-        </w:tc>
-      </w:tr>
-    </w:tbl>
-    <w:p>
-      <w:pPr>
-        <w:pStyle w:val="Heading1"/>
-        <w:keepNext/>
-        <w:pageBreakBefore/>
-        <w:spacing w:after="240" w:before="160"/>
-      </w:pPr>
-      <w:r>
-        <w:rPr>
-          <w:rFonts w:ascii="Arial" w:cs="Arial" w:eastAsia="Arial" w:hAnsi="Arial"/>
-          <w:b/>
-          <w:bCs/>
-          <w:color w:val="24405C"/>
-          <w:sz w:val="30"/>
-          <w:szCs w:val="30"/>
-        </w:rPr>
-        <w:t xml:space="preserve">3.9 Hợp nhất cảm biến: cái nào cũng hỏng, ghép lại thế nào</w:t>
-      </w:r>
-    </w:p>
-    <w:p>
-      <w:pPr>
-        <w:pStyle w:val="Heading2"/>
-        <w:keepNext/>
-        <w:spacing w:after="130" w:before="300"/>
-      </w:pPr>
-      <w:r>
-        <w:rPr>
-          <w:rFonts w:ascii="Arial" w:cs="Arial" w:eastAsia="Arial" w:hAnsi="Arial"/>
-          <w:b/>
-          <w:bCs/>
-          <w:color w:val="24405C"/>
-          <w:sz w:val="24"/>
-          <w:szCs w:val="24"/>
-        </w:rPr>
-        <w:t xml:space="preserve">Hai cái nói khác nhau, nghe ai?</w:t>
-      </w:r>
-    </w:p>
     <w:p>
       <w:pPr>
         <w:keepNext/>
@@ -5465,7 +5309,7 @@
       <w:r>
         <w:drawing>
           <wp:inline distT="0" distB="0" distL="0" distR="0">
-            <wp:extent cx="4000500" cy="2667000"/>
+            <wp:extent cx="5334000" cy="2000250"/>
             <wp:effectExtent t="0" r="0" b="0" l="0"/>
             <wp:docPr id="1" name="" descr="" title=""/>
             <wp:cNvGraphicFramePr>
@@ -5490,7 +5334,7 @@
                   <pic:spPr bwMode="auto">
                     <a:xfrm>
                       <a:off x="0" y="0"/>
-                      <a:ext cx="4000500" cy="2667000"/>
+                      <a:ext cx="5334000" cy="2000250"/>
                     </a:xfrm>
                     <a:prstGeom prst="rect">
                       <a:avLst/>
@@ -5517,23 +5361,145 @@
           <w:sz w:val="19"/>
           <w:szCs w:val="19"/>
         </w:rPr>
-        <w:t xml:space="preserve">Hình động minh hoạ tự làm (phóng to chiều cao): radar chạm biển báo trên đầu ở 60 m, hay xe đỗ dưới biển báo, điểm trên bản đồ y hệt nhau.</w:t>
-      </w:r>
-    </w:p>
-    <w:p>
-      <w:pPr>
-        <w:widowControl/>
-        <w:spacing w:after="100" w:before="0" w:line="312"/>
-        <w:ind w:left="0" w:firstLine="0"/>
-      </w:pPr>
-      <w:r>
-        <w:rPr>
-          <w:rFonts w:ascii="Arial" w:cs="Arial" w:eastAsia="Arial" w:hAnsi="Arial"/>
-          <w:color w:val="1B1B1B"/>
-          <w:sz w:val="22"/>
-          <w:szCs w:val="22"/>
-        </w:rPr>
-        <w:t xml:space="preserve">Radar nói: phía trước 60 m có vật. Camera nói: không có xe. Nghe radar, có thể phanh gấp vì một tấm biển trên đầu (phanh ma); nghe camera, có thể đâm vào một xe đang đỗ mà nó không nhận ra. Hợp nhất không có đáp án luôn đúng, nó là chọn cái giá nào chịu được.</w:t>
+        <w:t xml:space="preserve">Khung ở trên là khoảnh khắc được chọn, đúng lúc cả bảy người đều bị bỏ sót (khung cam). Cùng nhóm người trong 15 giây: mỗi ô 0,5 s, xanh = người đó có điểm radar. 184 lần có 55 lần có điểm (3/10), cả 7 người đều bị bắt ít nhất một lần, mỗi lần chỉ 1–2 điểm. Dữ liệu: nuScenes (Motional), CC BY-NC-SA 4.0</w:t>
+      </w:r>
+    </w:p>
+    <w:tbl>
+      <w:tblPr>
+        <w:tblW w:type="dxa" w:w="9360"/>
+        <w:tblBorders>
+          <w:top w:val="single" w:color="A8B2BA" w:sz="6"/>
+          <w:left w:val="none"/>
+          <w:bottom w:val="single" w:color="A8B2BA" w:sz="6"/>
+          <w:right w:val="none"/>
+          <w:insideH w:val="none"/>
+          <w:insideV w:val="none"/>
+        </w:tblBorders>
+      </w:tblPr>
+      <w:tblGrid>
+        <w:gridCol w:w="9360"/>
+      </w:tblGrid>
+      <w:tr>
+        <w:trPr>
+          <w:cantSplit/>
+        </w:trPr>
+        <w:tc>
+          <w:tcPr>
+            <w:tcW w:type="dxa" w:w="9360"/>
+            <w:shd w:fill="F6F8F9" w:color="auto" w:val="clear"/>
+            <w:tcMar>
+              <w:top w:type="dxa" w:w="140"/>
+              <w:left w:type="dxa" w:w="200"/>
+              <w:bottom w:type="dxa" w:w="140"/>
+              <w:right w:type="dxa" w:w="180"/>
+            </w:tcMar>
+          </w:tcPr>
+          <w:p>
+            <w:pPr>
+              <w:spacing w:after="90" w:line="300"/>
+            </w:pPr>
+            <w:r>
+              <w:rPr>
+                <w:rFonts w:ascii="Arial" w:cs="Arial" w:eastAsia="Arial" w:hAnsi="Arial"/>
+                <w:b/>
+                <w:bCs/>
+                <w:color w:val="24405C"/>
+                <w:sz w:val="20"/>
+                <w:szCs w:val="20"/>
+              </w:rPr>
+              <w:t xml:space="preserve">Radar thế hệ mới nhìn người thế nào</w:t>
+            </w:r>
+          </w:p>
+          <w:p>
+            <w:pPr>
+              <w:spacing w:after="80" w:line="310"/>
+            </w:pPr>
+            <w:r>
+              <w:rPr>
+                <w:rFonts w:ascii="Arial" w:cs="Arial" w:eastAsia="Arial" w:hAnsi="Arial"/>
+                <w:color w:val="1B1B1B"/>
+                <w:sz w:val="20"/>
+                <w:szCs w:val="20"/>
+              </w:rPr>
+              <w:t xml:space="preserve">① 4D: nhiều anten (ARS 408 có 24 → ARS 548 có 192), góc mịn hơn, đo được độ cao, trên một người có được nhiều điểm.</w:t>
+            </w:r>
+          </w:p>
+          <w:p>
+            <w:pPr>
+              <w:spacing w:after="80" w:line="310"/>
+            </w:pPr>
+            <w:r>
+              <w:rPr>
+                <w:rFonts w:ascii="Arial" w:cs="Arial" w:eastAsia="Arial" w:hAnsi="Arial"/>
+                <w:color w:val="1B1B1B"/>
+                <w:sz w:val="20"/>
+                <w:szCs w:val="20"/>
+              </w:rPr>
+              <w:t xml:space="preserve">② Micro-Doppler: cột điện cả cây cùng một tốc độ; người đi bộ tay chân đung đưa, trong cùng một vật có nhiều tốc độ, dùng để nhận ra người.</w:t>
+            </w:r>
+          </w:p>
+          <w:p>
+            <w:pPr>
+              <w:spacing w:after="80" w:line="310"/>
+            </w:pPr>
+            <w:r>
+              <w:rPr>
+                <w:rFonts w:ascii="Arial" w:cs="Arial" w:eastAsia="Arial" w:hAnsi="Arial"/>
+                <w:color w:val="1B1B1B"/>
+                <w:sz w:val="20"/>
+                <w:szCs w:val="20"/>
+              </w:rPr>
+              <w:t xml:space="preserve">③ Nhìn lâu hơn: cộng nhiều lần quét liên tiếp, rồi bám theo để nối các điểm chập chờn thành một đường.</w:t>
+            </w:r>
+          </w:p>
+          <w:p>
+            <w:pPr>
+              <w:spacing w:after="80" w:line="310"/>
+            </w:pPr>
+            <w:r>
+              <w:rPr>
+                <w:rFonts w:ascii="Arial" w:cs="Arial" w:eastAsia="Arial" w:hAnsi="Arial"/>
+                <w:color w:val="1B1B1B"/>
+                <w:sz w:val="20"/>
+                <w:szCs w:val="20"/>
+              </w:rPr>
+              <w:t xml:space="preserve">④ Ghép với camera (hoặc ảnh nhiệt): radar cho khoảng cách và tốc độ, camera nhận ra đó là người. Đây là cách xe thương mại dùng nhiều nhất.</w:t>
+            </w:r>
+          </w:p>
+          <w:p>
+            <w:pPr>
+              <w:spacing w:after="0" w:line="310"/>
+            </w:pPr>
+            <w:r>
+              <w:rPr>
+                <w:rFonts w:ascii="Arial" w:cs="Arial" w:eastAsia="Arial" w:hAnsi="Arial"/>
+                <w:color w:val="1B1B1B"/>
+                <w:sz w:val="20"/>
+                <w:szCs w:val="20"/>
+              </w:rPr>
+              <w:t xml:space="preserve">Bộ dữ liệu View-of-Delft (Hà Lan, 2022) dùng radar 4D thế hệ mới: người đi bộ ngay phía trước xe tìm được khoảng một nửa, tốt hơn ARS 408, nhưng người vẫn là loại khó tìm nhất; ghép thêm camera thì điểm còn cao hơn.</w:t>
+            </w:r>
+          </w:p>
+        </w:tc>
+      </w:tr>
+    </w:tbl>
+    <w:p>
+      <w:pPr>
+        <w:pStyle w:val="Heading1"/>
+        <w:keepNext/>
+        <w:pageBreakBefore/>
+        <w:spacing w:after="240" w:before="160"/>
+      </w:pPr>
+      <w:r>
+        <w:rPr>
+          <w:rFonts w:ascii="Arial" w:cs="Arial" w:eastAsia="Arial" w:hAnsi="Arial"/>
+          <w:b/>
+          <w:bCs/>
+          <w:color w:val="24405C"/>
+          <w:sz w:val="30"/>
+          <w:szCs w:val="30"/>
+        </w:rPr>
+        <w:t xml:space="preserve">3.9 Hợp nhất cảm biến: cái nào cũng hỏng, ghép lại thế nào</w:t>
       </w:r>
     </w:p>
     <w:p>
@@ -5551,330 +5517,7 @@
           <w:sz w:val="24"/>
           <w:szCs w:val="24"/>
         </w:rPr>
-        <w:t xml:space="preserve">Hai lợi ích của việc ghép</w:t>
-      </w:r>
-    </w:p>
-    <w:tbl>
-      <w:tblPr>
-        <w:tblW w:type="dxa" w:w="9360"/>
-        <w:tblBorders>
-          <w:top w:val="single" w:color="8A949C" w:sz="8"/>
-          <w:left w:val="none"/>
-          <w:bottom w:val="single" w:color="8A949C" w:sz="8"/>
-          <w:right w:val="none"/>
-          <w:insideH w:val="single" w:color="BFC7CE" w:sz="2"/>
-          <w:insideV w:val="none"/>
-        </w:tblBorders>
-      </w:tblPr>
-      <w:tblGrid>
-        <w:gridCol w:w="1800"/>
-        <w:gridCol w:w="4000"/>
-        <w:gridCol w:w="3560"/>
-      </w:tblGrid>
-      <w:tr>
-        <w:trPr>
-          <w:cantSplit/>
-          <w:tblHeader/>
-        </w:trPr>
-        <w:tc>
-          <w:tcPr>
-            <w:tcW w:type="dxa" w:w="1800"/>
-            <w:shd w:fill="EDF0F3" w:color="auto" w:val="clear"/>
-            <w:tcMar>
-              <w:top w:type="dxa" w:w="60"/>
-              <w:left w:type="dxa" w:w="95"/>
-              <w:bottom w:type="dxa" w:w="60"/>
-              <w:right w:type="dxa" w:w="95"/>
-            </w:tcMar>
-            <w:vAlign w:val="center"/>
-          </w:tcPr>
-          <w:p>
-            <w:pPr>
-              <w:spacing w:after="0" w:line="265"/>
-            </w:pPr>
-            <w:r>
-              <w:rPr>
-                <w:rFonts w:ascii="Arial" w:cs="Arial" w:eastAsia="Arial" w:hAnsi="Arial"/>
-                <w:b/>
-                <w:bCs/>
-                <w:color w:val="1B1B1B"/>
-                <w:sz w:val="18"/>
-                <w:szCs w:val="18"/>
-              </w:rPr>
-              <w:t xml:space="preserve">Lợi ích</w:t>
-            </w:r>
-          </w:p>
-        </w:tc>
-        <w:tc>
-          <w:tcPr>
-            <w:tcW w:type="dxa" w:w="4000"/>
-            <w:shd w:fill="EDF0F3" w:color="auto" w:val="clear"/>
-            <w:tcMar>
-              <w:top w:type="dxa" w:w="60"/>
-              <w:left w:type="dxa" w:w="95"/>
-              <w:bottom w:type="dxa" w:w="60"/>
-              <w:right w:type="dxa" w:w="95"/>
-            </w:tcMar>
-            <w:vAlign w:val="center"/>
-          </w:tcPr>
-          <w:p>
-            <w:pPr>
-              <w:spacing w:after="0" w:line="265"/>
-            </w:pPr>
-            <w:r>
-              <w:rPr>
-                <w:rFonts w:ascii="Arial" w:cs="Arial" w:eastAsia="Arial" w:hAnsi="Arial"/>
-                <w:b/>
-                <w:bCs/>
-                <w:color w:val="1B1B1B"/>
-                <w:sz w:val="18"/>
-                <w:szCs w:val="18"/>
-              </w:rPr>
-              <w:t xml:space="preserve">Nghĩa là</w:t>
-            </w:r>
-          </w:p>
-        </w:tc>
-        <w:tc>
-          <w:tcPr>
-            <w:tcW w:type="dxa" w:w="3560"/>
-            <w:shd w:fill="EDF0F3" w:color="auto" w:val="clear"/>
-            <w:tcMar>
-              <w:top w:type="dxa" w:w="60"/>
-              <w:left w:type="dxa" w:w="95"/>
-              <w:bottom w:type="dxa" w:w="60"/>
-              <w:right w:type="dxa" w:w="95"/>
-            </w:tcMar>
-            <w:vAlign w:val="center"/>
-          </w:tcPr>
-          <w:p>
-            <w:pPr>
-              <w:spacing w:after="0" w:line="265"/>
-            </w:pPr>
-            <w:r>
-              <w:rPr>
-                <w:rFonts w:ascii="Arial" w:cs="Arial" w:eastAsia="Arial" w:hAnsi="Arial"/>
-                <w:b/>
-                <w:bCs/>
-                <w:color w:val="1B1B1B"/>
-                <w:sz w:val="18"/>
-                <w:szCs w:val="18"/>
-              </w:rPr>
-              <w:t xml:space="preserve">Ví dụ</w:t>
-            </w:r>
-          </w:p>
-        </w:tc>
-      </w:tr>
-      <w:tr>
-        <w:trPr>
-          <w:cantSplit/>
-          <w:tblHeader w:val="false"/>
-        </w:trPr>
-        <w:tc>
-          <w:tcPr>
-            <w:tcW w:type="dxa" w:w="1800"/>
-            <w:tcMar>
-              <w:top w:type="dxa" w:w="60"/>
-              <w:left w:type="dxa" w:w="95"/>
-              <w:bottom w:type="dxa" w:w="60"/>
-              <w:right w:type="dxa" w:w="95"/>
-            </w:tcMar>
-            <w:vAlign w:val="center"/>
-          </w:tcPr>
-          <w:p>
-            <w:pPr>
-              <w:spacing w:after="0" w:line="265"/>
-            </w:pPr>
-            <w:r>
-              <w:rPr>
-                <w:rFonts w:ascii="Arial" w:cs="Arial" w:eastAsia="Arial" w:hAnsi="Arial"/>
-                <w:b w:val="false"/>
-                <w:bCs w:val="false"/>
-                <w:color w:val="1B1B1B"/>
-                <w:sz w:val="18"/>
-                <w:szCs w:val="18"/>
-              </w:rPr>
-              <w:t xml:space="preserve">Bổ sung</w:t>
-            </w:r>
-          </w:p>
-        </w:tc>
-        <w:tc>
-          <w:tcPr>
-            <w:tcW w:type="dxa" w:w="4000"/>
-            <w:tcMar>
-              <w:top w:type="dxa" w:w="60"/>
-              <w:left w:type="dxa" w:w="95"/>
-              <w:bottom w:type="dxa" w:w="60"/>
-              <w:right w:type="dxa" w:w="95"/>
-            </w:tcMar>
-            <w:vAlign w:val="center"/>
-          </w:tcPr>
-          <w:p>
-            <w:pPr>
-              <w:spacing w:after="0" w:line="265"/>
-            </w:pPr>
-            <w:r>
-              <w:rPr>
-                <w:rFonts w:ascii="Arial" w:cs="Arial" w:eastAsia="Arial" w:hAnsi="Arial"/>
-                <w:b w:val="false"/>
-                <w:bCs w:val="false"/>
-                <w:color w:val="1B1B1B"/>
-                <w:sz w:val="18"/>
-                <w:szCs w:val="18"/>
-              </w:rPr>
-              <w:t xml:space="preserve">Mỗi cái cho một thông tin khác, ghép lại mới thành câu đầy đủ.</w:t>
-            </w:r>
-          </w:p>
-        </w:tc>
-        <w:tc>
-          <w:tcPr>
-            <w:tcW w:type="dxa" w:w="3560"/>
-            <w:tcMar>
-              <w:top w:type="dxa" w:w="60"/>
-              <w:left w:type="dxa" w:w="95"/>
-              <w:bottom w:type="dxa" w:w="60"/>
-              <w:right w:type="dxa" w:w="95"/>
-            </w:tcMar>
-            <w:vAlign w:val="center"/>
-          </w:tcPr>
-          <w:p>
-            <w:pPr>
-              <w:spacing w:after="0" w:line="265"/>
-            </w:pPr>
-            <w:r>
-              <w:rPr>
-                <w:rFonts w:ascii="Arial" w:cs="Arial" w:eastAsia="Arial" w:hAnsi="Arial"/>
-                <w:b w:val="false"/>
-                <w:bCs w:val="false"/>
-                <w:color w:val="1B1B1B"/>
-                <w:sz w:val="18"/>
-                <w:szCs w:val="18"/>
-              </w:rPr>
-              <w:t xml:space="preserve">Camera: xe máy; lidar: 30 m; radar: đang lại gần 20 km/h</w:t>
-            </w:r>
-          </w:p>
-        </w:tc>
-      </w:tr>
-      <w:tr>
-        <w:trPr>
-          <w:cantSplit/>
-          <w:tblHeader w:val="false"/>
-        </w:trPr>
-        <w:tc>
-          <w:tcPr>
-            <w:tcW w:type="dxa" w:w="1800"/>
-            <w:tcMar>
-              <w:top w:type="dxa" w:w="60"/>
-              <w:left w:type="dxa" w:w="95"/>
-              <w:bottom w:type="dxa" w:w="60"/>
-              <w:right w:type="dxa" w:w="95"/>
-            </w:tcMar>
-            <w:vAlign w:val="center"/>
-          </w:tcPr>
-          <w:p>
-            <w:pPr>
-              <w:spacing w:after="0" w:line="265"/>
-            </w:pPr>
-            <w:r>
-              <w:rPr>
-                <w:rFonts w:ascii="Arial" w:cs="Arial" w:eastAsia="Arial" w:hAnsi="Arial"/>
-                <w:b w:val="false"/>
-                <w:bCs w:val="false"/>
-                <w:color w:val="1B1B1B"/>
-                <w:sz w:val="18"/>
-                <w:szCs w:val="18"/>
-              </w:rPr>
-              <w:t xml:space="preserve">Dự phòng</w:t>
-            </w:r>
-          </w:p>
-        </w:tc>
-        <w:tc>
-          <w:tcPr>
-            <w:tcW w:type="dxa" w:w="4000"/>
-            <w:tcMar>
-              <w:top w:type="dxa" w:w="60"/>
-              <w:left w:type="dxa" w:w="95"/>
-              <w:bottom w:type="dxa" w:w="60"/>
-              <w:right w:type="dxa" w:w="95"/>
-            </w:tcMar>
-            <w:vAlign w:val="center"/>
-          </w:tcPr>
-          <w:p>
-            <w:pPr>
-              <w:spacing w:after="0" w:line="265"/>
-            </w:pPr>
-            <w:r>
-              <w:rPr>
-                <w:rFonts w:ascii="Arial" w:cs="Arial" w:eastAsia="Arial" w:hAnsi="Arial"/>
-                <w:b w:val="false"/>
-                <w:bCs w:val="false"/>
-                <w:color w:val="1B1B1B"/>
-                <w:sz w:val="18"/>
-                <w:szCs w:val="18"/>
-              </w:rPr>
-              <w:t xml:space="preserve">Cùng một việc đo hai lần; một cái hỏng thì cái kia gánh, nói khác nhau là biết có cái đang sai.</w:t>
-            </w:r>
-          </w:p>
-        </w:tc>
-        <w:tc>
-          <w:tcPr>
-            <w:tcW w:type="dxa" w:w="3560"/>
-            <w:tcMar>
-              <w:top w:type="dxa" w:w="60"/>
-              <w:left w:type="dxa" w:w="95"/>
-              <w:bottom w:type="dxa" w:w="60"/>
-              <w:right w:type="dxa" w:w="95"/>
-            </w:tcMar>
-            <w:vAlign w:val="center"/>
-          </w:tcPr>
-          <w:p>
-            <w:pPr>
-              <w:spacing w:after="0" w:line="265"/>
-            </w:pPr>
-            <w:r>
-              <w:rPr>
-                <w:rFonts w:ascii="Arial" w:cs="Arial" w:eastAsia="Arial" w:hAnsi="Arial"/>
-                <w:b w:val="false"/>
-                <w:bCs w:val="false"/>
-                <w:color w:val="1B1B1B"/>
-                <w:sz w:val="18"/>
-                <w:szCs w:val="18"/>
-              </w:rPr>
-              <w:t xml:space="preserve">Mưa to camera mờ, radar vẫn đo «phía trước có vật»</w:t>
-            </w:r>
-          </w:p>
-        </w:tc>
-      </w:tr>
-    </w:tbl>
-    <w:p>
-      <w:pPr>
-        <w:spacing w:after="0"/>
-      </w:pPr>
-      <w:r>
-        <w:rPr>
-          <w:rFonts w:ascii="Arial" w:cs="Arial" w:eastAsia="Arial" w:hAnsi="Arial"/>
-          <w:color w:val="1B1B1B"/>
-          <w:sz w:val="22"/>
-          <w:szCs w:val="22"/>
-        </w:rPr>
-        <w:t xml:space="preserve"/>
-      </w:r>
-    </w:p>
-    <w:p>
-      <w:pPr>
-        <w:pStyle w:val="Heading2"/>
-        <w:keepNext/>
-        <w:spacing w:after="130" w:before="300"/>
-      </w:pPr>
-      <w:r>
-        <w:rPr>
-          <w:rFonts w:ascii="Arial" w:cs="Arial" w:eastAsia="Arial" w:hAnsi="Arial"/>
-          <w:b/>
-          <w:bCs/>
-          <w:color w:val="24405C"/>
-          <w:sz w:val="24"/>
-          <w:szCs w:val="24"/>
-        </w:rPr>
-        <w:t xml:space="preserve">Điều kiện 1: căn chỉnh không gian (hiệu chuẩn)</w:t>
+        <w:t xml:space="preserve">Hai cái nói khác nhau, nghe ai?</w:t>
       </w:r>
     </w:p>
     <w:p>
@@ -5886,7 +5529,7 @@
       <w:r>
         <w:drawing>
           <wp:inline distT="0" distB="0" distL="0" distR="0">
-            <wp:extent cx="5905500" cy="1371600"/>
+            <wp:extent cx="4000500" cy="2667000"/>
             <wp:effectExtent t="0" r="0" b="0" l="0"/>
             <wp:docPr id="1" name="" descr="" title=""/>
             <wp:cNvGraphicFramePr>
@@ -5911,7 +5554,7 @@
                   <pic:spPr bwMode="auto">
                     <a:xfrm>
                       <a:off x="0" y="0"/>
-                      <a:ext cx="5905500" cy="1371600"/>
+                      <a:ext cx="4000500" cy="2667000"/>
                     </a:xfrm>
                     <a:prstGeom prst="rect">
                       <a:avLst/>
@@ -5938,7 +5581,7 @@
           <w:sz w:val="19"/>
           <w:szCs w:val="19"/>
         </w:rPr>
-        <w:t xml:space="preserve">Cùng một khung, chiếu điểm lidar lên camera. Trái: hiệu chuẩn đúng, điểm cam (gần) phủ đúng xe tải nhỏ; phải: cố ý xoay lidar thêm 4°, điểm trượt sang bên. scene-0061. Dữ liệu: nuScenes (Motional), CC BY-NC-SA 4.0</w:t>
+        <w:t xml:space="preserve">Hình động minh hoạ tự làm (phóng to chiều cao): radar chạm biển báo trên đầu ở 60 m, hay xe đỗ dưới biển báo, điểm trên bản đồ y hệt nhau.</w:t>
       </w:r>
     </w:p>
     <w:p>
@@ -5954,147 +5597,7 @@
           <w:sz w:val="22"/>
           <w:szCs w:val="22"/>
         </w:rPr>
-        <w:t xml:space="preserve">Ba bạn trong lớp ngồi ở chỗ khác nhau, mặt quay hướng khác nhau, mỗi người nói «thùng rác ở phía trước bên phải tôi 2 m». Phải biết mỗi người ngồi đâu, quay mặt về đâu mới vẽ ba câu đó lên cùng một sơ đồ lớp học. Trên xe cũng vậy: mỗi cảm biến nói theo vị trí của nó, phải biết nó </w:t>
-      </w:r>
-      <w:r>
-        <w:rPr>
-          <w:rFonts w:ascii="Arial" w:cs="Arial" w:eastAsia="Arial" w:hAnsi="Arial"/>
-          <w:b/>
-          <w:bCs/>
-          <w:color w:val="24405C"/>
-          <w:sz w:val="22"/>
-          <w:szCs w:val="22"/>
-        </w:rPr>
-        <w:t xml:space="preserve">gắn ở đâu trên thân xe, hướng về đâu</w:t>
-      </w:r>
-      <w:r>
-        <w:rPr>
-          <w:rFonts w:ascii="Arial" w:cs="Arial" w:eastAsia="Arial" w:hAnsi="Arial"/>
-          <w:color w:val="1B1B1B"/>
-          <w:sz w:val="22"/>
-          <w:szCs w:val="22"/>
-        </w:rPr>
-        <w:t xml:space="preserve">; bộ số này gọi là </w:t>
-      </w:r>
-      <w:r>
-        <w:rPr>
-          <w:rFonts w:ascii="Arial" w:cs="Arial" w:eastAsia="Arial" w:hAnsi="Arial"/>
-          <w:b/>
-          <w:bCs/>
-          <w:color w:val="24405C"/>
-          <w:sz w:val="22"/>
-          <w:szCs w:val="22"/>
-        </w:rPr>
-        <w:t xml:space="preserve">tham số ngoài</w:t>
-      </w:r>
-      <w:r>
-        <w:rPr>
-          <w:rFonts w:ascii="Arial" w:cs="Arial" w:eastAsia="Arial" w:hAnsi="Arial"/>
-          <w:color w:val="1B1B1B"/>
-          <w:sz w:val="22"/>
-          <w:szCs w:val="22"/>
-        </w:rPr>
-        <w:t xml:space="preserve">, việc đo nó gọi là </w:t>
-      </w:r>
-      <w:r>
-        <w:rPr>
-          <w:rFonts w:ascii="Arial" w:cs="Arial" w:eastAsia="Arial" w:hAnsi="Arial"/>
-          <w:b/>
-          <w:bCs/>
-          <w:color w:val="24405C"/>
-          <w:sz w:val="22"/>
-          <w:szCs w:val="22"/>
-        </w:rPr>
-        <w:t xml:space="preserve">hiệu chuẩn</w:t>
-      </w:r>
-      <w:r>
-        <w:rPr>
-          <w:rFonts w:ascii="Arial" w:cs="Arial" w:eastAsia="Arial" w:hAnsi="Arial"/>
-          <w:color w:val="1B1B1B"/>
-          <w:sz w:val="22"/>
-          <w:szCs w:val="22"/>
-        </w:rPr>
-        <w:t xml:space="preserve">.</w:t>
-      </w:r>
-    </w:p>
-    <w:p>
-      <w:pPr>
-        <w:pStyle w:val="ListParagraph"/>
-        <w:widowControl/>
-        <w:numPr>
-          <w:ilvl w:val="0"/>
-          <w:numId w:val="2"/>
-        </w:numPr>
-        <w:spacing w:after="80" w:line="320"/>
-      </w:pPr>
-      <w:r>
-        <w:rPr>
-          <w:rFonts w:ascii="Arial" w:cs="Arial" w:eastAsia="Arial" w:hAnsi="Arial"/>
-          <w:color w:val="1B1B1B"/>
-          <w:sz w:val="22"/>
-          <w:szCs w:val="22"/>
-        </w:rPr>
-        <w:t xml:space="preserve">Tham số ngoài là sáu số cho mỗi cảm biến: ba số vị trí (tiến lên, sang trái, cao bao nhiêu), ba số hướng (quay trái phải, ngẩng lên xuống, nghiêng hay không).</w:t>
-      </w:r>
-    </w:p>
-    <w:p>
-      <w:pPr>
-        <w:pStyle w:val="ListParagraph"/>
-        <w:widowControl/>
-        <w:numPr>
-          <w:ilvl w:val="0"/>
-          <w:numId w:val="2"/>
-        </w:numPr>
-        <w:spacing w:after="80" w:line="320"/>
-      </w:pPr>
-      <w:r>
-        <w:rPr>
-          <w:rFonts w:ascii="Arial" w:cs="Arial" w:eastAsia="Arial" w:hAnsi="Arial"/>
-          <w:color w:val="1B1B1B"/>
-          <w:sz w:val="22"/>
-          <w:szCs w:val="22"/>
-        </w:rPr>
-        <w:t xml:space="preserve">Số thật của nuScenes: camera trước cách trục sau 1,7 m về phía trước, cao 1,5 m; lidar 0,9 m, cao 1,8 m; radar trước 3,4 m, cao 0,5 m; radar góc trước trái 2,4 m, lệch trái 0,8 m, quay sang trái.</w:t>
-      </w:r>
-    </w:p>
-    <w:p>
-      <w:pPr>
-        <w:pStyle w:val="ListParagraph"/>
-        <w:widowControl/>
-        <w:numPr>
-          <w:ilvl w:val="0"/>
-          <w:numId w:val="2"/>
-        </w:numPr>
-        <w:spacing w:after="80" w:line="320"/>
-      </w:pPr>
-      <w:r>
-        <w:rPr>
-          <w:rFonts w:ascii="Arial" w:cs="Arial" w:eastAsia="Arial" w:hAnsi="Arial"/>
-          <w:color w:val="1B1B1B"/>
-          <w:sz w:val="22"/>
-          <w:szCs w:val="22"/>
-        </w:rPr>
-        <w:t xml:space="preserve">Hướng đặc biệt quan trọng: «phía trước» của lidar này thật ra quay về bên phải xe, lệch 90°; không biết điều đó thì nó nói «phía trước 10 m có xe» mà thật ra xe ở bên phải.</w:t>
-      </w:r>
-    </w:p>
-    <w:p>
-      <w:pPr>
-        <w:pStyle w:val="ListParagraph"/>
-        <w:widowControl/>
-        <w:numPr>
-          <w:ilvl w:val="0"/>
-          <w:numId w:val="2"/>
-        </w:numPr>
-        <w:spacing w:after="80" w:line="320"/>
-      </w:pPr>
-      <w:r>
-        <w:rPr>
-          <w:rFonts w:ascii="Arial" w:cs="Arial" w:eastAsia="Arial" w:hAnsi="Arial"/>
-          <w:color w:val="1B1B1B"/>
-          <w:sz w:val="22"/>
-          <w:szCs w:val="22"/>
-        </w:rPr>
-        <w:t xml:space="preserve">nuScenes hiệu chuẩn thế nào: lidar dùng máy cân mực laser đo tới gốc toạ độ; camera dùng khối hiệu chuẩn ba mặt có hoa văn để khớp với lidar; radar lái xe trên đường, dùng vật đứng yên bên đường suy ra nó lệch mấy độ; tham số trong của camera dùng bảng hiệu chuẩn. Trong thời gian thu dữ liệu, khoảng mỗi tuần cập nhật hai lần.</w:t>
+        <w:t xml:space="preserve">Radar nói: phía trước 60 m có vật. Camera nói: không có xe. Nghe radar, có thể phanh gấp vì một tấm biển trên đầu (phanh ma); nghe camera, có thể đâm vào một xe đang đỗ mà nó không nhận ra. Hợp nhất không có đáp án luôn đúng, nó là chọn cái giá nào chịu được.</w:t>
       </w:r>
     </w:p>
     <w:p>
@@ -6112,7 +5615,330 @@
           <w:sz w:val="24"/>
           <w:szCs w:val="24"/>
         </w:rPr>
-        <w:t xml:space="preserve">Điều kiện 2: căn chỉnh thời gian (đồng bộ)</w:t>
+        <w:t xml:space="preserve">Hai lợi ích của việc ghép</w:t>
+      </w:r>
+    </w:p>
+    <w:tbl>
+      <w:tblPr>
+        <w:tblW w:type="dxa" w:w="9360"/>
+        <w:tblBorders>
+          <w:top w:val="single" w:color="8A949C" w:sz="8"/>
+          <w:left w:val="none"/>
+          <w:bottom w:val="single" w:color="8A949C" w:sz="8"/>
+          <w:right w:val="none"/>
+          <w:insideH w:val="single" w:color="BFC7CE" w:sz="2"/>
+          <w:insideV w:val="none"/>
+        </w:tblBorders>
+      </w:tblPr>
+      <w:tblGrid>
+        <w:gridCol w:w="1800"/>
+        <w:gridCol w:w="4000"/>
+        <w:gridCol w:w="3560"/>
+      </w:tblGrid>
+      <w:tr>
+        <w:trPr>
+          <w:cantSplit/>
+          <w:tblHeader/>
+        </w:trPr>
+        <w:tc>
+          <w:tcPr>
+            <w:tcW w:type="dxa" w:w="1800"/>
+            <w:shd w:fill="EDF0F3" w:color="auto" w:val="clear"/>
+            <w:tcMar>
+              <w:top w:type="dxa" w:w="60"/>
+              <w:left w:type="dxa" w:w="95"/>
+              <w:bottom w:type="dxa" w:w="60"/>
+              <w:right w:type="dxa" w:w="95"/>
+            </w:tcMar>
+            <w:vAlign w:val="center"/>
+          </w:tcPr>
+          <w:p>
+            <w:pPr>
+              <w:spacing w:after="0" w:line="265"/>
+            </w:pPr>
+            <w:r>
+              <w:rPr>
+                <w:rFonts w:ascii="Arial" w:cs="Arial" w:eastAsia="Arial" w:hAnsi="Arial"/>
+                <w:b/>
+                <w:bCs/>
+                <w:color w:val="1B1B1B"/>
+                <w:sz w:val="18"/>
+                <w:szCs w:val="18"/>
+              </w:rPr>
+              <w:t xml:space="preserve">Lợi ích</w:t>
+            </w:r>
+          </w:p>
+        </w:tc>
+        <w:tc>
+          <w:tcPr>
+            <w:tcW w:type="dxa" w:w="4000"/>
+            <w:shd w:fill="EDF0F3" w:color="auto" w:val="clear"/>
+            <w:tcMar>
+              <w:top w:type="dxa" w:w="60"/>
+              <w:left w:type="dxa" w:w="95"/>
+              <w:bottom w:type="dxa" w:w="60"/>
+              <w:right w:type="dxa" w:w="95"/>
+            </w:tcMar>
+            <w:vAlign w:val="center"/>
+          </w:tcPr>
+          <w:p>
+            <w:pPr>
+              <w:spacing w:after="0" w:line="265"/>
+            </w:pPr>
+            <w:r>
+              <w:rPr>
+                <w:rFonts w:ascii="Arial" w:cs="Arial" w:eastAsia="Arial" w:hAnsi="Arial"/>
+                <w:b/>
+                <w:bCs/>
+                <w:color w:val="1B1B1B"/>
+                <w:sz w:val="18"/>
+                <w:szCs w:val="18"/>
+              </w:rPr>
+              <w:t xml:space="preserve">Nghĩa là</w:t>
+            </w:r>
+          </w:p>
+        </w:tc>
+        <w:tc>
+          <w:tcPr>
+            <w:tcW w:type="dxa" w:w="3560"/>
+            <w:shd w:fill="EDF0F3" w:color="auto" w:val="clear"/>
+            <w:tcMar>
+              <w:top w:type="dxa" w:w="60"/>
+              <w:left w:type="dxa" w:w="95"/>
+              <w:bottom w:type="dxa" w:w="60"/>
+              <w:right w:type="dxa" w:w="95"/>
+            </w:tcMar>
+            <w:vAlign w:val="center"/>
+          </w:tcPr>
+          <w:p>
+            <w:pPr>
+              <w:spacing w:after="0" w:line="265"/>
+            </w:pPr>
+            <w:r>
+              <w:rPr>
+                <w:rFonts w:ascii="Arial" w:cs="Arial" w:eastAsia="Arial" w:hAnsi="Arial"/>
+                <w:b/>
+                <w:bCs/>
+                <w:color w:val="1B1B1B"/>
+                <w:sz w:val="18"/>
+                <w:szCs w:val="18"/>
+              </w:rPr>
+              <w:t xml:space="preserve">Ví dụ</w:t>
+            </w:r>
+          </w:p>
+        </w:tc>
+      </w:tr>
+      <w:tr>
+        <w:trPr>
+          <w:cantSplit/>
+          <w:tblHeader w:val="false"/>
+        </w:trPr>
+        <w:tc>
+          <w:tcPr>
+            <w:tcW w:type="dxa" w:w="1800"/>
+            <w:tcMar>
+              <w:top w:type="dxa" w:w="60"/>
+              <w:left w:type="dxa" w:w="95"/>
+              <w:bottom w:type="dxa" w:w="60"/>
+              <w:right w:type="dxa" w:w="95"/>
+            </w:tcMar>
+            <w:vAlign w:val="center"/>
+          </w:tcPr>
+          <w:p>
+            <w:pPr>
+              <w:spacing w:after="0" w:line="265"/>
+            </w:pPr>
+            <w:r>
+              <w:rPr>
+                <w:rFonts w:ascii="Arial" w:cs="Arial" w:eastAsia="Arial" w:hAnsi="Arial"/>
+                <w:b w:val="false"/>
+                <w:bCs w:val="false"/>
+                <w:color w:val="1B1B1B"/>
+                <w:sz w:val="18"/>
+                <w:szCs w:val="18"/>
+              </w:rPr>
+              <w:t xml:space="preserve">Bổ sung</w:t>
+            </w:r>
+          </w:p>
+        </w:tc>
+        <w:tc>
+          <w:tcPr>
+            <w:tcW w:type="dxa" w:w="4000"/>
+            <w:tcMar>
+              <w:top w:type="dxa" w:w="60"/>
+              <w:left w:type="dxa" w:w="95"/>
+              <w:bottom w:type="dxa" w:w="60"/>
+              <w:right w:type="dxa" w:w="95"/>
+            </w:tcMar>
+            <w:vAlign w:val="center"/>
+          </w:tcPr>
+          <w:p>
+            <w:pPr>
+              <w:spacing w:after="0" w:line="265"/>
+            </w:pPr>
+            <w:r>
+              <w:rPr>
+                <w:rFonts w:ascii="Arial" w:cs="Arial" w:eastAsia="Arial" w:hAnsi="Arial"/>
+                <w:b w:val="false"/>
+                <w:bCs w:val="false"/>
+                <w:color w:val="1B1B1B"/>
+                <w:sz w:val="18"/>
+                <w:szCs w:val="18"/>
+              </w:rPr>
+              <w:t xml:space="preserve">Mỗi cái cho một thông tin khác, ghép lại mới thành câu đầy đủ.</w:t>
+            </w:r>
+          </w:p>
+        </w:tc>
+        <w:tc>
+          <w:tcPr>
+            <w:tcW w:type="dxa" w:w="3560"/>
+            <w:tcMar>
+              <w:top w:type="dxa" w:w="60"/>
+              <w:left w:type="dxa" w:w="95"/>
+              <w:bottom w:type="dxa" w:w="60"/>
+              <w:right w:type="dxa" w:w="95"/>
+            </w:tcMar>
+            <w:vAlign w:val="center"/>
+          </w:tcPr>
+          <w:p>
+            <w:pPr>
+              <w:spacing w:after="0" w:line="265"/>
+            </w:pPr>
+            <w:r>
+              <w:rPr>
+                <w:rFonts w:ascii="Arial" w:cs="Arial" w:eastAsia="Arial" w:hAnsi="Arial"/>
+                <w:b w:val="false"/>
+                <w:bCs w:val="false"/>
+                <w:color w:val="1B1B1B"/>
+                <w:sz w:val="18"/>
+                <w:szCs w:val="18"/>
+              </w:rPr>
+              <w:t xml:space="preserve">Camera: xe máy; lidar: 30 m; radar: đang lại gần 20 km/h</w:t>
+            </w:r>
+          </w:p>
+        </w:tc>
+      </w:tr>
+      <w:tr>
+        <w:trPr>
+          <w:cantSplit/>
+          <w:tblHeader w:val="false"/>
+        </w:trPr>
+        <w:tc>
+          <w:tcPr>
+            <w:tcW w:type="dxa" w:w="1800"/>
+            <w:tcMar>
+              <w:top w:type="dxa" w:w="60"/>
+              <w:left w:type="dxa" w:w="95"/>
+              <w:bottom w:type="dxa" w:w="60"/>
+              <w:right w:type="dxa" w:w="95"/>
+            </w:tcMar>
+            <w:vAlign w:val="center"/>
+          </w:tcPr>
+          <w:p>
+            <w:pPr>
+              <w:spacing w:after="0" w:line="265"/>
+            </w:pPr>
+            <w:r>
+              <w:rPr>
+                <w:rFonts w:ascii="Arial" w:cs="Arial" w:eastAsia="Arial" w:hAnsi="Arial"/>
+                <w:b w:val="false"/>
+                <w:bCs w:val="false"/>
+                <w:color w:val="1B1B1B"/>
+                <w:sz w:val="18"/>
+                <w:szCs w:val="18"/>
+              </w:rPr>
+              <w:t xml:space="preserve">Dự phòng</w:t>
+            </w:r>
+          </w:p>
+        </w:tc>
+        <w:tc>
+          <w:tcPr>
+            <w:tcW w:type="dxa" w:w="4000"/>
+            <w:tcMar>
+              <w:top w:type="dxa" w:w="60"/>
+              <w:left w:type="dxa" w:w="95"/>
+              <w:bottom w:type="dxa" w:w="60"/>
+              <w:right w:type="dxa" w:w="95"/>
+            </w:tcMar>
+            <w:vAlign w:val="center"/>
+          </w:tcPr>
+          <w:p>
+            <w:pPr>
+              <w:spacing w:after="0" w:line="265"/>
+            </w:pPr>
+            <w:r>
+              <w:rPr>
+                <w:rFonts w:ascii="Arial" w:cs="Arial" w:eastAsia="Arial" w:hAnsi="Arial"/>
+                <w:b w:val="false"/>
+                <w:bCs w:val="false"/>
+                <w:color w:val="1B1B1B"/>
+                <w:sz w:val="18"/>
+                <w:szCs w:val="18"/>
+              </w:rPr>
+              <w:t xml:space="preserve">Cùng một việc đo hai lần; một cái hỏng thì cái kia gánh, nói khác nhau là biết có cái đang sai.</w:t>
+            </w:r>
+          </w:p>
+        </w:tc>
+        <w:tc>
+          <w:tcPr>
+            <w:tcW w:type="dxa" w:w="3560"/>
+            <w:tcMar>
+              <w:top w:type="dxa" w:w="60"/>
+              <w:left w:type="dxa" w:w="95"/>
+              <w:bottom w:type="dxa" w:w="60"/>
+              <w:right w:type="dxa" w:w="95"/>
+            </w:tcMar>
+            <w:vAlign w:val="center"/>
+          </w:tcPr>
+          <w:p>
+            <w:pPr>
+              <w:spacing w:after="0" w:line="265"/>
+            </w:pPr>
+            <w:r>
+              <w:rPr>
+                <w:rFonts w:ascii="Arial" w:cs="Arial" w:eastAsia="Arial" w:hAnsi="Arial"/>
+                <w:b w:val="false"/>
+                <w:bCs w:val="false"/>
+                <w:color w:val="1B1B1B"/>
+                <w:sz w:val="18"/>
+                <w:szCs w:val="18"/>
+              </w:rPr>
+              <w:t xml:space="preserve">Mưa to camera mờ, radar vẫn đo «phía trước có vật»</w:t>
+            </w:r>
+          </w:p>
+        </w:tc>
+      </w:tr>
+    </w:tbl>
+    <w:p>
+      <w:pPr>
+        <w:spacing w:after="0"/>
+      </w:pPr>
+      <w:r>
+        <w:rPr>
+          <w:rFonts w:ascii="Arial" w:cs="Arial" w:eastAsia="Arial" w:hAnsi="Arial"/>
+          <w:color w:val="1B1B1B"/>
+          <w:sz w:val="22"/>
+          <w:szCs w:val="22"/>
+        </w:rPr>
+        <w:t xml:space="preserve"/>
+      </w:r>
+    </w:p>
+    <w:p>
+      <w:pPr>
+        <w:pStyle w:val="Heading2"/>
+        <w:keepNext/>
+        <w:spacing w:after="130" w:before="300"/>
+      </w:pPr>
+      <w:r>
+        <w:rPr>
+          <w:rFonts w:ascii="Arial" w:cs="Arial" w:eastAsia="Arial" w:hAnsi="Arial"/>
+          <w:b/>
+          <w:bCs/>
+          <w:color w:val="24405C"/>
+          <w:sz w:val="24"/>
+          <w:szCs w:val="24"/>
+        </w:rPr>
+        <w:t xml:space="preserve">Điều kiện 1: căn chỉnh không gian (hiệu chuẩn)</w:t>
       </w:r>
     </w:p>
     <w:p>
@@ -6124,7 +5950,7 @@
       <w:r>
         <w:drawing>
           <wp:inline distT="0" distB="0" distL="0" distR="0">
-            <wp:extent cx="5905500" cy="1390650"/>
+            <wp:extent cx="5905500" cy="1371600"/>
             <wp:effectExtent t="0" r="0" b="0" l="0"/>
             <wp:docPr id="1" name="" descr="" title=""/>
             <wp:cNvGraphicFramePr>
@@ -6149,7 +5975,7 @@
                   <pic:spPr bwMode="auto">
                     <a:xfrm>
                       <a:off x="0" y="0"/>
-                      <a:ext cx="5905500" cy="1390650"/>
+                      <a:ext cx="5905500" cy="1371600"/>
                     </a:xfrm>
                     <a:prstGeom prst="rect">
                       <a:avLst/>
@@ -6176,7 +6002,7 @@
           <w:sz w:val="19"/>
           <w:szCs w:val="19"/>
         </w:rPr>
-        <w:t xml:space="preserve">Xe băng qua ngã tư, khoảng 37 km/h. Trái: đồng bộ, điểm lidar phủ đúng xe; phải: dùng vòng quét sớm hơn 0,2 s, đầu xe không có điểm, sau đuôi lại có; biển báo đứng yên nên vẫn khớp. Chỉ vẽ điểm cao 0,4–2 m. scene-1100. Dữ liệu: nuScenes (Motional), CC BY-NC-SA 4.0</w:t>
+        <w:t xml:space="preserve">Cùng một khung, chiếu điểm lidar lên camera. Trái: hiệu chuẩn đúng, điểm cam (gần) phủ đúng xe tải nhỏ; phải: cố ý xoay lidar thêm 4°, điểm trượt sang bên. scene-0061. Dữ liệu: nuScenes (Motional), CC BY-NC-SA 4.0</w:t>
       </w:r>
     </w:p>
     <w:p>
@@ -6192,7 +6018,147 @@
           <w:sz w:val="22"/>
           <w:szCs w:val="22"/>
         </w:rPr>
-        <w:t xml:space="preserve">Lidar 20 lần mỗi giây, radar 13, camera 12, mỗi cái chụp vào một lúc khác nhau. Như hai người chụp cùng một chiếc xe chạy qua, một người bấm chậm nửa giây, chồng lên thì thành hai xe. 37 km/h thì 0,2 s đi 2 m. Cách của nuScenes: khi lidar quay tới giữa vùng nhìn của một camera thì mới kích camera đó chụp.</w:t>
+        <w:t xml:space="preserve">Ba bạn trong lớp ngồi ở chỗ khác nhau, mặt quay hướng khác nhau, mỗi người nói «thùng rác ở phía trước bên phải tôi 2 m». Phải biết mỗi người ngồi đâu, quay mặt về đâu mới vẽ ba câu đó lên cùng một sơ đồ lớp học. Trên xe cũng vậy: mỗi cảm biến nói theo vị trí của nó, phải biết nó </w:t>
+      </w:r>
+      <w:r>
+        <w:rPr>
+          <w:rFonts w:ascii="Arial" w:cs="Arial" w:eastAsia="Arial" w:hAnsi="Arial"/>
+          <w:b/>
+          <w:bCs/>
+          <w:color w:val="24405C"/>
+          <w:sz w:val="22"/>
+          <w:szCs w:val="22"/>
+        </w:rPr>
+        <w:t xml:space="preserve">gắn ở đâu trên thân xe, hướng về đâu</w:t>
+      </w:r>
+      <w:r>
+        <w:rPr>
+          <w:rFonts w:ascii="Arial" w:cs="Arial" w:eastAsia="Arial" w:hAnsi="Arial"/>
+          <w:color w:val="1B1B1B"/>
+          <w:sz w:val="22"/>
+          <w:szCs w:val="22"/>
+        </w:rPr>
+        <w:t xml:space="preserve">; bộ số này gọi là </w:t>
+      </w:r>
+      <w:r>
+        <w:rPr>
+          <w:rFonts w:ascii="Arial" w:cs="Arial" w:eastAsia="Arial" w:hAnsi="Arial"/>
+          <w:b/>
+          <w:bCs/>
+          <w:color w:val="24405C"/>
+          <w:sz w:val="22"/>
+          <w:szCs w:val="22"/>
+        </w:rPr>
+        <w:t xml:space="preserve">tham số ngoài</w:t>
+      </w:r>
+      <w:r>
+        <w:rPr>
+          <w:rFonts w:ascii="Arial" w:cs="Arial" w:eastAsia="Arial" w:hAnsi="Arial"/>
+          <w:color w:val="1B1B1B"/>
+          <w:sz w:val="22"/>
+          <w:szCs w:val="22"/>
+        </w:rPr>
+        <w:t xml:space="preserve">, việc đo nó gọi là </w:t>
+      </w:r>
+      <w:r>
+        <w:rPr>
+          <w:rFonts w:ascii="Arial" w:cs="Arial" w:eastAsia="Arial" w:hAnsi="Arial"/>
+          <w:b/>
+          <w:bCs/>
+          <w:color w:val="24405C"/>
+          <w:sz w:val="22"/>
+          <w:szCs w:val="22"/>
+        </w:rPr>
+        <w:t xml:space="preserve">hiệu chuẩn</w:t>
+      </w:r>
+      <w:r>
+        <w:rPr>
+          <w:rFonts w:ascii="Arial" w:cs="Arial" w:eastAsia="Arial" w:hAnsi="Arial"/>
+          <w:color w:val="1B1B1B"/>
+          <w:sz w:val="22"/>
+          <w:szCs w:val="22"/>
+        </w:rPr>
+        <w:t xml:space="preserve">.</w:t>
+      </w:r>
+    </w:p>
+    <w:p>
+      <w:pPr>
+        <w:pStyle w:val="ListParagraph"/>
+        <w:widowControl/>
+        <w:numPr>
+          <w:ilvl w:val="0"/>
+          <w:numId w:val="2"/>
+        </w:numPr>
+        <w:spacing w:after="80" w:line="320"/>
+      </w:pPr>
+      <w:r>
+        <w:rPr>
+          <w:rFonts w:ascii="Arial" w:cs="Arial" w:eastAsia="Arial" w:hAnsi="Arial"/>
+          <w:color w:val="1B1B1B"/>
+          <w:sz w:val="22"/>
+          <w:szCs w:val="22"/>
+        </w:rPr>
+        <w:t xml:space="preserve">Tham số ngoài là sáu số cho mỗi cảm biến: ba số vị trí (tiến lên, sang trái, cao bao nhiêu), ba số hướng (quay trái phải, ngẩng lên xuống, nghiêng hay không).</w:t>
+      </w:r>
+    </w:p>
+    <w:p>
+      <w:pPr>
+        <w:pStyle w:val="ListParagraph"/>
+        <w:widowControl/>
+        <w:numPr>
+          <w:ilvl w:val="0"/>
+          <w:numId w:val="2"/>
+        </w:numPr>
+        <w:spacing w:after="80" w:line="320"/>
+      </w:pPr>
+      <w:r>
+        <w:rPr>
+          <w:rFonts w:ascii="Arial" w:cs="Arial" w:eastAsia="Arial" w:hAnsi="Arial"/>
+          <w:color w:val="1B1B1B"/>
+          <w:sz w:val="22"/>
+          <w:szCs w:val="22"/>
+        </w:rPr>
+        <w:t xml:space="preserve">Số thật của nuScenes: camera trước cách trục sau 1,7 m về phía trước, cao 1,5 m; lidar 0,9 m, cao 1,8 m; radar trước 3,4 m, cao 0,5 m; radar góc trước trái 2,4 m, lệch trái 0,8 m, quay sang trái.</w:t>
+      </w:r>
+    </w:p>
+    <w:p>
+      <w:pPr>
+        <w:pStyle w:val="ListParagraph"/>
+        <w:widowControl/>
+        <w:numPr>
+          <w:ilvl w:val="0"/>
+          <w:numId w:val="2"/>
+        </w:numPr>
+        <w:spacing w:after="80" w:line="320"/>
+      </w:pPr>
+      <w:r>
+        <w:rPr>
+          <w:rFonts w:ascii="Arial" w:cs="Arial" w:eastAsia="Arial" w:hAnsi="Arial"/>
+          <w:color w:val="1B1B1B"/>
+          <w:sz w:val="22"/>
+          <w:szCs w:val="22"/>
+        </w:rPr>
+        <w:t xml:space="preserve">Hướng đặc biệt quan trọng: «phía trước» của lidar này thật ra quay về bên phải xe, lệch 90°; không biết điều đó thì nó nói «phía trước 10 m có xe» mà thật ra xe ở bên phải.</w:t>
+      </w:r>
+    </w:p>
+    <w:p>
+      <w:pPr>
+        <w:pStyle w:val="ListParagraph"/>
+        <w:widowControl/>
+        <w:numPr>
+          <w:ilvl w:val="0"/>
+          <w:numId w:val="2"/>
+        </w:numPr>
+        <w:spacing w:after="80" w:line="320"/>
+      </w:pPr>
+      <w:r>
+        <w:rPr>
+          <w:rFonts w:ascii="Arial" w:cs="Arial" w:eastAsia="Arial" w:hAnsi="Arial"/>
+          <w:color w:val="1B1B1B"/>
+          <w:sz w:val="22"/>
+          <w:szCs w:val="22"/>
+        </w:rPr>
+        <w:t xml:space="preserve">nuScenes hiệu chuẩn thế nào: lidar dùng máy cân mực laser đo tới gốc toạ độ; camera dùng khối hiệu chuẩn ba mặt có hoa văn để khớp với lidar; radar lái xe trên đường, dùng vật đứng yên bên đường suy ra nó lệch mấy độ; tham số trong của camera dùng bảng hiệu chuẩn. Trong thời gian thu dữ liệu, khoảng mỗi tuần cập nhật hai lần.</w:t>
       </w:r>
     </w:p>
     <w:p>
@@ -6210,402 +6176,7 @@
           <w:sz w:val="24"/>
           <w:szCs w:val="24"/>
         </w:rPr>
-        <w:t xml:space="preserve">Khi nào ghép: sớm, giữa, muộn</w:t>
-      </w:r>
-    </w:p>
-    <w:tbl>
-      <w:tblPr>
-        <w:tblW w:type="dxa" w:w="9360"/>
-        <w:tblBorders>
-          <w:top w:val="single" w:color="8A949C" w:sz="8"/>
-          <w:left w:val="none"/>
-          <w:bottom w:val="single" w:color="8A949C" w:sz="8"/>
-          <w:right w:val="none"/>
-          <w:insideH w:val="single" w:color="BFC7CE" w:sz="2"/>
-          <w:insideV w:val="none"/>
-        </w:tblBorders>
-      </w:tblPr>
-      <w:tblGrid>
-        <w:gridCol w:w="1800"/>
-        <w:gridCol w:w="3300"/>
-        <w:gridCol w:w="4260"/>
-      </w:tblGrid>
-      <w:tr>
-        <w:trPr>
-          <w:cantSplit/>
-          <w:tblHeader/>
-        </w:trPr>
-        <w:tc>
-          <w:tcPr>
-            <w:tcW w:type="dxa" w:w="1800"/>
-            <w:shd w:fill="EDF0F3" w:color="auto" w:val="clear"/>
-            <w:tcMar>
-              <w:top w:type="dxa" w:w="60"/>
-              <w:left w:type="dxa" w:w="95"/>
-              <w:bottom w:type="dxa" w:w="60"/>
-              <w:right w:type="dxa" w:w="95"/>
-            </w:tcMar>
-            <w:vAlign w:val="center"/>
-          </w:tcPr>
-          <w:p>
-            <w:pPr>
-              <w:spacing w:after="0" w:line="265"/>
-            </w:pPr>
-            <w:r>
-              <w:rPr>
-                <w:rFonts w:ascii="Arial" w:cs="Arial" w:eastAsia="Arial" w:hAnsi="Arial"/>
-                <w:b/>
-                <w:bCs/>
-                <w:color w:val="1B1B1B"/>
-                <w:sz w:val="18"/>
-                <w:szCs w:val="18"/>
-              </w:rPr>
-              <w:t xml:space="preserve">Thời điểm</w:t>
-            </w:r>
-          </w:p>
-        </w:tc>
-        <w:tc>
-          <w:tcPr>
-            <w:tcW w:type="dxa" w:w="3300"/>
-            <w:shd w:fill="EDF0F3" w:color="auto" w:val="clear"/>
-            <w:tcMar>
-              <w:top w:type="dxa" w:w="60"/>
-              <w:left w:type="dxa" w:w="95"/>
-              <w:bottom w:type="dxa" w:w="60"/>
-              <w:right w:type="dxa" w:w="95"/>
-            </w:tcMar>
-            <w:vAlign w:val="center"/>
-          </w:tcPr>
-          <w:p>
-            <w:pPr>
-              <w:spacing w:after="0" w:line="265"/>
-            </w:pPr>
-            <w:r>
-              <w:rPr>
-                <w:rFonts w:ascii="Arial" w:cs="Arial" w:eastAsia="Arial" w:hAnsi="Arial"/>
-                <w:b/>
-                <w:bCs/>
-                <w:color w:val="1B1B1B"/>
-                <w:sz w:val="18"/>
-                <w:szCs w:val="18"/>
-              </w:rPr>
-              <w:t xml:space="preserve">Cách làm</w:t>
-            </w:r>
-          </w:p>
-        </w:tc>
-        <w:tc>
-          <w:tcPr>
-            <w:tcW w:type="dxa" w:w="4260"/>
-            <w:shd w:fill="EDF0F3" w:color="auto" w:val="clear"/>
-            <w:tcMar>
-              <w:top w:type="dxa" w:w="60"/>
-              <w:left w:type="dxa" w:w="95"/>
-              <w:bottom w:type="dxa" w:w="60"/>
-              <w:right w:type="dxa" w:w="95"/>
-            </w:tcMar>
-            <w:vAlign w:val="center"/>
-          </w:tcPr>
-          <w:p>
-            <w:pPr>
-              <w:spacing w:after="0" w:line="265"/>
-            </w:pPr>
-            <w:r>
-              <w:rPr>
-                <w:rFonts w:ascii="Arial" w:cs="Arial" w:eastAsia="Arial" w:hAnsi="Arial"/>
-                <w:b/>
-                <w:bCs/>
-                <w:color w:val="1B1B1B"/>
-                <w:sz w:val="18"/>
-                <w:szCs w:val="18"/>
-              </w:rPr>
-              <w:t xml:space="preserve">Ưu, nhược</w:t>
-            </w:r>
-          </w:p>
-        </w:tc>
-      </w:tr>
-      <w:tr>
-        <w:trPr>
-          <w:cantSplit/>
-          <w:tblHeader w:val="false"/>
-        </w:trPr>
-        <w:tc>
-          <w:tcPr>
-            <w:tcW w:type="dxa" w:w="1800"/>
-            <w:tcMar>
-              <w:top w:type="dxa" w:w="60"/>
-              <w:left w:type="dxa" w:w="95"/>
-              <w:bottom w:type="dxa" w:w="60"/>
-              <w:right w:type="dxa" w:w="95"/>
-            </w:tcMar>
-            <w:vAlign w:val="center"/>
-          </w:tcPr>
-          <w:p>
-            <w:pPr>
-              <w:spacing w:after="0" w:line="265"/>
-            </w:pPr>
-            <w:r>
-              <w:rPr>
-                <w:rFonts w:ascii="Arial" w:cs="Arial" w:eastAsia="Arial" w:hAnsi="Arial"/>
-                <w:b w:val="false"/>
-                <w:bCs w:val="false"/>
-                <w:color w:val="1B1B1B"/>
-                <w:sz w:val="18"/>
-                <w:szCs w:val="18"/>
-              </w:rPr>
-              <w:t xml:space="preserve">Ghép sớm</w:t>
-            </w:r>
-          </w:p>
-        </w:tc>
-        <w:tc>
-          <w:tcPr>
-            <w:tcW w:type="dxa" w:w="3300"/>
-            <w:tcMar>
-              <w:top w:type="dxa" w:w="60"/>
-              <w:left w:type="dxa" w:w="95"/>
-              <w:bottom w:type="dxa" w:w="60"/>
-              <w:right w:type="dxa" w:w="95"/>
-            </w:tcMar>
-            <w:vAlign w:val="center"/>
-          </w:tcPr>
-          <w:p>
-            <w:pPr>
-              <w:spacing w:after="0" w:line="265"/>
-            </w:pPr>
-            <w:r>
-              <w:rPr>
-                <w:rFonts w:ascii="Arial" w:cs="Arial" w:eastAsia="Arial" w:hAnsi="Arial"/>
-                <w:b w:val="false"/>
-                <w:bCs w:val="false"/>
-                <w:color w:val="1B1B1B"/>
-                <w:sz w:val="18"/>
-                <w:szCs w:val="18"/>
-              </w:rPr>
-              <w:t xml:space="preserve">Ghép ngay dữ liệu gốc, ví dụ chiếu điểm lidar lên ảnh camera</w:t>
-            </w:r>
-          </w:p>
-        </w:tc>
-        <w:tc>
-          <w:tcPr>
-            <w:tcW w:type="dxa" w:w="4260"/>
-            <w:tcMar>
-              <w:top w:type="dxa" w:w="60"/>
-              <w:left w:type="dxa" w:w="95"/>
-              <w:bottom w:type="dxa" w:w="60"/>
-              <w:right w:type="dxa" w:w="95"/>
-            </w:tcMar>
-            <w:vAlign w:val="center"/>
-          </w:tcPr>
-          <w:p>
-            <w:pPr>
-              <w:spacing w:after="0" w:line="265"/>
-            </w:pPr>
-            <w:r>
-              <w:rPr>
-                <w:rFonts w:ascii="Arial" w:cs="Arial" w:eastAsia="Arial" w:hAnsi="Arial"/>
-                <w:b w:val="false"/>
-                <w:bCs w:val="false"/>
-                <w:color w:val="1B1B1B"/>
-                <w:sz w:val="18"/>
-                <w:szCs w:val="18"/>
-              </w:rPr>
-              <w:t xml:space="preserve">Thông tin đầy đủ nhất; phải căn chỉnh rất chuẩn</w:t>
-            </w:r>
-          </w:p>
-        </w:tc>
-      </w:tr>
-      <w:tr>
-        <w:trPr>
-          <w:cantSplit/>
-          <w:tblHeader w:val="false"/>
-        </w:trPr>
-        <w:tc>
-          <w:tcPr>
-            <w:tcW w:type="dxa" w:w="1800"/>
-            <w:tcMar>
-              <w:top w:type="dxa" w:w="60"/>
-              <w:left w:type="dxa" w:w="95"/>
-              <w:bottom w:type="dxa" w:w="60"/>
-              <w:right w:type="dxa" w:w="95"/>
-            </w:tcMar>
-            <w:vAlign w:val="center"/>
-          </w:tcPr>
-          <w:p>
-            <w:pPr>
-              <w:spacing w:after="0" w:line="265"/>
-            </w:pPr>
-            <w:r>
-              <w:rPr>
-                <w:rFonts w:ascii="Arial" w:cs="Arial" w:eastAsia="Arial" w:hAnsi="Arial"/>
-                <w:b w:val="false"/>
-                <w:bCs w:val="false"/>
-                <w:color w:val="1B1B1B"/>
-                <w:sz w:val="18"/>
-                <w:szCs w:val="18"/>
-              </w:rPr>
-              <w:t xml:space="preserve">Ghép giữa</w:t>
-            </w:r>
-          </w:p>
-        </w:tc>
-        <w:tc>
-          <w:tcPr>
-            <w:tcW w:type="dxa" w:w="3300"/>
-            <w:tcMar>
-              <w:top w:type="dxa" w:w="60"/>
-              <w:left w:type="dxa" w:w="95"/>
-              <w:bottom w:type="dxa" w:w="60"/>
-              <w:right w:type="dxa" w:w="95"/>
-            </w:tcMar>
-            <w:vAlign w:val="center"/>
-          </w:tcPr>
-          <w:p>
-            <w:pPr>
-              <w:spacing w:after="0" w:line="265"/>
-            </w:pPr>
-            <w:r>
-              <w:rPr>
-                <w:rFonts w:ascii="Arial" w:cs="Arial" w:eastAsia="Arial" w:hAnsi="Arial"/>
-                <w:b w:val="false"/>
-                <w:bCs w:val="false"/>
-                <w:color w:val="1B1B1B"/>
-                <w:sz w:val="18"/>
-                <w:szCs w:val="18"/>
-              </w:rPr>
-              <w:t xml:space="preserve">Mỗi cái rút đặc trưng rồi ghép, ví dụ cùng vẽ thành một bản đồ nhìn từ trên</w:t>
-            </w:r>
-          </w:p>
-        </w:tc>
-        <w:tc>
-          <w:tcPr>
-            <w:tcW w:type="dxa" w:w="4260"/>
-            <w:tcMar>
-              <w:top w:type="dxa" w:w="60"/>
-              <w:left w:type="dxa" w:w="95"/>
-              <w:bottom w:type="dxa" w:w="60"/>
-              <w:right w:type="dxa" w:w="95"/>
-            </w:tcMar>
-            <w:vAlign w:val="center"/>
-          </w:tcPr>
-          <w:p>
-            <w:pPr>
-              <w:spacing w:after="0" w:line="265"/>
-            </w:pPr>
-            <w:r>
-              <w:rPr>
-                <w:rFonts w:ascii="Arial" w:cs="Arial" w:eastAsia="Arial" w:hAnsi="Arial"/>
-                <w:b w:val="false"/>
-                <w:bCs w:val="false"/>
-                <w:color w:val="1B1B1B"/>
-                <w:sz w:val="18"/>
-                <w:szCs w:val="18"/>
-              </w:rPr>
-              <w:t xml:space="preserve">Cách đang rất phổ biến</w:t>
-            </w:r>
-          </w:p>
-        </w:tc>
-      </w:tr>
-      <w:tr>
-        <w:trPr>
-          <w:cantSplit/>
-          <w:tblHeader w:val="false"/>
-        </w:trPr>
-        <w:tc>
-          <w:tcPr>
-            <w:tcW w:type="dxa" w:w="1800"/>
-            <w:tcMar>
-              <w:top w:type="dxa" w:w="60"/>
-              <w:left w:type="dxa" w:w="95"/>
-              <w:bottom w:type="dxa" w:w="60"/>
-              <w:right w:type="dxa" w:w="95"/>
-            </w:tcMar>
-            <w:vAlign w:val="center"/>
-          </w:tcPr>
-          <w:p>
-            <w:pPr>
-              <w:spacing w:after="0" w:line="265"/>
-            </w:pPr>
-            <w:r>
-              <w:rPr>
-                <w:rFonts w:ascii="Arial" w:cs="Arial" w:eastAsia="Arial" w:hAnsi="Arial"/>
-                <w:b w:val="false"/>
-                <w:bCs w:val="false"/>
-                <w:color w:val="1B1B1B"/>
-                <w:sz w:val="18"/>
-                <w:szCs w:val="18"/>
-              </w:rPr>
-              <w:t xml:space="preserve">Ghép muộn</w:t>
-            </w:r>
-          </w:p>
-        </w:tc>
-        <w:tc>
-          <w:tcPr>
-            <w:tcW w:type="dxa" w:w="3300"/>
-            <w:tcMar>
-              <w:top w:type="dxa" w:w="60"/>
-              <w:left w:type="dxa" w:w="95"/>
-              <w:bottom w:type="dxa" w:w="60"/>
-              <w:right w:type="dxa" w:w="95"/>
-            </w:tcMar>
-            <w:vAlign w:val="center"/>
-          </w:tcPr>
-          <w:p>
-            <w:pPr>
-              <w:spacing w:after="0" w:line="265"/>
-            </w:pPr>
-            <w:r>
-              <w:rPr>
-                <w:rFonts w:ascii="Arial" w:cs="Arial" w:eastAsia="Arial" w:hAnsi="Arial"/>
-                <w:b w:val="false"/>
-                <w:bCs w:val="false"/>
-                <w:color w:val="1B1B1B"/>
-                <w:sz w:val="18"/>
-                <w:szCs w:val="18"/>
-              </w:rPr>
-              <w:t xml:space="preserve">Mỗi cái tự tìm vật rồi ghép danh sách, ví dụ hộp của camera + mục tiêu radar</w:t>
-            </w:r>
-          </w:p>
-        </w:tc>
-        <w:tc>
-          <w:tcPr>
-            <w:tcW w:type="dxa" w:w="4260"/>
-            <w:tcMar>
-              <w:top w:type="dxa" w:w="60"/>
-              <w:left w:type="dxa" w:w="95"/>
-              <w:bottom w:type="dxa" w:w="60"/>
-              <w:right w:type="dxa" w:w="95"/>
-            </w:tcMar>
-            <w:vAlign w:val="center"/>
-          </w:tcPr>
-          <w:p>
-            <w:pPr>
-              <w:spacing w:after="0" w:line="265"/>
-            </w:pPr>
-            <w:r>
-              <w:rPr>
-                <w:rFonts w:ascii="Arial" w:cs="Arial" w:eastAsia="Arial" w:hAnsi="Arial"/>
-                <w:b w:val="false"/>
-                <w:bCs w:val="false"/>
-                <w:color w:val="1B1B1B"/>
-                <w:sz w:val="18"/>
-                <w:szCs w:val="18"/>
-              </w:rPr>
-              <w:t xml:space="preserve">Đơn giản nhất, hỏng một cái dễ thay; thông tin mỗi cái đã bỏ thì không lấy lại được</w:t>
-            </w:r>
-          </w:p>
-        </w:tc>
-      </w:tr>
-    </w:tbl>
-    <w:p>
-      <w:pPr>
-        <w:spacing w:after="0"/>
-      </w:pPr>
-      <w:r>
-        <w:rPr>
-          <w:rFonts w:ascii="Arial" w:cs="Arial" w:eastAsia="Arial" w:hAnsi="Arial"/>
-          <w:color w:val="1B1B1B"/>
-          <w:sz w:val="22"/>
-          <w:szCs w:val="22"/>
-        </w:rPr>
-        <w:t xml:space="preserve"/>
+        <w:t xml:space="preserve">Điều kiện 2: căn chỉnh thời gian (đồng bộ)</w:t>
       </w:r>
     </w:p>
     <w:p>
@@ -6617,7 +6188,7 @@
       <w:r>
         <w:drawing>
           <wp:inline distT="0" distB="0" distL="0" distR="0">
-            <wp:extent cx="4572000" cy="2571750"/>
+            <wp:extent cx="5905500" cy="1390650"/>
             <wp:effectExtent t="0" r="0" b="0" l="0"/>
             <wp:docPr id="1" name="" descr="" title=""/>
             <wp:cNvGraphicFramePr>
@@ -6642,7 +6213,7 @@
                   <pic:spPr bwMode="auto">
                     <a:xfrm>
                       <a:off x="0" y="0"/>
-                      <a:ext cx="4572000" cy="2571750"/>
+                      <a:ext cx="5905500" cy="1390650"/>
                     </a:xfrm>
                     <a:prstGeom prst="rect">
                       <a:avLst/>
@@ -6669,7 +6240,7 @@
           <w:sz w:val="19"/>
           <w:szCs w:val="19"/>
         </w:rPr>
-        <w:t xml:space="preserve">Ghép đôi: điểm radar nào thuộc hộp nào? Hộp xanh có điểm radar, hộp vàng (người đi bộ, xe ở xa) thì không. scene-0103. Dữ liệu: nuScenes (Motional), CC BY-NC-SA 4.0</w:t>
+        <w:t xml:space="preserve">Xe băng qua ngã tư, khoảng 37 km/h. Trái: đồng bộ, điểm lidar phủ đúng xe; phải: dùng vòng quét sớm hơn 0,2 s, đầu xe không có điểm, sau đuôi lại có; biển báo đứng yên nên vẫn khớp. Chỉ vẽ điểm cao 0,4–2 m. scene-1100. Dữ liệu: nuScenes (Motional), CC BY-NC-SA 4.0</w:t>
       </w:r>
     </w:p>
     <w:p>
@@ -6685,34 +6256,13 @@
           <w:sz w:val="22"/>
           <w:szCs w:val="22"/>
         </w:rPr>
-        <w:t xml:space="preserve">Bước quan trọng nhất của ghép muộn là </w:t>
-      </w:r>
-      <w:r>
-        <w:rPr>
-          <w:rFonts w:ascii="Arial" w:cs="Arial" w:eastAsia="Arial" w:hAnsi="Arial"/>
-          <w:b/>
-          <w:bCs/>
-          <w:color w:val="24405C"/>
-          <w:sz w:val="22"/>
-          <w:szCs w:val="22"/>
-        </w:rPr>
-        <w:t xml:space="preserve">ghép đôi</w:t>
-      </w:r>
-      <w:r>
-        <w:rPr>
-          <w:rFonts w:ascii="Arial" w:cs="Arial" w:eastAsia="Arial" w:hAnsi="Arial"/>
-          <w:color w:val="1B1B1B"/>
-          <w:sz w:val="22"/>
-          <w:szCs w:val="22"/>
-        </w:rPr>
-        <w:t xml:space="preserve">: điểm radar này với hộp nào của camera là cùng một vật? Như ghép tên trong danh sách với khuôn mặt trong ảnh lớp. Đơn giản nhất là xem vị trí, thêm tốc độ: một điểm đứng yên không thể là xe đang chạy. Điểm không thuộc hộp nào (lan can, cây) phải bỏ đi đúng cách.</w:t>
+        <w:t xml:space="preserve">Lidar 20 lần mỗi giây, radar 13, camera 12, mỗi cái chụp vào một lúc khác nhau. Như hai người chụp cùng một chiếc xe chạy qua, một người bấm chậm nửa giây, chồng lên thì thành hai xe. 37 km/h thì 0,2 s đi 2 m. Cách của nuScenes: khi lidar quay tới giữa vùng nhìn của một camera thì mới kích camera đó chụp.</w:t>
       </w:r>
     </w:p>
     <w:p>
       <w:pPr>
         <w:pStyle w:val="Heading2"/>
         <w:keepNext/>
-        <w:pageBreakBefore/>
         <w:spacing w:after="130" w:before="300"/>
       </w:pPr>
       <w:r>
@@ -6724,7 +6274,7 @@
           <w:sz w:val="24"/>
           <w:szCs w:val="24"/>
         </w:rPr>
-        <w:t xml:space="preserve">Nói khác nhau thì nghe ai</w:t>
+        <w:t xml:space="preserve">Khi nào ghép: sớm, giữa, muộn</w:t>
       </w:r>
     </w:p>
     <w:tbl>
@@ -6741,9 +6291,8 @@
       </w:tblPr>
       <w:tblGrid>
         <w:gridCol w:w="1800"/>
-        <w:gridCol w:w="2700"/>
-        <w:gridCol w:w="2600"/>
-        <w:gridCol w:w="2260"/>
+        <w:gridCol w:w="3300"/>
+        <w:gridCol w:w="4260"/>
       </w:tblGrid>
       <w:tr>
         <w:trPr>
@@ -6775,13 +6324,13 @@
                 <w:sz w:val="18"/>
                 <w:szCs w:val="18"/>
               </w:rPr>
-              <w:t xml:space="preserve">Cách</w:t>
-            </w:r>
-          </w:p>
-        </w:tc>
-        <w:tc>
-          <w:tcPr>
-            <w:tcW w:type="dxa" w:w="2700"/>
+              <w:t xml:space="preserve">Thời điểm</w:t>
+            </w:r>
+          </w:p>
+        </w:tc>
+        <w:tc>
+          <w:tcPr>
+            <w:tcW w:type="dxa" w:w="3300"/>
             <w:shd w:fill="EDF0F3" w:color="auto" w:val="clear"/>
             <w:tcMar>
               <w:top w:type="dxa" w:w="60"/>
@@ -6804,13 +6353,13 @@
                 <w:sz w:val="18"/>
                 <w:szCs w:val="18"/>
               </w:rPr>
-              <w:t xml:space="preserve">Làm thế nào</w:t>
-            </w:r>
-          </w:p>
-        </w:tc>
-        <w:tc>
-          <w:tcPr>
-            <w:tcW w:type="dxa" w:w="2600"/>
+              <w:t xml:space="preserve">Cách làm</w:t>
+            </w:r>
+          </w:p>
+        </w:tc>
+        <w:tc>
+          <w:tcPr>
+            <w:tcW w:type="dxa" w:w="4260"/>
             <w:shd w:fill="EDF0F3" w:color="auto" w:val="clear"/>
             <w:tcMar>
               <w:top w:type="dxa" w:w="60"/>
@@ -6833,36 +6382,7 @@
                 <w:sz w:val="18"/>
                 <w:szCs w:val="18"/>
               </w:rPr>
-              <w:t xml:space="preserve">Ví dụ</w:t>
-            </w:r>
-          </w:p>
-        </w:tc>
-        <w:tc>
-          <w:tcPr>
-            <w:tcW w:type="dxa" w:w="2260"/>
-            <w:shd w:fill="EDF0F3" w:color="auto" w:val="clear"/>
-            <w:tcMar>
-              <w:top w:type="dxa" w:w="60"/>
-              <w:left w:type="dxa" w:w="95"/>
-              <w:bottom w:type="dxa" w:w="60"/>
-              <w:right w:type="dxa" w:w="95"/>
-            </w:tcMar>
-            <w:vAlign w:val="center"/>
-          </w:tcPr>
-          <w:p>
-            <w:pPr>
-              <w:spacing w:after="0" w:line="265"/>
-            </w:pPr>
-            <w:r>
-              <w:rPr>
-                <w:rFonts w:ascii="Arial" w:cs="Arial" w:eastAsia="Arial" w:hAnsi="Arial"/>
-                <w:b/>
-                <w:bCs/>
-                <w:color w:val="1B1B1B"/>
-                <w:sz w:val="18"/>
-                <w:szCs w:val="18"/>
-              </w:rPr>
-              <w:t xml:space="preserve">Cái giá</w:t>
+              <w:t xml:space="preserve">Ưu, nhược</w:t>
             </w:r>
           </w:p>
         </w:tc>
@@ -6896,91 +6416,63 @@
                 <w:sz w:val="18"/>
                 <w:szCs w:val="18"/>
               </w:rPr>
-              <w:t xml:space="preserve">Tin theo điều kiện</w:t>
-            </w:r>
-          </w:p>
-        </w:tc>
-        <w:tc>
-          <w:tcPr>
-            <w:tcW w:type="dxa" w:w="2700"/>
-            <w:tcMar>
-              <w:top w:type="dxa" w:w="60"/>
-              <w:left w:type="dxa" w:w="95"/>
-              <w:bottom w:type="dxa" w:w="60"/>
-              <w:right w:type="dxa" w:w="95"/>
-            </w:tcMar>
-            <w:vAlign w:val="center"/>
-          </w:tcPr>
-          <w:p>
-            <w:pPr>
-              <w:spacing w:after="0" w:line="265"/>
-            </w:pPr>
-            <w:r>
-              <w:rPr>
-                <w:rFonts w:ascii="Arial" w:cs="Arial" w:eastAsia="Arial" w:hAnsi="Arial"/>
-                <w:b w:val="false"/>
-                <w:bCs w:val="false"/>
-                <w:color w:val="1B1B1B"/>
-                <w:sz w:val="18"/>
-                <w:szCs w:val="18"/>
-              </w:rPr>
-              <w:t xml:space="preserve">Mỗi cái có trọng số, đổi theo thời tiết, ánh sáng</w:t>
-            </w:r>
-          </w:p>
-        </w:tc>
-        <w:tc>
-          <w:tcPr>
-            <w:tcW w:type="dxa" w:w="2600"/>
-            <w:tcMar>
-              <w:top w:type="dxa" w:w="60"/>
-              <w:left w:type="dxa" w:w="95"/>
-              <w:bottom w:type="dxa" w:w="60"/>
-              <w:right w:type="dxa" w:w="95"/>
-            </w:tcMar>
-            <w:vAlign w:val="center"/>
-          </w:tcPr>
-          <w:p>
-            <w:pPr>
-              <w:spacing w:after="0" w:line="265"/>
-            </w:pPr>
-            <w:r>
-              <w:rPr>
-                <w:rFonts w:ascii="Arial" w:cs="Arial" w:eastAsia="Arial" w:hAnsi="Arial"/>
-                <w:b w:val="false"/>
-                <w:bCs w:val="false"/>
-                <w:color w:val="1B1B1B"/>
-                <w:sz w:val="18"/>
-                <w:szCs w:val="18"/>
-              </w:rPr>
-              <w:t xml:space="preserve">Trời mưa: tin radar hơn camera</w:t>
-            </w:r>
-          </w:p>
-        </w:tc>
-        <w:tc>
-          <w:tcPr>
-            <w:tcW w:type="dxa" w:w="2260"/>
-            <w:tcMar>
-              <w:top w:type="dxa" w:w="60"/>
-              <w:left w:type="dxa" w:w="95"/>
-              <w:bottom w:type="dxa" w:w="60"/>
-              <w:right w:type="dxa" w:w="95"/>
-            </w:tcMar>
-            <w:vAlign w:val="center"/>
-          </w:tcPr>
-          <w:p>
-            <w:pPr>
-              <w:spacing w:after="0" w:line="265"/>
-            </w:pPr>
-            <w:r>
-              <w:rPr>
-                <w:rFonts w:ascii="Arial" w:cs="Arial" w:eastAsia="Arial" w:hAnsi="Arial"/>
-                <w:b w:val="false"/>
-                <w:bCs w:val="false"/>
-                <w:color w:val="1B1B1B"/>
-                <w:sz w:val="18"/>
-                <w:szCs w:val="18"/>
-              </w:rPr>
-              <w:t xml:space="preserve">Phải biết trước lúc nào nó kém</w:t>
+              <w:t xml:space="preserve">Ghép sớm</w:t>
+            </w:r>
+          </w:p>
+        </w:tc>
+        <w:tc>
+          <w:tcPr>
+            <w:tcW w:type="dxa" w:w="3300"/>
+            <w:tcMar>
+              <w:top w:type="dxa" w:w="60"/>
+              <w:left w:type="dxa" w:w="95"/>
+              <w:bottom w:type="dxa" w:w="60"/>
+              <w:right w:type="dxa" w:w="95"/>
+            </w:tcMar>
+            <w:vAlign w:val="center"/>
+          </w:tcPr>
+          <w:p>
+            <w:pPr>
+              <w:spacing w:after="0" w:line="265"/>
+            </w:pPr>
+            <w:r>
+              <w:rPr>
+                <w:rFonts w:ascii="Arial" w:cs="Arial" w:eastAsia="Arial" w:hAnsi="Arial"/>
+                <w:b w:val="false"/>
+                <w:bCs w:val="false"/>
+                <w:color w:val="1B1B1B"/>
+                <w:sz w:val="18"/>
+                <w:szCs w:val="18"/>
+              </w:rPr>
+              <w:t xml:space="preserve">Ghép ngay dữ liệu gốc, ví dụ chiếu điểm lidar lên ảnh camera</w:t>
+            </w:r>
+          </w:p>
+        </w:tc>
+        <w:tc>
+          <w:tcPr>
+            <w:tcW w:type="dxa" w:w="4260"/>
+            <w:tcMar>
+              <w:top w:type="dxa" w:w="60"/>
+              <w:left w:type="dxa" w:w="95"/>
+              <w:bottom w:type="dxa" w:w="60"/>
+              <w:right w:type="dxa" w:w="95"/>
+            </w:tcMar>
+            <w:vAlign w:val="center"/>
+          </w:tcPr>
+          <w:p>
+            <w:pPr>
+              <w:spacing w:after="0" w:line="265"/>
+            </w:pPr>
+            <w:r>
+              <w:rPr>
+                <w:rFonts w:ascii="Arial" w:cs="Arial" w:eastAsia="Arial" w:hAnsi="Arial"/>
+                <w:b w:val="false"/>
+                <w:bCs w:val="false"/>
+                <w:color w:val="1B1B1B"/>
+                <w:sz w:val="18"/>
+                <w:szCs w:val="18"/>
+              </w:rPr>
+              <w:t xml:space="preserve">Thông tin đầy đủ nhất; phải căn chỉnh rất chuẩn</w:t>
             </w:r>
           </w:p>
         </w:tc>
@@ -7014,91 +6506,63 @@
                 <w:sz w:val="18"/>
                 <w:szCs w:val="18"/>
               </w:rPr>
-              <w:t xml:space="preserve">Đa số thắng</w:t>
-            </w:r>
-          </w:p>
-        </w:tc>
-        <w:tc>
-          <w:tcPr>
-            <w:tcW w:type="dxa" w:w="2700"/>
-            <w:tcMar>
-              <w:top w:type="dxa" w:w="60"/>
-              <w:left w:type="dxa" w:w="95"/>
-              <w:bottom w:type="dxa" w:w="60"/>
-              <w:right w:type="dxa" w:w="95"/>
-            </w:tcMar>
-            <w:vAlign w:val="center"/>
-          </w:tcPr>
-          <w:p>
-            <w:pPr>
-              <w:spacing w:after="0" w:line="265"/>
-            </w:pPr>
-            <w:r>
-              <w:rPr>
-                <w:rFonts w:ascii="Arial" w:cs="Arial" w:eastAsia="Arial" w:hAnsi="Arial"/>
-                <w:b w:val="false"/>
-                <w:bCs w:val="false"/>
-                <w:color w:val="1B1B1B"/>
-                <w:sz w:val="18"/>
-                <w:szCs w:val="18"/>
-              </w:rPr>
-              <w:t xml:space="preserve">Ba cái, hai cái nói có là có</w:t>
-            </w:r>
-          </w:p>
-        </w:tc>
-        <w:tc>
-          <w:tcPr>
-            <w:tcW w:type="dxa" w:w="2600"/>
-            <w:tcMar>
-              <w:top w:type="dxa" w:w="60"/>
-              <w:left w:type="dxa" w:w="95"/>
-              <w:bottom w:type="dxa" w:w="60"/>
-              <w:right w:type="dxa" w:w="95"/>
-            </w:tcMar>
-            <w:vAlign w:val="center"/>
-          </w:tcPr>
-          <w:p>
-            <w:pPr>
-              <w:spacing w:after="0" w:line="265"/>
-            </w:pPr>
-            <w:r>
-              <w:rPr>
-                <w:rFonts w:ascii="Arial" w:cs="Arial" w:eastAsia="Arial" w:hAnsi="Arial"/>
-                <w:b w:val="false"/>
-                <w:bCs w:val="false"/>
-                <w:color w:val="1B1B1B"/>
-                <w:sz w:val="18"/>
-                <w:szCs w:val="18"/>
-              </w:rPr>
-              <w:t xml:space="preserve">Camera, lidar nói có; radar nói không</w:t>
-            </w:r>
-          </w:p>
-        </w:tc>
-        <w:tc>
-          <w:tcPr>
-            <w:tcW w:type="dxa" w:w="2260"/>
-            <w:tcMar>
-              <w:top w:type="dxa" w:w="60"/>
-              <w:left w:type="dxa" w:w="95"/>
-              <w:bottom w:type="dxa" w:w="60"/>
-              <w:right w:type="dxa" w:w="95"/>
-            </w:tcMar>
-            <w:vAlign w:val="center"/>
-          </w:tcPr>
-          <w:p>
-            <w:pPr>
-              <w:spacing w:after="0" w:line="265"/>
-            </w:pPr>
-            <w:r>
-              <w:rPr>
-                <w:rFonts w:ascii="Arial" w:cs="Arial" w:eastAsia="Arial" w:hAnsi="Arial"/>
-                <w:b w:val="false"/>
-                <w:bCs w:val="false"/>
-                <w:color w:val="1B1B1B"/>
-                <w:sz w:val="18"/>
-                <w:szCs w:val="18"/>
-              </w:rPr>
-              <w:t xml:space="preserve">Cần ít nhất ba cái đo cùng việc; hai cái bị cùng một nguyên nhân đánh lừa thì sai</w:t>
+              <w:t xml:space="preserve">Ghép giữa</w:t>
+            </w:r>
+          </w:p>
+        </w:tc>
+        <w:tc>
+          <w:tcPr>
+            <w:tcW w:type="dxa" w:w="3300"/>
+            <w:tcMar>
+              <w:top w:type="dxa" w:w="60"/>
+              <w:left w:type="dxa" w:w="95"/>
+              <w:bottom w:type="dxa" w:w="60"/>
+              <w:right w:type="dxa" w:w="95"/>
+            </w:tcMar>
+            <w:vAlign w:val="center"/>
+          </w:tcPr>
+          <w:p>
+            <w:pPr>
+              <w:spacing w:after="0" w:line="265"/>
+            </w:pPr>
+            <w:r>
+              <w:rPr>
+                <w:rFonts w:ascii="Arial" w:cs="Arial" w:eastAsia="Arial" w:hAnsi="Arial"/>
+                <w:b w:val="false"/>
+                <w:bCs w:val="false"/>
+                <w:color w:val="1B1B1B"/>
+                <w:sz w:val="18"/>
+                <w:szCs w:val="18"/>
+              </w:rPr>
+              <w:t xml:space="preserve">Mỗi cái rút đặc trưng rồi ghép, ví dụ cùng vẽ thành một bản đồ nhìn từ trên</w:t>
+            </w:r>
+          </w:p>
+        </w:tc>
+        <w:tc>
+          <w:tcPr>
+            <w:tcW w:type="dxa" w:w="4260"/>
+            <w:tcMar>
+              <w:top w:type="dxa" w:w="60"/>
+              <w:left w:type="dxa" w:w="95"/>
+              <w:bottom w:type="dxa" w:w="60"/>
+              <w:right w:type="dxa" w:w="95"/>
+            </w:tcMar>
+            <w:vAlign w:val="center"/>
+          </w:tcPr>
+          <w:p>
+            <w:pPr>
+              <w:spacing w:after="0" w:line="265"/>
+            </w:pPr>
+            <w:r>
+              <w:rPr>
+                <w:rFonts w:ascii="Arial" w:cs="Arial" w:eastAsia="Arial" w:hAnsi="Arial"/>
+                <w:b w:val="false"/>
+                <w:bCs w:val="false"/>
+                <w:color w:val="1B1B1B"/>
+                <w:sz w:val="18"/>
+                <w:szCs w:val="18"/>
+              </w:rPr>
+              <w:t xml:space="preserve">Cách đang rất phổ biến</w:t>
             </w:r>
           </w:p>
         </w:tc>
@@ -7132,91 +6596,63 @@
                 <w:sz w:val="18"/>
                 <w:szCs w:val="18"/>
               </w:rPr>
-              <w:t xml:space="preserve">Cẩn thận trước</w:t>
-            </w:r>
-          </w:p>
-        </w:tc>
-        <w:tc>
-          <w:tcPr>
-            <w:tcW w:type="dxa" w:w="2700"/>
-            <w:tcMar>
-              <w:top w:type="dxa" w:w="60"/>
-              <w:left w:type="dxa" w:w="95"/>
-              <w:bottom w:type="dxa" w:w="60"/>
-              <w:right w:type="dxa" w:w="95"/>
-            </w:tcMar>
-            <w:vAlign w:val="center"/>
-          </w:tcPr>
-          <w:p>
-            <w:pPr>
-              <w:spacing w:after="0" w:line="265"/>
-            </w:pPr>
-            <w:r>
-              <w:rPr>
-                <w:rFonts w:ascii="Arial" w:cs="Arial" w:eastAsia="Arial" w:hAnsi="Arial"/>
-                <w:b w:val="false"/>
-                <w:bCs w:val="false"/>
-                <w:color w:val="1B1B1B"/>
-                <w:sz w:val="18"/>
-                <w:szCs w:val="18"/>
-              </w:rPr>
-              <w:t xml:space="preserve">Chỉ cần một cái nói có là giảm tốc</w:t>
-            </w:r>
-          </w:p>
-        </w:tc>
-        <w:tc>
-          <w:tcPr>
-            <w:tcW w:type="dxa" w:w="2600"/>
-            <w:tcMar>
-              <w:top w:type="dxa" w:w="60"/>
-              <w:left w:type="dxa" w:w="95"/>
-              <w:bottom w:type="dxa" w:w="60"/>
-              <w:right w:type="dxa" w:w="95"/>
-            </w:tcMar>
-            <w:vAlign w:val="center"/>
-          </w:tcPr>
-          <w:p>
-            <w:pPr>
-              <w:spacing w:after="0" w:line="265"/>
-            </w:pPr>
-            <w:r>
-              <w:rPr>
-                <w:rFonts w:ascii="Arial" w:cs="Arial" w:eastAsia="Arial" w:hAnsi="Arial"/>
-                <w:b w:val="false"/>
-                <w:bCs w:val="false"/>
-                <w:color w:val="1B1B1B"/>
-                <w:sz w:val="18"/>
-                <w:szCs w:val="18"/>
-              </w:rPr>
-              <w:t xml:space="preserve">Radar có, camera không → giảm tốc</w:t>
-            </w:r>
-          </w:p>
-        </w:tc>
-        <w:tc>
-          <w:tcPr>
-            <w:tcW w:type="dxa" w:w="2260"/>
-            <w:tcMar>
-              <w:top w:type="dxa" w:w="60"/>
-              <w:left w:type="dxa" w:w="95"/>
-              <w:bottom w:type="dxa" w:w="60"/>
-              <w:right w:type="dxa" w:w="95"/>
-            </w:tcMar>
-            <w:vAlign w:val="center"/>
-          </w:tcPr>
-          <w:p>
-            <w:pPr>
-              <w:spacing w:after="0" w:line="265"/>
-            </w:pPr>
-            <w:r>
-              <w:rPr>
-                <w:rFonts w:ascii="Arial" w:cs="Arial" w:eastAsia="Arial" w:hAnsi="Arial"/>
-                <w:b w:val="false"/>
-                <w:bCs w:val="false"/>
-                <w:color w:val="1B1B1B"/>
-                <w:sz w:val="18"/>
-                <w:szCs w:val="18"/>
-              </w:rPr>
-              <w:t xml:space="preserve">Phanh ma nhiều hơn</w:t>
+              <w:t xml:space="preserve">Ghép muộn</w:t>
+            </w:r>
+          </w:p>
+        </w:tc>
+        <w:tc>
+          <w:tcPr>
+            <w:tcW w:type="dxa" w:w="3300"/>
+            <w:tcMar>
+              <w:top w:type="dxa" w:w="60"/>
+              <w:left w:type="dxa" w:w="95"/>
+              <w:bottom w:type="dxa" w:w="60"/>
+              <w:right w:type="dxa" w:w="95"/>
+            </w:tcMar>
+            <w:vAlign w:val="center"/>
+          </w:tcPr>
+          <w:p>
+            <w:pPr>
+              <w:spacing w:after="0" w:line="265"/>
+            </w:pPr>
+            <w:r>
+              <w:rPr>
+                <w:rFonts w:ascii="Arial" w:cs="Arial" w:eastAsia="Arial" w:hAnsi="Arial"/>
+                <w:b w:val="false"/>
+                <w:bCs w:val="false"/>
+                <w:color w:val="1B1B1B"/>
+                <w:sz w:val="18"/>
+                <w:szCs w:val="18"/>
+              </w:rPr>
+              <w:t xml:space="preserve">Mỗi cái tự tìm vật rồi ghép danh sách, ví dụ hộp của camera + mục tiêu radar</w:t>
+            </w:r>
+          </w:p>
+        </w:tc>
+        <w:tc>
+          <w:tcPr>
+            <w:tcW w:type="dxa" w:w="4260"/>
+            <w:tcMar>
+              <w:top w:type="dxa" w:w="60"/>
+              <w:left w:type="dxa" w:w="95"/>
+              <w:bottom w:type="dxa" w:w="60"/>
+              <w:right w:type="dxa" w:w="95"/>
+            </w:tcMar>
+            <w:vAlign w:val="center"/>
+          </w:tcPr>
+          <w:p>
+            <w:pPr>
+              <w:spacing w:after="0" w:line="265"/>
+            </w:pPr>
+            <w:r>
+              <w:rPr>
+                <w:rFonts w:ascii="Arial" w:cs="Arial" w:eastAsia="Arial" w:hAnsi="Arial"/>
+                <w:b w:val="false"/>
+                <w:bCs w:val="false"/>
+                <w:color w:val="1B1B1B"/>
+                <w:sz w:val="18"/>
+                <w:szCs w:val="18"/>
+              </w:rPr>
+              <w:t xml:space="preserve">Đơn giản nhất, hỏng một cái dễ thay; thông tin mỗi cái đã bỏ thì không lấy lại được</w:t>
             </w:r>
           </w:p>
         </w:tc>
@@ -7234,40 +6670,6 @@
           <w:szCs w:val="22"/>
         </w:rPr>
         <w:t xml:space="preserve"/>
-      </w:r>
-    </w:p>
-    <w:p>
-      <w:pPr>
-        <w:widowControl/>
-        <w:spacing w:after="100" w:before="0" w:line="312"/>
-        <w:ind w:left="0" w:firstLine="0"/>
-      </w:pPr>
-      <w:r>
-        <w:rPr>
-          <w:rFonts w:ascii="Arial" w:cs="Arial" w:eastAsia="Arial" w:hAnsi="Arial"/>
-          <w:color w:val="1B1B1B"/>
-          <w:sz w:val="22"/>
-          <w:szCs w:val="22"/>
-        </w:rPr>
-        <w:t xml:space="preserve">Hệ thống thật dùng trộn cả ba. Khi cảm biến tự nói «lúc này tôi không đáng tin», trọng số của nó giảm xuống, cái khác gánh nhiều hơn.</w:t>
-      </w:r>
-    </w:p>
-    <w:p>
-      <w:pPr>
-        <w:pStyle w:val="Heading2"/>
-        <w:keepNext/>
-        <w:spacing w:after="130" w:before="300"/>
-      </w:pPr>
-      <w:r>
-        <w:rPr>
-          <w:rFonts w:ascii="Arial" w:cs="Arial" w:eastAsia="Arial" w:hAnsi="Arial"/>
-          <w:b/>
-          <w:bCs/>
-          <w:color w:val="24405C"/>
-          <w:sz w:val="24"/>
-          <w:szCs w:val="24"/>
-        </w:rPr>
-        <w:t xml:space="preserve">Hợp nhất định vị: cái nào chuẩn hơn thì tin nhiều hơn</w:t>
       </w:r>
     </w:p>
     <w:p>
@@ -7279,7 +6681,7 @@
       <w:r>
         <w:drawing>
           <wp:inline distT="0" distB="0" distL="0" distR="0">
-            <wp:extent cx="4000500" cy="2667000"/>
+            <wp:extent cx="4572000" cy="2571750"/>
             <wp:effectExtent t="0" r="0" b="0" l="0"/>
             <wp:docPr id="1" name="" descr="" title=""/>
             <wp:cNvGraphicFramePr>
@@ -7304,7 +6706,7 @@
                   <pic:spPr bwMode="auto">
                     <a:xfrm>
                       <a:off x="0" y="0"/>
-                      <a:ext cx="4000500" cy="2667000"/>
+                      <a:ext cx="4572000" cy="2571750"/>
                     </a:xfrm>
                     <a:prstGeom prst="rect">
                       <a:avLst/>
@@ -7331,7 +6733,7 @@
           <w:sz w:val="19"/>
           <w:szCs w:val="19"/>
         </w:rPr>
-        <w:t xml:space="preserve">Khung đầu của hình động tự làm: IMU + bánh xe 120,0 m (±1, hẹp và cao), GPS 118,0 m (±3, rộng và thấp), ghép lại 119,8 m, hẹp hơn cả hai. Độ rộng đường cong vẽ theo sai số.</w:t>
+        <w:t xml:space="preserve">Ghép đôi: điểm radar nào thuộc hộp nào? Hộp xanh có điểm radar, hộp vàng (người đi bộ, xe ở xa) thì không. scene-0103. Dữ liệu: nuScenes (Motional), CC BY-NC-SA 4.0</w:t>
       </w:r>
     </w:p>
     <w:p>
@@ -7347,32 +6749,19 @@
           <w:sz w:val="22"/>
           <w:szCs w:val="22"/>
         </w:rPr>
-        <w:t xml:space="preserve">Như có hai chiếc đồng hồ, một cái rất chuẩn, một cái hay nhanh chậm; bạn xem cả hai nhưng nghe cái chuẩn hơn nhiều hơn. Đây là cốt lõi của bộ lọc Kalman: dự đoán một vị trí, đo được một vị trí, cái nào chuẩn hơn thì tin nhiều hơn.</w:t>
-      </w:r>
-    </w:p>
-    <w:p>
-      <w:pPr>
-        <w:spacing w:after="150" w:before="130" w:line="320"/>
-        <w:jc w:val="center"/>
-      </w:pPr>
+        <w:t xml:space="preserve">Bước quan trọng nhất của ghép muộn là </w:t>
+      </w:r>
       <w:r>
         <w:rPr>
           <w:rFonts w:ascii="Arial" w:cs="Arial" w:eastAsia="Arial" w:hAnsi="Arial"/>
           <w:b/>
           <w:bCs/>
           <w:color w:val="24405C"/>
-          <w:sz w:val="23"/>
-          <w:szCs w:val="23"/>
-        </w:rPr>
-        <w:t xml:space="preserve">Sai số kém nhau 3 lần → tin kém nhau 3² = 9 lần　→　(9 × 120,0 + 1 × 118,0) ÷ 10 = 119,8 m</w:t>
-      </w:r>
-    </w:p>
-    <w:p>
-      <w:pPr>
-        <w:widowControl/>
-        <w:spacing w:after="100" w:before="0" w:line="312"/>
-        <w:ind w:left="0" w:firstLine="0"/>
-      </w:pPr>
+          <w:sz w:val="22"/>
+          <w:szCs w:val="22"/>
+        </w:rPr>
+        <w:t xml:space="preserve">ghép đôi</w:t>
+      </w:r>
       <w:r>
         <w:rPr>
           <w:rFonts w:ascii="Arial" w:cs="Arial" w:eastAsia="Arial" w:hAnsi="Arial"/>
@@ -7380,13 +6769,14 @@
           <w:sz w:val="22"/>
           <w:szCs w:val="22"/>
         </w:rPr>
-        <w:t xml:space="preserve">Vì sao là bình phương? Toán học chứng minh được chia như vậy thì sai số sau khi ghép nhỏ nhất (chứng minh cần thống kê, môn này chỉ cần nhớ mẹo): sai số kém nhau mấy lần thì độ tin kém nhau bình phương của số đó. Vào hầm chỉ còn dự đoán, vòng sai số lớn dần từng giây; ra khỏi hầm GPS quay lại, kéo về ngay.</w:t>
+        <w:t xml:space="preserve">: điểm radar này với hộp nào của camera là cùng một vật? Như ghép tên trong danh sách với khuôn mặt trong ảnh lớp. Đơn giản nhất là xem vị trí, thêm tốc độ: một điểm đứng yên không thể là xe đang chạy. Điểm không thuộc hộp nào (lan can, cây) phải bỏ đi đúng cách.</w:t>
       </w:r>
     </w:p>
     <w:p>
       <w:pPr>
         <w:pStyle w:val="Heading2"/>
         <w:keepNext/>
+        <w:pageBreakBefore/>
         <w:spacing w:after="130" w:before="300"/>
       </w:pPr>
       <w:r>
@@ -7398,7 +6788,550 @@
           <w:sz w:val="24"/>
           <w:szCs w:val="24"/>
         </w:rPr>
-        <w:t xml:space="preserve">Ghép cũng không đủ: hạ cấp</w:t>
+        <w:t xml:space="preserve">Nói khác nhau thì nghe ai</w:t>
+      </w:r>
+    </w:p>
+    <w:tbl>
+      <w:tblPr>
+        <w:tblW w:type="dxa" w:w="9360"/>
+        <w:tblBorders>
+          <w:top w:val="single" w:color="8A949C" w:sz="8"/>
+          <w:left w:val="none"/>
+          <w:bottom w:val="single" w:color="8A949C" w:sz="8"/>
+          <w:right w:val="none"/>
+          <w:insideH w:val="single" w:color="BFC7CE" w:sz="2"/>
+          <w:insideV w:val="none"/>
+        </w:tblBorders>
+      </w:tblPr>
+      <w:tblGrid>
+        <w:gridCol w:w="1800"/>
+        <w:gridCol w:w="2700"/>
+        <w:gridCol w:w="2600"/>
+        <w:gridCol w:w="2260"/>
+      </w:tblGrid>
+      <w:tr>
+        <w:trPr>
+          <w:cantSplit/>
+          <w:tblHeader/>
+        </w:trPr>
+        <w:tc>
+          <w:tcPr>
+            <w:tcW w:type="dxa" w:w="1800"/>
+            <w:shd w:fill="EDF0F3" w:color="auto" w:val="clear"/>
+            <w:tcMar>
+              <w:top w:type="dxa" w:w="60"/>
+              <w:left w:type="dxa" w:w="95"/>
+              <w:bottom w:type="dxa" w:w="60"/>
+              <w:right w:type="dxa" w:w="95"/>
+            </w:tcMar>
+            <w:vAlign w:val="center"/>
+          </w:tcPr>
+          <w:p>
+            <w:pPr>
+              <w:spacing w:after="0" w:line="265"/>
+            </w:pPr>
+            <w:r>
+              <w:rPr>
+                <w:rFonts w:ascii="Arial" w:cs="Arial" w:eastAsia="Arial" w:hAnsi="Arial"/>
+                <w:b/>
+                <w:bCs/>
+                <w:color w:val="1B1B1B"/>
+                <w:sz w:val="18"/>
+                <w:szCs w:val="18"/>
+              </w:rPr>
+              <w:t xml:space="preserve">Cách</w:t>
+            </w:r>
+          </w:p>
+        </w:tc>
+        <w:tc>
+          <w:tcPr>
+            <w:tcW w:type="dxa" w:w="2700"/>
+            <w:shd w:fill="EDF0F3" w:color="auto" w:val="clear"/>
+            <w:tcMar>
+              <w:top w:type="dxa" w:w="60"/>
+              <w:left w:type="dxa" w:w="95"/>
+              <w:bottom w:type="dxa" w:w="60"/>
+              <w:right w:type="dxa" w:w="95"/>
+            </w:tcMar>
+            <w:vAlign w:val="center"/>
+          </w:tcPr>
+          <w:p>
+            <w:pPr>
+              <w:spacing w:after="0" w:line="265"/>
+            </w:pPr>
+            <w:r>
+              <w:rPr>
+                <w:rFonts w:ascii="Arial" w:cs="Arial" w:eastAsia="Arial" w:hAnsi="Arial"/>
+                <w:b/>
+                <w:bCs/>
+                <w:color w:val="1B1B1B"/>
+                <w:sz w:val="18"/>
+                <w:szCs w:val="18"/>
+              </w:rPr>
+              <w:t xml:space="preserve">Làm thế nào</w:t>
+            </w:r>
+          </w:p>
+        </w:tc>
+        <w:tc>
+          <w:tcPr>
+            <w:tcW w:type="dxa" w:w="2600"/>
+            <w:shd w:fill="EDF0F3" w:color="auto" w:val="clear"/>
+            <w:tcMar>
+              <w:top w:type="dxa" w:w="60"/>
+              <w:left w:type="dxa" w:w="95"/>
+              <w:bottom w:type="dxa" w:w="60"/>
+              <w:right w:type="dxa" w:w="95"/>
+            </w:tcMar>
+            <w:vAlign w:val="center"/>
+          </w:tcPr>
+          <w:p>
+            <w:pPr>
+              <w:spacing w:after="0" w:line="265"/>
+            </w:pPr>
+            <w:r>
+              <w:rPr>
+                <w:rFonts w:ascii="Arial" w:cs="Arial" w:eastAsia="Arial" w:hAnsi="Arial"/>
+                <w:b/>
+                <w:bCs/>
+                <w:color w:val="1B1B1B"/>
+                <w:sz w:val="18"/>
+                <w:szCs w:val="18"/>
+              </w:rPr>
+              <w:t xml:space="preserve">Ví dụ</w:t>
+            </w:r>
+          </w:p>
+        </w:tc>
+        <w:tc>
+          <w:tcPr>
+            <w:tcW w:type="dxa" w:w="2260"/>
+            <w:shd w:fill="EDF0F3" w:color="auto" w:val="clear"/>
+            <w:tcMar>
+              <w:top w:type="dxa" w:w="60"/>
+              <w:left w:type="dxa" w:w="95"/>
+              <w:bottom w:type="dxa" w:w="60"/>
+              <w:right w:type="dxa" w:w="95"/>
+            </w:tcMar>
+            <w:vAlign w:val="center"/>
+          </w:tcPr>
+          <w:p>
+            <w:pPr>
+              <w:spacing w:after="0" w:line="265"/>
+            </w:pPr>
+            <w:r>
+              <w:rPr>
+                <w:rFonts w:ascii="Arial" w:cs="Arial" w:eastAsia="Arial" w:hAnsi="Arial"/>
+                <w:b/>
+                <w:bCs/>
+                <w:color w:val="1B1B1B"/>
+                <w:sz w:val="18"/>
+                <w:szCs w:val="18"/>
+              </w:rPr>
+              <w:t xml:space="preserve">Cái giá</w:t>
+            </w:r>
+          </w:p>
+        </w:tc>
+      </w:tr>
+      <w:tr>
+        <w:trPr>
+          <w:cantSplit/>
+          <w:tblHeader w:val="false"/>
+        </w:trPr>
+        <w:tc>
+          <w:tcPr>
+            <w:tcW w:type="dxa" w:w="1800"/>
+            <w:tcMar>
+              <w:top w:type="dxa" w:w="60"/>
+              <w:left w:type="dxa" w:w="95"/>
+              <w:bottom w:type="dxa" w:w="60"/>
+              <w:right w:type="dxa" w:w="95"/>
+            </w:tcMar>
+            <w:vAlign w:val="center"/>
+          </w:tcPr>
+          <w:p>
+            <w:pPr>
+              <w:spacing w:after="0" w:line="265"/>
+            </w:pPr>
+            <w:r>
+              <w:rPr>
+                <w:rFonts w:ascii="Arial" w:cs="Arial" w:eastAsia="Arial" w:hAnsi="Arial"/>
+                <w:b w:val="false"/>
+                <w:bCs w:val="false"/>
+                <w:color w:val="1B1B1B"/>
+                <w:sz w:val="18"/>
+                <w:szCs w:val="18"/>
+              </w:rPr>
+              <w:t xml:space="preserve">Tin theo điều kiện</w:t>
+            </w:r>
+          </w:p>
+        </w:tc>
+        <w:tc>
+          <w:tcPr>
+            <w:tcW w:type="dxa" w:w="2700"/>
+            <w:tcMar>
+              <w:top w:type="dxa" w:w="60"/>
+              <w:left w:type="dxa" w:w="95"/>
+              <w:bottom w:type="dxa" w:w="60"/>
+              <w:right w:type="dxa" w:w="95"/>
+            </w:tcMar>
+            <w:vAlign w:val="center"/>
+          </w:tcPr>
+          <w:p>
+            <w:pPr>
+              <w:spacing w:after="0" w:line="265"/>
+            </w:pPr>
+            <w:r>
+              <w:rPr>
+                <w:rFonts w:ascii="Arial" w:cs="Arial" w:eastAsia="Arial" w:hAnsi="Arial"/>
+                <w:b w:val="false"/>
+                <w:bCs w:val="false"/>
+                <w:color w:val="1B1B1B"/>
+                <w:sz w:val="18"/>
+                <w:szCs w:val="18"/>
+              </w:rPr>
+              <w:t xml:space="preserve">Mỗi cái có trọng số, đổi theo thời tiết, ánh sáng</w:t>
+            </w:r>
+          </w:p>
+        </w:tc>
+        <w:tc>
+          <w:tcPr>
+            <w:tcW w:type="dxa" w:w="2600"/>
+            <w:tcMar>
+              <w:top w:type="dxa" w:w="60"/>
+              <w:left w:type="dxa" w:w="95"/>
+              <w:bottom w:type="dxa" w:w="60"/>
+              <w:right w:type="dxa" w:w="95"/>
+            </w:tcMar>
+            <w:vAlign w:val="center"/>
+          </w:tcPr>
+          <w:p>
+            <w:pPr>
+              <w:spacing w:after="0" w:line="265"/>
+            </w:pPr>
+            <w:r>
+              <w:rPr>
+                <w:rFonts w:ascii="Arial" w:cs="Arial" w:eastAsia="Arial" w:hAnsi="Arial"/>
+                <w:b w:val="false"/>
+                <w:bCs w:val="false"/>
+                <w:color w:val="1B1B1B"/>
+                <w:sz w:val="18"/>
+                <w:szCs w:val="18"/>
+              </w:rPr>
+              <w:t xml:space="preserve">Trời mưa: tin radar hơn camera</w:t>
+            </w:r>
+          </w:p>
+        </w:tc>
+        <w:tc>
+          <w:tcPr>
+            <w:tcW w:type="dxa" w:w="2260"/>
+            <w:tcMar>
+              <w:top w:type="dxa" w:w="60"/>
+              <w:left w:type="dxa" w:w="95"/>
+              <w:bottom w:type="dxa" w:w="60"/>
+              <w:right w:type="dxa" w:w="95"/>
+            </w:tcMar>
+            <w:vAlign w:val="center"/>
+          </w:tcPr>
+          <w:p>
+            <w:pPr>
+              <w:spacing w:after="0" w:line="265"/>
+            </w:pPr>
+            <w:r>
+              <w:rPr>
+                <w:rFonts w:ascii="Arial" w:cs="Arial" w:eastAsia="Arial" w:hAnsi="Arial"/>
+                <w:b w:val="false"/>
+                <w:bCs w:val="false"/>
+                <w:color w:val="1B1B1B"/>
+                <w:sz w:val="18"/>
+                <w:szCs w:val="18"/>
+              </w:rPr>
+              <w:t xml:space="preserve">Phải biết trước lúc nào nó kém</w:t>
+            </w:r>
+          </w:p>
+        </w:tc>
+      </w:tr>
+      <w:tr>
+        <w:trPr>
+          <w:cantSplit/>
+          <w:tblHeader w:val="false"/>
+        </w:trPr>
+        <w:tc>
+          <w:tcPr>
+            <w:tcW w:type="dxa" w:w="1800"/>
+            <w:tcMar>
+              <w:top w:type="dxa" w:w="60"/>
+              <w:left w:type="dxa" w:w="95"/>
+              <w:bottom w:type="dxa" w:w="60"/>
+              <w:right w:type="dxa" w:w="95"/>
+            </w:tcMar>
+            <w:vAlign w:val="center"/>
+          </w:tcPr>
+          <w:p>
+            <w:pPr>
+              <w:spacing w:after="0" w:line="265"/>
+            </w:pPr>
+            <w:r>
+              <w:rPr>
+                <w:rFonts w:ascii="Arial" w:cs="Arial" w:eastAsia="Arial" w:hAnsi="Arial"/>
+                <w:b w:val="false"/>
+                <w:bCs w:val="false"/>
+                <w:color w:val="1B1B1B"/>
+                <w:sz w:val="18"/>
+                <w:szCs w:val="18"/>
+              </w:rPr>
+              <w:t xml:space="preserve">Đa số thắng</w:t>
+            </w:r>
+          </w:p>
+        </w:tc>
+        <w:tc>
+          <w:tcPr>
+            <w:tcW w:type="dxa" w:w="2700"/>
+            <w:tcMar>
+              <w:top w:type="dxa" w:w="60"/>
+              <w:left w:type="dxa" w:w="95"/>
+              <w:bottom w:type="dxa" w:w="60"/>
+              <w:right w:type="dxa" w:w="95"/>
+            </w:tcMar>
+            <w:vAlign w:val="center"/>
+          </w:tcPr>
+          <w:p>
+            <w:pPr>
+              <w:spacing w:after="0" w:line="265"/>
+            </w:pPr>
+            <w:r>
+              <w:rPr>
+                <w:rFonts w:ascii="Arial" w:cs="Arial" w:eastAsia="Arial" w:hAnsi="Arial"/>
+                <w:b w:val="false"/>
+                <w:bCs w:val="false"/>
+                <w:color w:val="1B1B1B"/>
+                <w:sz w:val="18"/>
+                <w:szCs w:val="18"/>
+              </w:rPr>
+              <w:t xml:space="preserve">Ba cái, hai cái nói có là có</w:t>
+            </w:r>
+          </w:p>
+        </w:tc>
+        <w:tc>
+          <w:tcPr>
+            <w:tcW w:type="dxa" w:w="2600"/>
+            <w:tcMar>
+              <w:top w:type="dxa" w:w="60"/>
+              <w:left w:type="dxa" w:w="95"/>
+              <w:bottom w:type="dxa" w:w="60"/>
+              <w:right w:type="dxa" w:w="95"/>
+            </w:tcMar>
+            <w:vAlign w:val="center"/>
+          </w:tcPr>
+          <w:p>
+            <w:pPr>
+              <w:spacing w:after="0" w:line="265"/>
+            </w:pPr>
+            <w:r>
+              <w:rPr>
+                <w:rFonts w:ascii="Arial" w:cs="Arial" w:eastAsia="Arial" w:hAnsi="Arial"/>
+                <w:b w:val="false"/>
+                <w:bCs w:val="false"/>
+                <w:color w:val="1B1B1B"/>
+                <w:sz w:val="18"/>
+                <w:szCs w:val="18"/>
+              </w:rPr>
+              <w:t xml:space="preserve">Camera, lidar nói có; radar nói không</w:t>
+            </w:r>
+          </w:p>
+        </w:tc>
+        <w:tc>
+          <w:tcPr>
+            <w:tcW w:type="dxa" w:w="2260"/>
+            <w:tcMar>
+              <w:top w:type="dxa" w:w="60"/>
+              <w:left w:type="dxa" w:w="95"/>
+              <w:bottom w:type="dxa" w:w="60"/>
+              <w:right w:type="dxa" w:w="95"/>
+            </w:tcMar>
+            <w:vAlign w:val="center"/>
+          </w:tcPr>
+          <w:p>
+            <w:pPr>
+              <w:spacing w:after="0" w:line="265"/>
+            </w:pPr>
+            <w:r>
+              <w:rPr>
+                <w:rFonts w:ascii="Arial" w:cs="Arial" w:eastAsia="Arial" w:hAnsi="Arial"/>
+                <w:b w:val="false"/>
+                <w:bCs w:val="false"/>
+                <w:color w:val="1B1B1B"/>
+                <w:sz w:val="18"/>
+                <w:szCs w:val="18"/>
+              </w:rPr>
+              <w:t xml:space="preserve">Cần ít nhất ba cái đo cùng việc; hai cái bị cùng một nguyên nhân đánh lừa thì sai</w:t>
+            </w:r>
+          </w:p>
+        </w:tc>
+      </w:tr>
+      <w:tr>
+        <w:trPr>
+          <w:cantSplit/>
+          <w:tblHeader w:val="false"/>
+        </w:trPr>
+        <w:tc>
+          <w:tcPr>
+            <w:tcW w:type="dxa" w:w="1800"/>
+            <w:tcMar>
+              <w:top w:type="dxa" w:w="60"/>
+              <w:left w:type="dxa" w:w="95"/>
+              <w:bottom w:type="dxa" w:w="60"/>
+              <w:right w:type="dxa" w:w="95"/>
+            </w:tcMar>
+            <w:vAlign w:val="center"/>
+          </w:tcPr>
+          <w:p>
+            <w:pPr>
+              <w:spacing w:after="0" w:line="265"/>
+            </w:pPr>
+            <w:r>
+              <w:rPr>
+                <w:rFonts w:ascii="Arial" w:cs="Arial" w:eastAsia="Arial" w:hAnsi="Arial"/>
+                <w:b w:val="false"/>
+                <w:bCs w:val="false"/>
+                <w:color w:val="1B1B1B"/>
+                <w:sz w:val="18"/>
+                <w:szCs w:val="18"/>
+              </w:rPr>
+              <w:t xml:space="preserve">Cẩn thận trước</w:t>
+            </w:r>
+          </w:p>
+        </w:tc>
+        <w:tc>
+          <w:tcPr>
+            <w:tcW w:type="dxa" w:w="2700"/>
+            <w:tcMar>
+              <w:top w:type="dxa" w:w="60"/>
+              <w:left w:type="dxa" w:w="95"/>
+              <w:bottom w:type="dxa" w:w="60"/>
+              <w:right w:type="dxa" w:w="95"/>
+            </w:tcMar>
+            <w:vAlign w:val="center"/>
+          </w:tcPr>
+          <w:p>
+            <w:pPr>
+              <w:spacing w:after="0" w:line="265"/>
+            </w:pPr>
+            <w:r>
+              <w:rPr>
+                <w:rFonts w:ascii="Arial" w:cs="Arial" w:eastAsia="Arial" w:hAnsi="Arial"/>
+                <w:b w:val="false"/>
+                <w:bCs w:val="false"/>
+                <w:color w:val="1B1B1B"/>
+                <w:sz w:val="18"/>
+                <w:szCs w:val="18"/>
+              </w:rPr>
+              <w:t xml:space="preserve">Chỉ cần một cái nói có là giảm tốc</w:t>
+            </w:r>
+          </w:p>
+        </w:tc>
+        <w:tc>
+          <w:tcPr>
+            <w:tcW w:type="dxa" w:w="2600"/>
+            <w:tcMar>
+              <w:top w:type="dxa" w:w="60"/>
+              <w:left w:type="dxa" w:w="95"/>
+              <w:bottom w:type="dxa" w:w="60"/>
+              <w:right w:type="dxa" w:w="95"/>
+            </w:tcMar>
+            <w:vAlign w:val="center"/>
+          </w:tcPr>
+          <w:p>
+            <w:pPr>
+              <w:spacing w:after="0" w:line="265"/>
+            </w:pPr>
+            <w:r>
+              <w:rPr>
+                <w:rFonts w:ascii="Arial" w:cs="Arial" w:eastAsia="Arial" w:hAnsi="Arial"/>
+                <w:b w:val="false"/>
+                <w:bCs w:val="false"/>
+                <w:color w:val="1B1B1B"/>
+                <w:sz w:val="18"/>
+                <w:szCs w:val="18"/>
+              </w:rPr>
+              <w:t xml:space="preserve">Radar có, camera không → giảm tốc</w:t>
+            </w:r>
+          </w:p>
+        </w:tc>
+        <w:tc>
+          <w:tcPr>
+            <w:tcW w:type="dxa" w:w="2260"/>
+            <w:tcMar>
+              <w:top w:type="dxa" w:w="60"/>
+              <w:left w:type="dxa" w:w="95"/>
+              <w:bottom w:type="dxa" w:w="60"/>
+              <w:right w:type="dxa" w:w="95"/>
+            </w:tcMar>
+            <w:vAlign w:val="center"/>
+          </w:tcPr>
+          <w:p>
+            <w:pPr>
+              <w:spacing w:after="0" w:line="265"/>
+            </w:pPr>
+            <w:r>
+              <w:rPr>
+                <w:rFonts w:ascii="Arial" w:cs="Arial" w:eastAsia="Arial" w:hAnsi="Arial"/>
+                <w:b w:val="false"/>
+                <w:bCs w:val="false"/>
+                <w:color w:val="1B1B1B"/>
+                <w:sz w:val="18"/>
+                <w:szCs w:val="18"/>
+              </w:rPr>
+              <w:t xml:space="preserve">Phanh ma nhiều hơn</w:t>
+            </w:r>
+          </w:p>
+        </w:tc>
+      </w:tr>
+    </w:tbl>
+    <w:p>
+      <w:pPr>
+        <w:spacing w:after="0"/>
+      </w:pPr>
+      <w:r>
+        <w:rPr>
+          <w:rFonts w:ascii="Arial" w:cs="Arial" w:eastAsia="Arial" w:hAnsi="Arial"/>
+          <w:color w:val="1B1B1B"/>
+          <w:sz w:val="22"/>
+          <w:szCs w:val="22"/>
+        </w:rPr>
+        <w:t xml:space="preserve"/>
+      </w:r>
+    </w:p>
+    <w:p>
+      <w:pPr>
+        <w:widowControl/>
+        <w:spacing w:after="100" w:before="0" w:line="312"/>
+        <w:ind w:left="0" w:firstLine="0"/>
+      </w:pPr>
+      <w:r>
+        <w:rPr>
+          <w:rFonts w:ascii="Arial" w:cs="Arial" w:eastAsia="Arial" w:hAnsi="Arial"/>
+          <w:color w:val="1B1B1B"/>
+          <w:sz w:val="22"/>
+          <w:szCs w:val="22"/>
+        </w:rPr>
+        <w:t xml:space="preserve">Hệ thống thật dùng trộn cả ba. Khi cảm biến tự nói «lúc này tôi không đáng tin», trọng số của nó giảm xuống, cái khác gánh nhiều hơn.</w:t>
+      </w:r>
+    </w:p>
+    <w:p>
+      <w:pPr>
+        <w:pStyle w:val="Heading2"/>
+        <w:keepNext/>
+        <w:spacing w:after="130" w:before="300"/>
+      </w:pPr>
+      <w:r>
+        <w:rPr>
+          <w:rFonts w:ascii="Arial" w:cs="Arial" w:eastAsia="Arial" w:hAnsi="Arial"/>
+          <w:b/>
+          <w:bCs/>
+          <w:color w:val="24405C"/>
+          <w:sz w:val="24"/>
+          <w:szCs w:val="24"/>
+        </w:rPr>
+        <w:t xml:space="preserve">Hợp nhất định vị: cái nào chuẩn hơn thì tin nhiều hơn</w:t>
       </w:r>
     </w:p>
     <w:p>
@@ -7462,7 +7395,7 @@
           <w:sz w:val="19"/>
           <w:szCs w:val="19"/>
         </w:rPr>
-        <w:t xml:space="preserve">Khung đầu của hình động minh hoạ tự làm: mưa to đến mức camera hỏng, lidar kém, xe L4 tự giảm tốc, bật đèn khẩn cấp, tấp vào lề phải và dừng.</w:t>
+        <w:t xml:space="preserve">Khung đầu của hình động tự làm: IMU + bánh xe 120,0 m (±1, hẹp và cao), GPS 118,0 m (±3, rộng và thấp), ghép lại 119,8 m, hẹp hơn cả hai. Độ rộng đường cong vẽ theo sai số.</w:t>
       </w:r>
     </w:p>
     <w:p>
@@ -7478,19 +7411,32 @@
           <w:sz w:val="22"/>
           <w:szCs w:val="22"/>
         </w:rPr>
-        <w:t xml:space="preserve">Xe không cố gồng mà chủ động lùi một bước. Xe </w:t>
-      </w:r>
+        <w:t xml:space="preserve">Như có hai chiếc đồng hồ, một cái rất chuẩn, một cái hay nhanh chậm; bạn xem cả hai nhưng nghe cái chuẩn hơn nhiều hơn. Đây là cốt lõi của bộ lọc Kalman: dự đoán một vị trí, đo được một vị trí, cái nào chuẩn hơn thì tin nhiều hơn.</w:t>
+      </w:r>
+    </w:p>
+    <w:p>
+      <w:pPr>
+        <w:spacing w:after="150" w:before="130" w:line="320"/>
+        <w:jc w:val="center"/>
+      </w:pPr>
       <w:r>
         <w:rPr>
           <w:rFonts w:ascii="Arial" w:cs="Arial" w:eastAsia="Arial" w:hAnsi="Arial"/>
           <w:b/>
           <w:bCs/>
           <w:color w:val="24405C"/>
-          <w:sz w:val="22"/>
-          <w:szCs w:val="22"/>
-        </w:rPr>
-        <w:t xml:space="preserve">L2</w:t>
-      </w:r>
+          <w:sz w:val="23"/>
+          <w:szCs w:val="23"/>
+        </w:rPr>
+        <w:t xml:space="preserve">Sai số kém nhau 3 lần → tin kém nhau 3² = 9 lần　→　(9 × 120,0 + 1 × 118,0) ÷ 10 = 119,8 m</w:t>
+      </w:r>
+    </w:p>
+    <w:p>
+      <w:pPr>
+        <w:widowControl/>
+        <w:spacing w:after="100" w:before="0" w:line="312"/>
+        <w:ind w:left="0" w:firstLine="0"/>
+      </w:pPr>
       <w:r>
         <w:rPr>
           <w:rFonts w:ascii="Arial" w:cs="Arial" w:eastAsia="Arial" w:hAnsi="Arial"/>
@@ -7498,47 +7444,7 @@
           <w:sz w:val="22"/>
           <w:szCs w:val="22"/>
         </w:rPr>
-        <w:t xml:space="preserve"> báo động, yêu cầu tài xế cầm lái; xe </w:t>
-      </w:r>
-      <w:r>
-        <w:rPr>
-          <w:rFonts w:ascii="Arial" w:cs="Arial" w:eastAsia="Arial" w:hAnsi="Arial"/>
-          <w:b/>
-          <w:bCs/>
-          <w:color w:val="24405C"/>
-          <w:sz w:val="22"/>
-          <w:szCs w:val="22"/>
-        </w:rPr>
-        <w:t xml:space="preserve">L4</w:t>
-      </w:r>
-      <w:r>
-        <w:rPr>
-          <w:rFonts w:ascii="Arial" w:cs="Arial" w:eastAsia="Arial" w:hAnsi="Arial"/>
-          <w:color w:val="1B1B1B"/>
-          <w:sz w:val="22"/>
-          <w:szCs w:val="22"/>
-        </w:rPr>
-        <w:t xml:space="preserve"> có thể không có tài xế, phải tự vào </w:t>
-      </w:r>
-      <w:r>
-        <w:rPr>
-          <w:rFonts w:ascii="Arial" w:cs="Arial" w:eastAsia="Arial" w:hAnsi="Arial"/>
-          <w:b/>
-          <w:bCs/>
-          <w:color w:val="24405C"/>
-          <w:sz w:val="22"/>
-          <w:szCs w:val="22"/>
-        </w:rPr>
-        <w:t xml:space="preserve">trạng thái rủi ro tối thiểu</w:t>
-      </w:r>
-      <w:r>
-        <w:rPr>
-          <w:rFonts w:ascii="Arial" w:cs="Arial" w:eastAsia="Arial" w:hAnsi="Arial"/>
-          <w:color w:val="1B1B1B"/>
-          <w:sz w:val="22"/>
-          <w:szCs w:val="22"/>
-        </w:rPr>
-        <w:t xml:space="preserve">, ví dụ giảm tốc, bật đèn khẩn cấp, tấp vào lề (Đài Loan, Việt Nam tấp bên phải). Khi nào phải hạ cấp? Quay lại sáu ô ODD của tuần 1: ô «thời tiết và ánh sáng» chính là bảng điều kiện hỏng; mưa to đến mức camera bị ✗ là đã ra khỏi ODD.</w:t>
+        <w:t xml:space="preserve">Vì sao là bình phương? Toán học chứng minh được chia như vậy thì sai số sau khi ghép nhỏ nhất (chứng minh cần thống kê, môn này chỉ cần nhớ mẹo): sai số kém nhau mấy lần thì độ tin kém nhau bình phương của số đó. Vào hầm chỉ còn dự đoán, vòng sai số lớn dần từng giây; ra khỏi hầm GPS quay lại, kéo về ngay.</w:t>
       </w:r>
     </w:p>
     <w:p>
@@ -7556,633 +7462,7 @@
           <w:sz w:val="24"/>
           <w:szCs w:val="24"/>
         </w:rPr>
-        <w:t xml:space="preserve">Năm cặp đôi thường gặp</w:t>
-      </w:r>
-    </w:p>
-    <w:tbl>
-      <w:tblPr>
-        <w:tblW w:type="dxa" w:w="9360"/>
-        <w:tblBorders>
-          <w:top w:val="single" w:color="8A949C" w:sz="8"/>
-          <w:left w:val="none"/>
-          <w:bottom w:val="single" w:color="8A949C" w:sz="8"/>
-          <w:right w:val="none"/>
-          <w:insideH w:val="single" w:color="BFC7CE" w:sz="2"/>
-          <w:insideV w:val="none"/>
-        </w:tblBorders>
-      </w:tblPr>
-      <w:tblGrid>
-        <w:gridCol w:w="2300"/>
-        <w:gridCol w:w="4000"/>
-        <w:gridCol w:w="3060"/>
-      </w:tblGrid>
-      <w:tr>
-        <w:trPr>
-          <w:cantSplit/>
-          <w:tblHeader/>
-        </w:trPr>
-        <w:tc>
-          <w:tcPr>
-            <w:tcW w:type="dxa" w:w="2300"/>
-            <w:shd w:fill="EDF0F3" w:color="auto" w:val="clear"/>
-            <w:tcMar>
-              <w:top w:type="dxa" w:w="60"/>
-              <w:left w:type="dxa" w:w="95"/>
-              <w:bottom w:type="dxa" w:w="60"/>
-              <w:right w:type="dxa" w:w="95"/>
-            </w:tcMar>
-            <w:vAlign w:val="center"/>
-          </w:tcPr>
-          <w:p>
-            <w:pPr>
-              <w:spacing w:after="0" w:line="265"/>
-            </w:pPr>
-            <w:r>
-              <w:rPr>
-                <w:rFonts w:ascii="Arial" w:cs="Arial" w:eastAsia="Arial" w:hAnsi="Arial"/>
-                <w:b/>
-                <w:bCs/>
-                <w:color w:val="1B1B1B"/>
-                <w:sz w:val="18"/>
-                <w:szCs w:val="18"/>
-              </w:rPr>
-              <w:t xml:space="preserve">Cặp đôi</w:t>
-            </w:r>
-          </w:p>
-        </w:tc>
-        <w:tc>
-          <w:tcPr>
-            <w:tcW w:type="dxa" w:w="4000"/>
-            <w:shd w:fill="EDF0F3" w:color="auto" w:val="clear"/>
-            <w:tcMar>
-              <w:top w:type="dxa" w:w="60"/>
-              <w:left w:type="dxa" w:w="95"/>
-              <w:bottom w:type="dxa" w:w="60"/>
-              <w:right w:type="dxa" w:w="95"/>
-            </w:tcMar>
-            <w:vAlign w:val="center"/>
-          </w:tcPr>
-          <w:p>
-            <w:pPr>
-              <w:spacing w:after="0" w:line="265"/>
-            </w:pPr>
-            <w:r>
-              <w:rPr>
-                <w:rFonts w:ascii="Arial" w:cs="Arial" w:eastAsia="Arial" w:hAnsi="Arial"/>
-                <w:b/>
-                <w:bCs/>
-                <w:color w:val="1B1B1B"/>
-                <w:sz w:val="18"/>
-                <w:szCs w:val="18"/>
-              </w:rPr>
-              <w:t xml:space="preserve">Ai lo phần nào</w:t>
-            </w:r>
-          </w:p>
-        </w:tc>
-        <w:tc>
-          <w:tcPr>
-            <w:tcW w:type="dxa" w:w="3060"/>
-            <w:shd w:fill="EDF0F3" w:color="auto" w:val="clear"/>
-            <w:tcMar>
-              <w:top w:type="dxa" w:w="60"/>
-              <w:left w:type="dxa" w:w="95"/>
-              <w:bottom w:type="dxa" w:w="60"/>
-              <w:right w:type="dxa" w:w="95"/>
-            </w:tcMar>
-            <w:vAlign w:val="center"/>
-          </w:tcPr>
-          <w:p>
-            <w:pPr>
-              <w:spacing w:after="0" w:line="265"/>
-            </w:pPr>
-            <w:r>
-              <w:rPr>
-                <w:rFonts w:ascii="Arial" w:cs="Arial" w:eastAsia="Arial" w:hAnsi="Arial"/>
-                <w:b/>
-                <w:bCs/>
-                <w:color w:val="1B1B1B"/>
-                <w:sz w:val="18"/>
-                <w:szCs w:val="18"/>
-              </w:rPr>
-              <w:t xml:space="preserve">Khi nào cần nhất</w:t>
-            </w:r>
-          </w:p>
-        </w:tc>
-      </w:tr>
-      <w:tr>
-        <w:trPr>
-          <w:cantSplit/>
-          <w:tblHeader w:val="false"/>
-        </w:trPr>
-        <w:tc>
-          <w:tcPr>
-            <w:tcW w:type="dxa" w:w="2300"/>
-            <w:tcMar>
-              <w:top w:type="dxa" w:w="60"/>
-              <w:left w:type="dxa" w:w="95"/>
-              <w:bottom w:type="dxa" w:w="60"/>
-              <w:right w:type="dxa" w:w="95"/>
-            </w:tcMar>
-            <w:vAlign w:val="center"/>
-          </w:tcPr>
-          <w:p>
-            <w:pPr>
-              <w:spacing w:after="0" w:line="265"/>
-            </w:pPr>
-            <w:r>
-              <w:rPr>
-                <w:rFonts w:ascii="Arial" w:cs="Arial" w:eastAsia="Arial" w:hAnsi="Arial"/>
-                <w:b w:val="false"/>
-                <w:bCs w:val="false"/>
-                <w:color w:val="1B1B1B"/>
-                <w:sz w:val="18"/>
-                <w:szCs w:val="18"/>
-              </w:rPr>
-              <w:t xml:space="preserve">Camera + radar</w:t>
-            </w:r>
-          </w:p>
-        </w:tc>
-        <w:tc>
-          <w:tcPr>
-            <w:tcW w:type="dxa" w:w="4000"/>
-            <w:tcMar>
-              <w:top w:type="dxa" w:w="60"/>
-              <w:left w:type="dxa" w:w="95"/>
-              <w:bottom w:type="dxa" w:w="60"/>
-              <w:right w:type="dxa" w:w="95"/>
-            </w:tcMar>
-            <w:vAlign w:val="center"/>
-          </w:tcPr>
-          <w:p>
-            <w:pPr>
-              <w:spacing w:after="0" w:line="265"/>
-            </w:pPr>
-            <w:r>
-              <w:rPr>
-                <w:rFonts w:ascii="Arial" w:cs="Arial" w:eastAsia="Arial" w:hAnsi="Arial"/>
-                <w:b w:val="false"/>
-                <w:bCs w:val="false"/>
-                <w:color w:val="1B1B1B"/>
-                <w:sz w:val="18"/>
-                <w:szCs w:val="18"/>
-              </w:rPr>
-              <w:t xml:space="preserve">Camera: là cái gì; radar: bao xa, nhanh bao nhiêu</w:t>
-            </w:r>
-          </w:p>
-        </w:tc>
-        <w:tc>
-          <w:tcPr>
-            <w:tcW w:type="dxa" w:w="3060"/>
-            <w:tcMar>
-              <w:top w:type="dxa" w:w="60"/>
-              <w:left w:type="dxa" w:w="95"/>
-              <w:bottom w:type="dxa" w:w="60"/>
-              <w:right w:type="dxa" w:w="95"/>
-            </w:tcMar>
-            <w:vAlign w:val="center"/>
-          </w:tcPr>
-          <w:p>
-            <w:pPr>
-              <w:spacing w:after="0" w:line="265"/>
-            </w:pPr>
-            <w:r>
-              <w:rPr>
-                <w:rFonts w:ascii="Arial" w:cs="Arial" w:eastAsia="Arial" w:hAnsi="Arial"/>
-                <w:b w:val="false"/>
-                <w:bCs w:val="false"/>
-                <w:color w:val="1B1B1B"/>
-                <w:sz w:val="18"/>
-                <w:szCs w:val="18"/>
-              </w:rPr>
-              <w:t xml:space="preserve">Phanh khẩn cấp, bám xe trước</w:t>
-            </w:r>
-          </w:p>
-        </w:tc>
-      </w:tr>
-      <w:tr>
-        <w:trPr>
-          <w:cantSplit/>
-          <w:tblHeader w:val="false"/>
-        </w:trPr>
-        <w:tc>
-          <w:tcPr>
-            <w:tcW w:type="dxa" w:w="2300"/>
-            <w:tcMar>
-              <w:top w:type="dxa" w:w="60"/>
-              <w:left w:type="dxa" w:w="95"/>
-              <w:bottom w:type="dxa" w:w="60"/>
-              <w:right w:type="dxa" w:w="95"/>
-            </w:tcMar>
-            <w:vAlign w:val="center"/>
-          </w:tcPr>
-          <w:p>
-            <w:pPr>
-              <w:spacing w:after="0" w:line="265"/>
-            </w:pPr>
-            <w:r>
-              <w:rPr>
-                <w:rFonts w:ascii="Arial" w:cs="Arial" w:eastAsia="Arial" w:hAnsi="Arial"/>
-                <w:b w:val="false"/>
-                <w:bCs w:val="false"/>
-                <w:color w:val="1B1B1B"/>
-                <w:sz w:val="18"/>
-                <w:szCs w:val="18"/>
-              </w:rPr>
-              <w:t xml:space="preserve">Camera + lidar</w:t>
-            </w:r>
-          </w:p>
-        </w:tc>
-        <w:tc>
-          <w:tcPr>
-            <w:tcW w:type="dxa" w:w="4000"/>
-            <w:tcMar>
-              <w:top w:type="dxa" w:w="60"/>
-              <w:left w:type="dxa" w:w="95"/>
-              <w:bottom w:type="dxa" w:w="60"/>
-              <w:right w:type="dxa" w:w="95"/>
-            </w:tcMar>
-            <w:vAlign w:val="center"/>
-          </w:tcPr>
-          <w:p>
-            <w:pPr>
-              <w:spacing w:after="0" w:line="265"/>
-            </w:pPr>
-            <w:r>
-              <w:rPr>
-                <w:rFonts w:ascii="Arial" w:cs="Arial" w:eastAsia="Arial" w:hAnsi="Arial"/>
-                <w:b w:val="false"/>
-                <w:bCs w:val="false"/>
-                <w:color w:val="1B1B1B"/>
-                <w:sz w:val="18"/>
-                <w:szCs w:val="18"/>
-              </w:rPr>
-              <w:t xml:space="preserve">Chiếu điểm lidar lên ảnh, mỗi điểm biết bao xa</w:t>
-            </w:r>
-          </w:p>
-        </w:tc>
-        <w:tc>
-          <w:tcPr>
-            <w:tcW w:type="dxa" w:w="3060"/>
-            <w:tcMar>
-              <w:top w:type="dxa" w:w="60"/>
-              <w:left w:type="dxa" w:w="95"/>
-              <w:bottom w:type="dxa" w:w="60"/>
-              <w:right w:type="dxa" w:w="95"/>
-            </w:tcMar>
-            <w:vAlign w:val="center"/>
-          </w:tcPr>
-          <w:p>
-            <w:pPr>
-              <w:spacing w:after="0" w:line="265"/>
-            </w:pPr>
-            <w:r>
-              <w:rPr>
-                <w:rFonts w:ascii="Arial" w:cs="Arial" w:eastAsia="Arial" w:hAnsi="Arial"/>
-                <w:b w:val="false"/>
-                <w:bCs w:val="false"/>
-                <w:color w:val="1B1B1B"/>
-                <w:sz w:val="18"/>
-                <w:szCs w:val="18"/>
-              </w:rPr>
-              <w:t xml:space="preserve">Nhận ra được, lại đo chuẩn</w:t>
-            </w:r>
-          </w:p>
-        </w:tc>
-      </w:tr>
-      <w:tr>
-        <w:trPr>
-          <w:cantSplit/>
-          <w:tblHeader w:val="false"/>
-        </w:trPr>
-        <w:tc>
-          <w:tcPr>
-            <w:tcW w:type="dxa" w:w="2300"/>
-            <w:tcMar>
-              <w:top w:type="dxa" w:w="60"/>
-              <w:left w:type="dxa" w:w="95"/>
-              <w:bottom w:type="dxa" w:w="60"/>
-              <w:right w:type="dxa" w:w="95"/>
-            </w:tcMar>
-            <w:vAlign w:val="center"/>
-          </w:tcPr>
-          <w:p>
-            <w:pPr>
-              <w:spacing w:after="0" w:line="265"/>
-            </w:pPr>
-            <w:r>
-              <w:rPr>
-                <w:rFonts w:ascii="Arial" w:cs="Arial" w:eastAsia="Arial" w:hAnsi="Arial"/>
-                <w:b w:val="false"/>
-                <w:bCs w:val="false"/>
-                <w:color w:val="1B1B1B"/>
-                <w:sz w:val="18"/>
-                <w:szCs w:val="18"/>
-              </w:rPr>
-              <w:t xml:space="preserve">Lidar + radar</w:t>
-            </w:r>
-          </w:p>
-        </w:tc>
-        <w:tc>
-          <w:tcPr>
-            <w:tcW w:type="dxa" w:w="4000"/>
-            <w:tcMar>
-              <w:top w:type="dxa" w:w="60"/>
-              <w:left w:type="dxa" w:w="95"/>
-              <w:bottom w:type="dxa" w:w="60"/>
-              <w:right w:type="dxa" w:w="95"/>
-            </w:tcMar>
-            <w:vAlign w:val="center"/>
-          </w:tcPr>
-          <w:p>
-            <w:pPr>
-              <w:spacing w:after="0" w:line="265"/>
-            </w:pPr>
-            <w:r>
-              <w:rPr>
-                <w:rFonts w:ascii="Arial" w:cs="Arial" w:eastAsia="Arial" w:hAnsi="Arial"/>
-                <w:b w:val="false"/>
-                <w:bCs w:val="false"/>
-                <w:color w:val="1B1B1B"/>
-                <w:sz w:val="18"/>
-                <w:szCs w:val="18"/>
-              </w:rPr>
-              <w:t xml:space="preserve">Mưa sương lidar ngắn lại, radar gánh; radar không có độ cao, lidar bù</w:t>
-            </w:r>
-          </w:p>
-        </w:tc>
-        <w:tc>
-          <w:tcPr>
-            <w:tcW w:type="dxa" w:w="3060"/>
-            <w:tcMar>
-              <w:top w:type="dxa" w:w="60"/>
-              <w:left w:type="dxa" w:w="95"/>
-              <w:bottom w:type="dxa" w:w="60"/>
-              <w:right w:type="dxa" w:w="95"/>
-            </w:tcMar>
-            <w:vAlign w:val="center"/>
-          </w:tcPr>
-          <w:p>
-            <w:pPr>
-              <w:spacing w:after="0" w:line="265"/>
-            </w:pPr>
-            <w:r>
-              <w:rPr>
-                <w:rFonts w:ascii="Arial" w:cs="Arial" w:eastAsia="Arial" w:hAnsi="Arial"/>
-                <w:b w:val="false"/>
-                <w:bCs w:val="false"/>
-                <w:color w:val="1B1B1B"/>
-                <w:sz w:val="18"/>
-                <w:szCs w:val="18"/>
-              </w:rPr>
-              <w:t xml:space="preserve">Mưa, sương, biển trên đầu</w:t>
-            </w:r>
-          </w:p>
-        </w:tc>
-      </w:tr>
-      <w:tr>
-        <w:trPr>
-          <w:cantSplit/>
-          <w:tblHeader w:val="false"/>
-        </w:trPr>
-        <w:tc>
-          <w:tcPr>
-            <w:tcW w:type="dxa" w:w="2300"/>
-            <w:tcMar>
-              <w:top w:type="dxa" w:w="60"/>
-              <w:left w:type="dxa" w:w="95"/>
-              <w:bottom w:type="dxa" w:w="60"/>
-              <w:right w:type="dxa" w:w="95"/>
-            </w:tcMar>
-            <w:vAlign w:val="center"/>
-          </w:tcPr>
-          <w:p>
-            <w:pPr>
-              <w:spacing w:after="0" w:line="265"/>
-            </w:pPr>
-            <w:r>
-              <w:rPr>
-                <w:rFonts w:ascii="Arial" w:cs="Arial" w:eastAsia="Arial" w:hAnsi="Arial"/>
-                <w:b w:val="false"/>
-                <w:bCs w:val="false"/>
-                <w:color w:val="1B1B1B"/>
-                <w:sz w:val="18"/>
-                <w:szCs w:val="18"/>
-              </w:rPr>
-              <w:t xml:space="preserve">GNSS + IMU + bản đồ</w:t>
-            </w:r>
-          </w:p>
-        </w:tc>
-        <w:tc>
-          <w:tcPr>
-            <w:tcW w:type="dxa" w:w="4000"/>
-            <w:tcMar>
-              <w:top w:type="dxa" w:w="60"/>
-              <w:left w:type="dxa" w:w="95"/>
-              <w:bottom w:type="dxa" w:w="60"/>
-              <w:right w:type="dxa" w:w="95"/>
-            </w:tcMar>
-            <w:vAlign w:val="center"/>
-          </w:tcPr>
-          <w:p>
-            <w:pPr>
-              <w:spacing w:after="0" w:line="265"/>
-            </w:pPr>
-            <w:r>
-              <w:rPr>
-                <w:rFonts w:ascii="Arial" w:cs="Arial" w:eastAsia="Arial" w:hAnsi="Arial"/>
-                <w:b w:val="false"/>
-                <w:bCs w:val="false"/>
-                <w:color w:val="1B1B1B"/>
-                <w:sz w:val="18"/>
-                <w:szCs w:val="18"/>
-              </w:rPr>
-              <w:t xml:space="preserve">Mất vệ tinh thì IMU gánh tạm; ra khỏi hầm thì kéo lại</w:t>
-            </w:r>
-          </w:p>
-        </w:tc>
-        <w:tc>
-          <w:tcPr>
-            <w:tcW w:type="dxa" w:w="3060"/>
-            <w:tcMar>
-              <w:top w:type="dxa" w:w="60"/>
-              <w:left w:type="dxa" w:w="95"/>
-              <w:bottom w:type="dxa" w:w="60"/>
-              <w:right w:type="dxa" w:w="95"/>
-            </w:tcMar>
-            <w:vAlign w:val="center"/>
-          </w:tcPr>
-          <w:p>
-            <w:pPr>
-              <w:spacing w:after="0" w:line="265"/>
-            </w:pPr>
-            <w:r>
-              <w:rPr>
-                <w:rFonts w:ascii="Arial" w:cs="Arial" w:eastAsia="Arial" w:hAnsi="Arial"/>
-                <w:b w:val="false"/>
-                <w:bCs w:val="false"/>
-                <w:color w:val="1B1B1B"/>
-                <w:sz w:val="18"/>
-                <w:szCs w:val="18"/>
-              </w:rPr>
-              <w:t xml:space="preserve">Hầm, phố hẹp nhà cao</w:t>
-            </w:r>
-          </w:p>
-        </w:tc>
-      </w:tr>
-      <w:tr>
-        <w:trPr>
-          <w:cantSplit/>
-          <w:tblHeader w:val="false"/>
-        </w:trPr>
-        <w:tc>
-          <w:tcPr>
-            <w:tcW w:type="dxa" w:w="2300"/>
-            <w:tcMar>
-              <w:top w:type="dxa" w:w="60"/>
-              <w:left w:type="dxa" w:w="95"/>
-              <w:bottom w:type="dxa" w:w="60"/>
-              <w:right w:type="dxa" w:w="95"/>
-            </w:tcMar>
-            <w:vAlign w:val="center"/>
-          </w:tcPr>
-          <w:p>
-            <w:pPr>
-              <w:spacing w:after="0" w:line="265"/>
-            </w:pPr>
-            <w:r>
-              <w:rPr>
-                <w:rFonts w:ascii="Arial" w:cs="Arial" w:eastAsia="Arial" w:hAnsi="Arial"/>
-                <w:b w:val="false"/>
-                <w:bCs w:val="false"/>
-                <w:color w:val="1B1B1B"/>
-                <w:sz w:val="18"/>
-                <w:szCs w:val="18"/>
-              </w:rPr>
-              <w:t xml:space="preserve">Siêu âm + camera toàn cảnh</w:t>
-            </w:r>
-          </w:p>
-        </w:tc>
-        <w:tc>
-          <w:tcPr>
-            <w:tcW w:type="dxa" w:w="4000"/>
-            <w:tcMar>
-              <w:top w:type="dxa" w:w="60"/>
-              <w:left w:type="dxa" w:w="95"/>
-              <w:bottom w:type="dxa" w:w="60"/>
-              <w:right w:type="dxa" w:w="95"/>
-            </w:tcMar>
-            <w:vAlign w:val="center"/>
-          </w:tcPr>
-          <w:p>
-            <w:pPr>
-              <w:spacing w:after="0" w:line="265"/>
-            </w:pPr>
-            <w:r>
-              <w:rPr>
-                <w:rFonts w:ascii="Arial" w:cs="Arial" w:eastAsia="Arial" w:hAnsi="Arial"/>
-                <w:b w:val="false"/>
-                <w:bCs w:val="false"/>
-                <w:color w:val="1B1B1B"/>
-                <w:sz w:val="18"/>
-                <w:szCs w:val="18"/>
-              </w:rPr>
-              <w:t xml:space="preserve">Siêu âm đo vật rất gần; camera thấy rõ đó là gì</w:t>
-            </w:r>
-          </w:p>
-        </w:tc>
-        <w:tc>
-          <w:tcPr>
-            <w:tcW w:type="dxa" w:w="3060"/>
-            <w:tcMar>
-              <w:top w:type="dxa" w:w="60"/>
-              <w:left w:type="dxa" w:w="95"/>
-              <w:bottom w:type="dxa" w:w="60"/>
-              <w:right w:type="dxa" w:w="95"/>
-            </w:tcMar>
-            <w:vAlign w:val="center"/>
-          </w:tcPr>
-          <w:p>
-            <w:pPr>
-              <w:spacing w:after="0" w:line="265"/>
-            </w:pPr>
-            <w:r>
-              <w:rPr>
-                <w:rFonts w:ascii="Arial" w:cs="Arial" w:eastAsia="Arial" w:hAnsi="Arial"/>
-                <w:b w:val="false"/>
-                <w:bCs w:val="false"/>
-                <w:color w:val="1B1B1B"/>
-                <w:sz w:val="18"/>
-                <w:szCs w:val="18"/>
-              </w:rPr>
-              <w:t xml:space="preserve">Đỗ xe</w:t>
-            </w:r>
-          </w:p>
-        </w:tc>
-      </w:tr>
-    </w:tbl>
-    <w:p>
-      <w:pPr>
-        <w:spacing w:after="0"/>
-      </w:pPr>
-      <w:r>
-        <w:rPr>
-          <w:rFonts w:ascii="Arial" w:cs="Arial" w:eastAsia="Arial" w:hAnsi="Arial"/>
-          <w:color w:val="1B1B1B"/>
-          <w:sz w:val="22"/>
-          <w:szCs w:val="22"/>
-        </w:rPr>
-        <w:t xml:space="preserve"/>
-      </w:r>
-    </w:p>
-    <w:p>
-      <w:pPr>
-        <w:widowControl/>
-        <w:spacing w:after="100" w:before="0" w:line="312"/>
-        <w:ind w:left="0" w:firstLine="0"/>
-      </w:pPr>
-      <w:r>
-        <w:rPr>
-          <w:rFonts w:ascii="Arial" w:cs="Arial" w:eastAsia="Arial" w:hAnsi="Arial"/>
-          <w:color w:val="1B1B1B"/>
-          <w:sz w:val="22"/>
-          <w:szCs w:val="22"/>
-        </w:rPr>
-        <w:t xml:space="preserve">Chỉ có hai kiểu: một cái lo «là gì», một cái lo «bao xa, nhanh bao nhiêu»; hoặc một cái hỏng thì cái kia gánh tạm.</w:t>
-      </w:r>
-    </w:p>
-    <w:p>
-      <w:pPr>
-        <w:pStyle w:val="Heading1"/>
-        <w:keepNext/>
-        <w:pageBreakBefore/>
-        <w:spacing w:after="240" w:before="160"/>
-      </w:pPr>
-      <w:r>
-        <w:rPr>
-          <w:rFonts w:ascii="Arial" w:cs="Arial" w:eastAsia="Arial" w:hAnsi="Arial"/>
-          <w:b/>
-          <w:bCs/>
-          <w:color w:val="24405C"/>
-          <w:sz w:val="30"/>
-          <w:szCs w:val="30"/>
-        </w:rPr>
-        <w:t xml:space="preserve">3.10 Xem bằng dữ liệu thật: nuScenes</w:t>
-      </w:r>
-    </w:p>
-    <w:p>
-      <w:pPr>
-        <w:widowControl/>
-        <w:spacing w:after="100" w:before="0" w:line="312"/>
-        <w:ind w:left="0" w:firstLine="0"/>
-      </w:pPr>
-      <w:r>
-        <w:rPr>
-          <w:rFonts w:ascii="Arial" w:cs="Arial" w:eastAsia="Arial" w:hAnsi="Arial"/>
-          <w:color w:val="1B1B1B"/>
-          <w:sz w:val="22"/>
-          <w:szCs w:val="22"/>
-        </w:rPr>
-        <w:t xml:space="preserve">nuScenes là bộ dữ liệu do công ty xe tự lái Motional công bố năm 2019: một chiếc xe gắn đầy cảm biến chạy 15 giờ, 242 km ở Boston (Mỹ) và Singapore, rồi người chọn ra 1000 đoạn 20 giây đáng xem. Cho phép dùng phi thương mại (CC BY-NC-SA 4.0). Chúng ta dùng bản mini, chỉ 10 đoạn.</w:t>
+        <w:t xml:space="preserve">Ghép cũng không đủ: hạ cấp</w:t>
       </w:r>
     </w:p>
     <w:p>
@@ -8194,7 +7474,7 @@
       <w:r>
         <w:drawing>
           <wp:inline distT="0" distB="0" distL="0" distR="0">
-            <wp:extent cx="3238500" cy="3238500"/>
+            <wp:extent cx="4000500" cy="2667000"/>
             <wp:effectExtent t="0" r="0" b="0" l="0"/>
             <wp:docPr id="1" name="" descr="" title=""/>
             <wp:cNvGraphicFramePr>
@@ -8219,7 +7499,7 @@
                   <pic:spPr bwMode="auto">
                     <a:xfrm>
                       <a:off x="0" y="0"/>
-                      <a:ext cx="3238500" cy="3238500"/>
+                      <a:ext cx="4000500" cy="2667000"/>
                     </a:xfrm>
                     <a:prstGeom prst="rect">
                       <a:avLst/>
@@ -8246,7 +7526,727 @@
           <w:sz w:val="19"/>
           <w:szCs w:val="19"/>
         </w:rPr>
-        <w:t xml:space="preserve">Sơ đồ nhìn từ trên của xe thu dữ liệu, vẽ theo dữ liệu hiệu chuẩn của nuScenes (đầu xe hướng lên): quạt xanh là 6 camera, vòng vàng là lidar trên nóc, mũi tên đỏ là hướng của 5 radar.</w:t>
+        <w:t xml:space="preserve">Khung đầu của hình động minh hoạ tự làm: mưa to đến mức camera hỏng, lidar kém, xe L4 tự giảm tốc, bật đèn khẩn cấp, tấp vào lề phải và dừng.</w:t>
+      </w:r>
+    </w:p>
+    <w:p>
+      <w:pPr>
+        <w:widowControl/>
+        <w:spacing w:after="100" w:before="0" w:line="312"/>
+        <w:ind w:left="0" w:firstLine="0"/>
+      </w:pPr>
+      <w:r>
+        <w:rPr>
+          <w:rFonts w:ascii="Arial" w:cs="Arial" w:eastAsia="Arial" w:hAnsi="Arial"/>
+          <w:color w:val="1B1B1B"/>
+          <w:sz w:val="22"/>
+          <w:szCs w:val="22"/>
+        </w:rPr>
+        <w:t xml:space="preserve">Xe không cố gồng mà chủ động lùi một bước. Xe </w:t>
+      </w:r>
+      <w:r>
+        <w:rPr>
+          <w:rFonts w:ascii="Arial" w:cs="Arial" w:eastAsia="Arial" w:hAnsi="Arial"/>
+          <w:b/>
+          <w:bCs/>
+          <w:color w:val="24405C"/>
+          <w:sz w:val="22"/>
+          <w:szCs w:val="22"/>
+        </w:rPr>
+        <w:t xml:space="preserve">L2</w:t>
+      </w:r>
+      <w:r>
+        <w:rPr>
+          <w:rFonts w:ascii="Arial" w:cs="Arial" w:eastAsia="Arial" w:hAnsi="Arial"/>
+          <w:color w:val="1B1B1B"/>
+          <w:sz w:val="22"/>
+          <w:szCs w:val="22"/>
+        </w:rPr>
+        <w:t xml:space="preserve"> báo động, yêu cầu tài xế cầm lái; xe </w:t>
+      </w:r>
+      <w:r>
+        <w:rPr>
+          <w:rFonts w:ascii="Arial" w:cs="Arial" w:eastAsia="Arial" w:hAnsi="Arial"/>
+          <w:b/>
+          <w:bCs/>
+          <w:color w:val="24405C"/>
+          <w:sz w:val="22"/>
+          <w:szCs w:val="22"/>
+        </w:rPr>
+        <w:t xml:space="preserve">L4</w:t>
+      </w:r>
+      <w:r>
+        <w:rPr>
+          <w:rFonts w:ascii="Arial" w:cs="Arial" w:eastAsia="Arial" w:hAnsi="Arial"/>
+          <w:color w:val="1B1B1B"/>
+          <w:sz w:val="22"/>
+          <w:szCs w:val="22"/>
+        </w:rPr>
+        <w:t xml:space="preserve"> có thể không có tài xế, phải tự vào </w:t>
+      </w:r>
+      <w:r>
+        <w:rPr>
+          <w:rFonts w:ascii="Arial" w:cs="Arial" w:eastAsia="Arial" w:hAnsi="Arial"/>
+          <w:b/>
+          <w:bCs/>
+          <w:color w:val="24405C"/>
+          <w:sz w:val="22"/>
+          <w:szCs w:val="22"/>
+        </w:rPr>
+        <w:t xml:space="preserve">trạng thái rủi ro tối thiểu</w:t>
+      </w:r>
+      <w:r>
+        <w:rPr>
+          <w:rFonts w:ascii="Arial" w:cs="Arial" w:eastAsia="Arial" w:hAnsi="Arial"/>
+          <w:color w:val="1B1B1B"/>
+          <w:sz w:val="22"/>
+          <w:szCs w:val="22"/>
+        </w:rPr>
+        <w:t xml:space="preserve">, ví dụ giảm tốc, bật đèn khẩn cấp, tấp vào lề (Đài Loan, Việt Nam tấp bên phải). Khi nào phải hạ cấp? Quay lại sáu ô ODD của tuần 1: ô «thời tiết và ánh sáng» chính là bảng điều kiện hỏng; mưa to đến mức camera bị ✗ là đã ra khỏi ODD.</w:t>
+      </w:r>
+    </w:p>
+    <w:p>
+      <w:pPr>
+        <w:pStyle w:val="Heading2"/>
+        <w:keepNext/>
+        <w:spacing w:after="130" w:before="300"/>
+      </w:pPr>
+      <w:r>
+        <w:rPr>
+          <w:rFonts w:ascii="Arial" w:cs="Arial" w:eastAsia="Arial" w:hAnsi="Arial"/>
+          <w:b/>
+          <w:bCs/>
+          <w:color w:val="24405C"/>
+          <w:sz w:val="24"/>
+          <w:szCs w:val="24"/>
+        </w:rPr>
+        <w:t xml:space="preserve">Năm cặp đôi thường gặp</w:t>
+      </w:r>
+    </w:p>
+    <w:tbl>
+      <w:tblPr>
+        <w:tblW w:type="dxa" w:w="9360"/>
+        <w:tblBorders>
+          <w:top w:val="single" w:color="8A949C" w:sz="8"/>
+          <w:left w:val="none"/>
+          <w:bottom w:val="single" w:color="8A949C" w:sz="8"/>
+          <w:right w:val="none"/>
+          <w:insideH w:val="single" w:color="BFC7CE" w:sz="2"/>
+          <w:insideV w:val="none"/>
+        </w:tblBorders>
+      </w:tblPr>
+      <w:tblGrid>
+        <w:gridCol w:w="2300"/>
+        <w:gridCol w:w="4000"/>
+        <w:gridCol w:w="3060"/>
+      </w:tblGrid>
+      <w:tr>
+        <w:trPr>
+          <w:cantSplit/>
+          <w:tblHeader/>
+        </w:trPr>
+        <w:tc>
+          <w:tcPr>
+            <w:tcW w:type="dxa" w:w="2300"/>
+            <w:shd w:fill="EDF0F3" w:color="auto" w:val="clear"/>
+            <w:tcMar>
+              <w:top w:type="dxa" w:w="60"/>
+              <w:left w:type="dxa" w:w="95"/>
+              <w:bottom w:type="dxa" w:w="60"/>
+              <w:right w:type="dxa" w:w="95"/>
+            </w:tcMar>
+            <w:vAlign w:val="center"/>
+          </w:tcPr>
+          <w:p>
+            <w:pPr>
+              <w:spacing w:after="0" w:line="265"/>
+            </w:pPr>
+            <w:r>
+              <w:rPr>
+                <w:rFonts w:ascii="Arial" w:cs="Arial" w:eastAsia="Arial" w:hAnsi="Arial"/>
+                <w:b/>
+                <w:bCs/>
+                <w:color w:val="1B1B1B"/>
+                <w:sz w:val="18"/>
+                <w:szCs w:val="18"/>
+              </w:rPr>
+              <w:t xml:space="preserve">Cặp đôi</w:t>
+            </w:r>
+          </w:p>
+        </w:tc>
+        <w:tc>
+          <w:tcPr>
+            <w:tcW w:type="dxa" w:w="4000"/>
+            <w:shd w:fill="EDF0F3" w:color="auto" w:val="clear"/>
+            <w:tcMar>
+              <w:top w:type="dxa" w:w="60"/>
+              <w:left w:type="dxa" w:w="95"/>
+              <w:bottom w:type="dxa" w:w="60"/>
+              <w:right w:type="dxa" w:w="95"/>
+            </w:tcMar>
+            <w:vAlign w:val="center"/>
+          </w:tcPr>
+          <w:p>
+            <w:pPr>
+              <w:spacing w:after="0" w:line="265"/>
+            </w:pPr>
+            <w:r>
+              <w:rPr>
+                <w:rFonts w:ascii="Arial" w:cs="Arial" w:eastAsia="Arial" w:hAnsi="Arial"/>
+                <w:b/>
+                <w:bCs/>
+                <w:color w:val="1B1B1B"/>
+                <w:sz w:val="18"/>
+                <w:szCs w:val="18"/>
+              </w:rPr>
+              <w:t xml:space="preserve">Ai lo phần nào</w:t>
+            </w:r>
+          </w:p>
+        </w:tc>
+        <w:tc>
+          <w:tcPr>
+            <w:tcW w:type="dxa" w:w="3060"/>
+            <w:shd w:fill="EDF0F3" w:color="auto" w:val="clear"/>
+            <w:tcMar>
+              <w:top w:type="dxa" w:w="60"/>
+              <w:left w:type="dxa" w:w="95"/>
+              <w:bottom w:type="dxa" w:w="60"/>
+              <w:right w:type="dxa" w:w="95"/>
+            </w:tcMar>
+            <w:vAlign w:val="center"/>
+          </w:tcPr>
+          <w:p>
+            <w:pPr>
+              <w:spacing w:after="0" w:line="265"/>
+            </w:pPr>
+            <w:r>
+              <w:rPr>
+                <w:rFonts w:ascii="Arial" w:cs="Arial" w:eastAsia="Arial" w:hAnsi="Arial"/>
+                <w:b/>
+                <w:bCs/>
+                <w:color w:val="1B1B1B"/>
+                <w:sz w:val="18"/>
+                <w:szCs w:val="18"/>
+              </w:rPr>
+              <w:t xml:space="preserve">Khi nào cần nhất</w:t>
+            </w:r>
+          </w:p>
+        </w:tc>
+      </w:tr>
+      <w:tr>
+        <w:trPr>
+          <w:cantSplit/>
+          <w:tblHeader w:val="false"/>
+        </w:trPr>
+        <w:tc>
+          <w:tcPr>
+            <w:tcW w:type="dxa" w:w="2300"/>
+            <w:tcMar>
+              <w:top w:type="dxa" w:w="60"/>
+              <w:left w:type="dxa" w:w="95"/>
+              <w:bottom w:type="dxa" w:w="60"/>
+              <w:right w:type="dxa" w:w="95"/>
+            </w:tcMar>
+            <w:vAlign w:val="center"/>
+          </w:tcPr>
+          <w:p>
+            <w:pPr>
+              <w:spacing w:after="0" w:line="265"/>
+            </w:pPr>
+            <w:r>
+              <w:rPr>
+                <w:rFonts w:ascii="Arial" w:cs="Arial" w:eastAsia="Arial" w:hAnsi="Arial"/>
+                <w:b w:val="false"/>
+                <w:bCs w:val="false"/>
+                <w:color w:val="1B1B1B"/>
+                <w:sz w:val="18"/>
+                <w:szCs w:val="18"/>
+              </w:rPr>
+              <w:t xml:space="preserve">Camera + radar</w:t>
+            </w:r>
+          </w:p>
+        </w:tc>
+        <w:tc>
+          <w:tcPr>
+            <w:tcW w:type="dxa" w:w="4000"/>
+            <w:tcMar>
+              <w:top w:type="dxa" w:w="60"/>
+              <w:left w:type="dxa" w:w="95"/>
+              <w:bottom w:type="dxa" w:w="60"/>
+              <w:right w:type="dxa" w:w="95"/>
+            </w:tcMar>
+            <w:vAlign w:val="center"/>
+          </w:tcPr>
+          <w:p>
+            <w:pPr>
+              <w:spacing w:after="0" w:line="265"/>
+            </w:pPr>
+            <w:r>
+              <w:rPr>
+                <w:rFonts w:ascii="Arial" w:cs="Arial" w:eastAsia="Arial" w:hAnsi="Arial"/>
+                <w:b w:val="false"/>
+                <w:bCs w:val="false"/>
+                <w:color w:val="1B1B1B"/>
+                <w:sz w:val="18"/>
+                <w:szCs w:val="18"/>
+              </w:rPr>
+              <w:t xml:space="preserve">Camera: là cái gì; radar: bao xa, nhanh bao nhiêu</w:t>
+            </w:r>
+          </w:p>
+        </w:tc>
+        <w:tc>
+          <w:tcPr>
+            <w:tcW w:type="dxa" w:w="3060"/>
+            <w:tcMar>
+              <w:top w:type="dxa" w:w="60"/>
+              <w:left w:type="dxa" w:w="95"/>
+              <w:bottom w:type="dxa" w:w="60"/>
+              <w:right w:type="dxa" w:w="95"/>
+            </w:tcMar>
+            <w:vAlign w:val="center"/>
+          </w:tcPr>
+          <w:p>
+            <w:pPr>
+              <w:spacing w:after="0" w:line="265"/>
+            </w:pPr>
+            <w:r>
+              <w:rPr>
+                <w:rFonts w:ascii="Arial" w:cs="Arial" w:eastAsia="Arial" w:hAnsi="Arial"/>
+                <w:b w:val="false"/>
+                <w:bCs w:val="false"/>
+                <w:color w:val="1B1B1B"/>
+                <w:sz w:val="18"/>
+                <w:szCs w:val="18"/>
+              </w:rPr>
+              <w:t xml:space="preserve">Phanh khẩn cấp, bám xe trước</w:t>
+            </w:r>
+          </w:p>
+        </w:tc>
+      </w:tr>
+      <w:tr>
+        <w:trPr>
+          <w:cantSplit/>
+          <w:tblHeader w:val="false"/>
+        </w:trPr>
+        <w:tc>
+          <w:tcPr>
+            <w:tcW w:type="dxa" w:w="2300"/>
+            <w:tcMar>
+              <w:top w:type="dxa" w:w="60"/>
+              <w:left w:type="dxa" w:w="95"/>
+              <w:bottom w:type="dxa" w:w="60"/>
+              <w:right w:type="dxa" w:w="95"/>
+            </w:tcMar>
+            <w:vAlign w:val="center"/>
+          </w:tcPr>
+          <w:p>
+            <w:pPr>
+              <w:spacing w:after="0" w:line="265"/>
+            </w:pPr>
+            <w:r>
+              <w:rPr>
+                <w:rFonts w:ascii="Arial" w:cs="Arial" w:eastAsia="Arial" w:hAnsi="Arial"/>
+                <w:b w:val="false"/>
+                <w:bCs w:val="false"/>
+                <w:color w:val="1B1B1B"/>
+                <w:sz w:val="18"/>
+                <w:szCs w:val="18"/>
+              </w:rPr>
+              <w:t xml:space="preserve">Camera + lidar</w:t>
+            </w:r>
+          </w:p>
+        </w:tc>
+        <w:tc>
+          <w:tcPr>
+            <w:tcW w:type="dxa" w:w="4000"/>
+            <w:tcMar>
+              <w:top w:type="dxa" w:w="60"/>
+              <w:left w:type="dxa" w:w="95"/>
+              <w:bottom w:type="dxa" w:w="60"/>
+              <w:right w:type="dxa" w:w="95"/>
+            </w:tcMar>
+            <w:vAlign w:val="center"/>
+          </w:tcPr>
+          <w:p>
+            <w:pPr>
+              <w:spacing w:after="0" w:line="265"/>
+            </w:pPr>
+            <w:r>
+              <w:rPr>
+                <w:rFonts w:ascii="Arial" w:cs="Arial" w:eastAsia="Arial" w:hAnsi="Arial"/>
+                <w:b w:val="false"/>
+                <w:bCs w:val="false"/>
+                <w:color w:val="1B1B1B"/>
+                <w:sz w:val="18"/>
+                <w:szCs w:val="18"/>
+              </w:rPr>
+              <w:t xml:space="preserve">Chiếu điểm lidar lên ảnh, mỗi điểm biết bao xa</w:t>
+            </w:r>
+          </w:p>
+        </w:tc>
+        <w:tc>
+          <w:tcPr>
+            <w:tcW w:type="dxa" w:w="3060"/>
+            <w:tcMar>
+              <w:top w:type="dxa" w:w="60"/>
+              <w:left w:type="dxa" w:w="95"/>
+              <w:bottom w:type="dxa" w:w="60"/>
+              <w:right w:type="dxa" w:w="95"/>
+            </w:tcMar>
+            <w:vAlign w:val="center"/>
+          </w:tcPr>
+          <w:p>
+            <w:pPr>
+              <w:spacing w:after="0" w:line="265"/>
+            </w:pPr>
+            <w:r>
+              <w:rPr>
+                <w:rFonts w:ascii="Arial" w:cs="Arial" w:eastAsia="Arial" w:hAnsi="Arial"/>
+                <w:b w:val="false"/>
+                <w:bCs w:val="false"/>
+                <w:color w:val="1B1B1B"/>
+                <w:sz w:val="18"/>
+                <w:szCs w:val="18"/>
+              </w:rPr>
+              <w:t xml:space="preserve">Nhận ra được, lại đo chuẩn</w:t>
+            </w:r>
+          </w:p>
+        </w:tc>
+      </w:tr>
+      <w:tr>
+        <w:trPr>
+          <w:cantSplit/>
+          <w:tblHeader w:val="false"/>
+        </w:trPr>
+        <w:tc>
+          <w:tcPr>
+            <w:tcW w:type="dxa" w:w="2300"/>
+            <w:tcMar>
+              <w:top w:type="dxa" w:w="60"/>
+              <w:left w:type="dxa" w:w="95"/>
+              <w:bottom w:type="dxa" w:w="60"/>
+              <w:right w:type="dxa" w:w="95"/>
+            </w:tcMar>
+            <w:vAlign w:val="center"/>
+          </w:tcPr>
+          <w:p>
+            <w:pPr>
+              <w:spacing w:after="0" w:line="265"/>
+            </w:pPr>
+            <w:r>
+              <w:rPr>
+                <w:rFonts w:ascii="Arial" w:cs="Arial" w:eastAsia="Arial" w:hAnsi="Arial"/>
+                <w:b w:val="false"/>
+                <w:bCs w:val="false"/>
+                <w:color w:val="1B1B1B"/>
+                <w:sz w:val="18"/>
+                <w:szCs w:val="18"/>
+              </w:rPr>
+              <w:t xml:space="preserve">Lidar + radar</w:t>
+            </w:r>
+          </w:p>
+        </w:tc>
+        <w:tc>
+          <w:tcPr>
+            <w:tcW w:type="dxa" w:w="4000"/>
+            <w:tcMar>
+              <w:top w:type="dxa" w:w="60"/>
+              <w:left w:type="dxa" w:w="95"/>
+              <w:bottom w:type="dxa" w:w="60"/>
+              <w:right w:type="dxa" w:w="95"/>
+            </w:tcMar>
+            <w:vAlign w:val="center"/>
+          </w:tcPr>
+          <w:p>
+            <w:pPr>
+              <w:spacing w:after="0" w:line="265"/>
+            </w:pPr>
+            <w:r>
+              <w:rPr>
+                <w:rFonts w:ascii="Arial" w:cs="Arial" w:eastAsia="Arial" w:hAnsi="Arial"/>
+                <w:b w:val="false"/>
+                <w:bCs w:val="false"/>
+                <w:color w:val="1B1B1B"/>
+                <w:sz w:val="18"/>
+                <w:szCs w:val="18"/>
+              </w:rPr>
+              <w:t xml:space="preserve">Mưa sương lidar ngắn lại, radar gánh; radar không có độ cao, lidar bù</w:t>
+            </w:r>
+          </w:p>
+        </w:tc>
+        <w:tc>
+          <w:tcPr>
+            <w:tcW w:type="dxa" w:w="3060"/>
+            <w:tcMar>
+              <w:top w:type="dxa" w:w="60"/>
+              <w:left w:type="dxa" w:w="95"/>
+              <w:bottom w:type="dxa" w:w="60"/>
+              <w:right w:type="dxa" w:w="95"/>
+            </w:tcMar>
+            <w:vAlign w:val="center"/>
+          </w:tcPr>
+          <w:p>
+            <w:pPr>
+              <w:spacing w:after="0" w:line="265"/>
+            </w:pPr>
+            <w:r>
+              <w:rPr>
+                <w:rFonts w:ascii="Arial" w:cs="Arial" w:eastAsia="Arial" w:hAnsi="Arial"/>
+                <w:b w:val="false"/>
+                <w:bCs w:val="false"/>
+                <w:color w:val="1B1B1B"/>
+                <w:sz w:val="18"/>
+                <w:szCs w:val="18"/>
+              </w:rPr>
+              <w:t xml:space="preserve">Mưa, sương, biển trên đầu</w:t>
+            </w:r>
+          </w:p>
+        </w:tc>
+      </w:tr>
+      <w:tr>
+        <w:trPr>
+          <w:cantSplit/>
+          <w:tblHeader w:val="false"/>
+        </w:trPr>
+        <w:tc>
+          <w:tcPr>
+            <w:tcW w:type="dxa" w:w="2300"/>
+            <w:tcMar>
+              <w:top w:type="dxa" w:w="60"/>
+              <w:left w:type="dxa" w:w="95"/>
+              <w:bottom w:type="dxa" w:w="60"/>
+              <w:right w:type="dxa" w:w="95"/>
+            </w:tcMar>
+            <w:vAlign w:val="center"/>
+          </w:tcPr>
+          <w:p>
+            <w:pPr>
+              <w:spacing w:after="0" w:line="265"/>
+            </w:pPr>
+            <w:r>
+              <w:rPr>
+                <w:rFonts w:ascii="Arial" w:cs="Arial" w:eastAsia="Arial" w:hAnsi="Arial"/>
+                <w:b w:val="false"/>
+                <w:bCs w:val="false"/>
+                <w:color w:val="1B1B1B"/>
+                <w:sz w:val="18"/>
+                <w:szCs w:val="18"/>
+              </w:rPr>
+              <w:t xml:space="preserve">GNSS + IMU + bản đồ</w:t>
+            </w:r>
+          </w:p>
+        </w:tc>
+        <w:tc>
+          <w:tcPr>
+            <w:tcW w:type="dxa" w:w="4000"/>
+            <w:tcMar>
+              <w:top w:type="dxa" w:w="60"/>
+              <w:left w:type="dxa" w:w="95"/>
+              <w:bottom w:type="dxa" w:w="60"/>
+              <w:right w:type="dxa" w:w="95"/>
+            </w:tcMar>
+            <w:vAlign w:val="center"/>
+          </w:tcPr>
+          <w:p>
+            <w:pPr>
+              <w:spacing w:after="0" w:line="265"/>
+            </w:pPr>
+            <w:r>
+              <w:rPr>
+                <w:rFonts w:ascii="Arial" w:cs="Arial" w:eastAsia="Arial" w:hAnsi="Arial"/>
+                <w:b w:val="false"/>
+                <w:bCs w:val="false"/>
+                <w:color w:val="1B1B1B"/>
+                <w:sz w:val="18"/>
+                <w:szCs w:val="18"/>
+              </w:rPr>
+              <w:t xml:space="preserve">Mất vệ tinh thì IMU gánh tạm; ra khỏi hầm thì kéo lại</w:t>
+            </w:r>
+          </w:p>
+        </w:tc>
+        <w:tc>
+          <w:tcPr>
+            <w:tcW w:type="dxa" w:w="3060"/>
+            <w:tcMar>
+              <w:top w:type="dxa" w:w="60"/>
+              <w:left w:type="dxa" w:w="95"/>
+              <w:bottom w:type="dxa" w:w="60"/>
+              <w:right w:type="dxa" w:w="95"/>
+            </w:tcMar>
+            <w:vAlign w:val="center"/>
+          </w:tcPr>
+          <w:p>
+            <w:pPr>
+              <w:spacing w:after="0" w:line="265"/>
+            </w:pPr>
+            <w:r>
+              <w:rPr>
+                <w:rFonts w:ascii="Arial" w:cs="Arial" w:eastAsia="Arial" w:hAnsi="Arial"/>
+                <w:b w:val="false"/>
+                <w:bCs w:val="false"/>
+                <w:color w:val="1B1B1B"/>
+                <w:sz w:val="18"/>
+                <w:szCs w:val="18"/>
+              </w:rPr>
+              <w:t xml:space="preserve">Hầm, phố hẹp nhà cao</w:t>
+            </w:r>
+          </w:p>
+        </w:tc>
+      </w:tr>
+      <w:tr>
+        <w:trPr>
+          <w:cantSplit/>
+          <w:tblHeader w:val="false"/>
+        </w:trPr>
+        <w:tc>
+          <w:tcPr>
+            <w:tcW w:type="dxa" w:w="2300"/>
+            <w:tcMar>
+              <w:top w:type="dxa" w:w="60"/>
+              <w:left w:type="dxa" w:w="95"/>
+              <w:bottom w:type="dxa" w:w="60"/>
+              <w:right w:type="dxa" w:w="95"/>
+            </w:tcMar>
+            <w:vAlign w:val="center"/>
+          </w:tcPr>
+          <w:p>
+            <w:pPr>
+              <w:spacing w:after="0" w:line="265"/>
+            </w:pPr>
+            <w:r>
+              <w:rPr>
+                <w:rFonts w:ascii="Arial" w:cs="Arial" w:eastAsia="Arial" w:hAnsi="Arial"/>
+                <w:b w:val="false"/>
+                <w:bCs w:val="false"/>
+                <w:color w:val="1B1B1B"/>
+                <w:sz w:val="18"/>
+                <w:szCs w:val="18"/>
+              </w:rPr>
+              <w:t xml:space="preserve">Siêu âm + camera toàn cảnh</w:t>
+            </w:r>
+          </w:p>
+        </w:tc>
+        <w:tc>
+          <w:tcPr>
+            <w:tcW w:type="dxa" w:w="4000"/>
+            <w:tcMar>
+              <w:top w:type="dxa" w:w="60"/>
+              <w:left w:type="dxa" w:w="95"/>
+              <w:bottom w:type="dxa" w:w="60"/>
+              <w:right w:type="dxa" w:w="95"/>
+            </w:tcMar>
+            <w:vAlign w:val="center"/>
+          </w:tcPr>
+          <w:p>
+            <w:pPr>
+              <w:spacing w:after="0" w:line="265"/>
+            </w:pPr>
+            <w:r>
+              <w:rPr>
+                <w:rFonts w:ascii="Arial" w:cs="Arial" w:eastAsia="Arial" w:hAnsi="Arial"/>
+                <w:b w:val="false"/>
+                <w:bCs w:val="false"/>
+                <w:color w:val="1B1B1B"/>
+                <w:sz w:val="18"/>
+                <w:szCs w:val="18"/>
+              </w:rPr>
+              <w:t xml:space="preserve">Siêu âm đo vật rất gần; camera thấy rõ đó là gì</w:t>
+            </w:r>
+          </w:p>
+        </w:tc>
+        <w:tc>
+          <w:tcPr>
+            <w:tcW w:type="dxa" w:w="3060"/>
+            <w:tcMar>
+              <w:top w:type="dxa" w:w="60"/>
+              <w:left w:type="dxa" w:w="95"/>
+              <w:bottom w:type="dxa" w:w="60"/>
+              <w:right w:type="dxa" w:w="95"/>
+            </w:tcMar>
+            <w:vAlign w:val="center"/>
+          </w:tcPr>
+          <w:p>
+            <w:pPr>
+              <w:spacing w:after="0" w:line="265"/>
+            </w:pPr>
+            <w:r>
+              <w:rPr>
+                <w:rFonts w:ascii="Arial" w:cs="Arial" w:eastAsia="Arial" w:hAnsi="Arial"/>
+                <w:b w:val="false"/>
+                <w:bCs w:val="false"/>
+                <w:color w:val="1B1B1B"/>
+                <w:sz w:val="18"/>
+                <w:szCs w:val="18"/>
+              </w:rPr>
+              <w:t xml:space="preserve">Đỗ xe</w:t>
+            </w:r>
+          </w:p>
+        </w:tc>
+      </w:tr>
+    </w:tbl>
+    <w:p>
+      <w:pPr>
+        <w:spacing w:after="0"/>
+      </w:pPr>
+      <w:r>
+        <w:rPr>
+          <w:rFonts w:ascii="Arial" w:cs="Arial" w:eastAsia="Arial" w:hAnsi="Arial"/>
+          <w:color w:val="1B1B1B"/>
+          <w:sz w:val="22"/>
+          <w:szCs w:val="22"/>
+        </w:rPr>
+        <w:t xml:space="preserve"/>
+      </w:r>
+    </w:p>
+    <w:p>
+      <w:pPr>
+        <w:widowControl/>
+        <w:spacing w:after="100" w:before="0" w:line="312"/>
+        <w:ind w:left="0" w:firstLine="0"/>
+      </w:pPr>
+      <w:r>
+        <w:rPr>
+          <w:rFonts w:ascii="Arial" w:cs="Arial" w:eastAsia="Arial" w:hAnsi="Arial"/>
+          <w:color w:val="1B1B1B"/>
+          <w:sz w:val="22"/>
+          <w:szCs w:val="22"/>
+        </w:rPr>
+        <w:t xml:space="preserve">Chỉ có hai kiểu: một cái lo «là gì», một cái lo «bao xa, nhanh bao nhiêu»; hoặc một cái hỏng thì cái kia gánh tạm.</w:t>
+      </w:r>
+    </w:p>
+    <w:p>
+      <w:pPr>
+        <w:pStyle w:val="Heading1"/>
+        <w:keepNext/>
+        <w:pageBreakBefore/>
+        <w:spacing w:after="240" w:before="160"/>
+      </w:pPr>
+      <w:r>
+        <w:rPr>
+          <w:rFonts w:ascii="Arial" w:cs="Arial" w:eastAsia="Arial" w:hAnsi="Arial"/>
+          <w:b/>
+          <w:bCs/>
+          <w:color w:val="24405C"/>
+          <w:sz w:val="30"/>
+          <w:szCs w:val="30"/>
+        </w:rPr>
+        <w:t xml:space="preserve">3.10 Xem bằng dữ liệu thật: nuScenes</w:t>
+      </w:r>
+    </w:p>
+    <w:p>
+      <w:pPr>
+        <w:widowControl/>
+        <w:spacing w:after="100" w:before="0" w:line="312"/>
+        <w:ind w:left="0" w:firstLine="0"/>
+      </w:pPr>
+      <w:r>
+        <w:rPr>
+          <w:rFonts w:ascii="Arial" w:cs="Arial" w:eastAsia="Arial" w:hAnsi="Arial"/>
+          <w:color w:val="1B1B1B"/>
+          <w:sz w:val="22"/>
+          <w:szCs w:val="22"/>
+        </w:rPr>
+        <w:t xml:space="preserve">nuScenes là bộ dữ liệu do công ty xe tự lái Motional công bố năm 2019: một chiếc xe gắn đầy cảm biến chạy 15 giờ, 242 km ở Boston (Mỹ) và Singapore, rồi người chọn ra 1000 đoạn 20 giây đáng xem. Cho phép dùng phi thương mại (CC BY-NC-SA 4.0). Chúng ta dùng bản mini, chỉ 10 đoạn.</w:t>
       </w:r>
     </w:p>
     <w:p>
@@ -8258,7 +8258,7 @@
       <w:r>
         <w:drawing>
           <wp:inline distT="0" distB="0" distL="0" distR="0">
-            <wp:extent cx="4762500" cy="2676525"/>
+            <wp:extent cx="3238500" cy="3238500"/>
             <wp:effectExtent t="0" r="0" b="0" l="0"/>
             <wp:docPr id="1" name="" descr="" title=""/>
             <wp:cNvGraphicFramePr>
@@ -8283,7 +8283,7 @@
                   <pic:spPr bwMode="auto">
                     <a:xfrm>
                       <a:off x="0" y="0"/>
-                      <a:ext cx="4762500" cy="2676525"/>
+                      <a:ext cx="3238500" cy="3238500"/>
                     </a:xfrm>
                     <a:prstGeom prst="rect">
                       <a:avLst/>
@@ -8310,63 +8310,7 @@
           <w:sz w:val="19"/>
           <w:szCs w:val="19"/>
         </w:rPr>
-        <w:t xml:space="preserve">Hộp 3D gán nhãn chính thức chiếu lên ảnh: xanh lá là xe, xanh lơ là cọc giao thông. scene-0061. Dữ liệu: nuScenes (Motional), CC BY-NC-SA 4.0</w:t>
-      </w:r>
-    </w:p>
-    <w:p>
-      <w:pPr>
-        <w:widowControl/>
-        <w:spacing w:after="100" w:before="0" w:line="312"/>
-        <w:ind w:left="0" w:firstLine="0"/>
-      </w:pPr>
-      <w:r>
-        <w:rPr>
-          <w:rFonts w:ascii="Arial" w:cs="Arial" w:eastAsia="Arial" w:hAnsi="Arial"/>
-          <w:color w:val="1B1B1B"/>
-          <w:sz w:val="22"/>
-          <w:szCs w:val="22"/>
-        </w:rPr>
-        <w:t xml:space="preserve">Mỗi 0,5 giây chọn một </w:t>
-      </w:r>
-      <w:r>
-        <w:rPr>
-          <w:rFonts w:ascii="Arial" w:cs="Arial" w:eastAsia="Arial" w:hAnsi="Arial"/>
-          <w:b/>
-          <w:bCs/>
-          <w:color w:val="24405C"/>
-          <w:sz w:val="22"/>
-          <w:szCs w:val="22"/>
-        </w:rPr>
-        <w:t xml:space="preserve">khung chính</w:t>
-      </w:r>
-      <w:r>
-        <w:rPr>
-          <w:rFonts w:ascii="Arial" w:cs="Arial" w:eastAsia="Arial" w:hAnsi="Arial"/>
-          <w:color w:val="1B1B1B"/>
-          <w:sz w:val="22"/>
-          <w:szCs w:val="22"/>
-        </w:rPr>
-        <w:t xml:space="preserve">, người gán nhãn chuyên nghiệp vẽ mỗi xe, mỗi người, mỗi cọc giao thông thành một hộp 3D. Một hộp có 7 số: vị trí x, y, z, kích thước rộng, dài, cao, và một góc quay; thêm </w:t>
-      </w:r>
-      <w:r>
-        <w:rPr>
-          <w:rFonts w:ascii="Arial" w:cs="Arial" w:eastAsia="Arial" w:hAnsi="Arial"/>
-          <w:b/>
-          <w:bCs/>
-          <w:color w:val="24405C"/>
-          <w:sz w:val="22"/>
-          <w:szCs w:val="22"/>
-        </w:rPr>
-        <w:t xml:space="preserve">thuộc tính</w:t>
-      </w:r>
-      <w:r>
-        <w:rPr>
-          <w:rFonts w:ascii="Arial" w:cs="Arial" w:eastAsia="Arial" w:hAnsi="Arial"/>
-          <w:color w:val="1B1B1B"/>
-          <w:sz w:val="22"/>
-          <w:szCs w:val="22"/>
-        </w:rPr>
-        <w:t xml:space="preserve">, ví dụ đang đi hay đứng. Tổng cộng 23 loại, chỉ cần một điểm lidar hoặc radar chạm vào là phải gán nhãn. Bản đầy đủ có 40 nghìn khung, 1,4 triệu hộp. Mặt người và biển số trong ảnh được chương trình tự tìm rồi làm mờ.</w:t>
+        <w:t xml:space="preserve">Sơ đồ nhìn từ trên của xe thu dữ liệu, vẽ theo dữ liệu hiệu chuẩn của nuScenes (đầu xe hướng lên): quạt xanh là 6 camera, vòng vàng là lidar trên nóc, mũi tên đỏ là hướng của 5 radar.</w:t>
       </w:r>
     </w:p>
     <w:p>
@@ -8378,7 +8322,7 @@
       <w:r>
         <w:drawing>
           <wp:inline distT="0" distB="0" distL="0" distR="0">
-            <wp:extent cx="4191000" cy="2419350"/>
+            <wp:extent cx="4762500" cy="2676525"/>
             <wp:effectExtent t="0" r="0" b="0" l="0"/>
             <wp:docPr id="1" name="" descr="" title=""/>
             <wp:cNvGraphicFramePr>
@@ -8403,6 +8347,126 @@
                   <pic:spPr bwMode="auto">
                     <a:xfrm>
                       <a:off x="0" y="0"/>
+                      <a:ext cx="4762500" cy="2676525"/>
+                    </a:xfrm>
+                    <a:prstGeom prst="rect">
+                      <a:avLst/>
+                    </a:prstGeom>
+                  </pic:spPr>
+                </pic:pic>
+              </a:graphicData>
+            </a:graphic>
+          </wp:inline>
+        </w:drawing>
+      </w:r>
+    </w:p>
+    <w:p>
+      <w:pPr>
+        <w:keepNext w:val="false"/>
+        <w:spacing w:after="70" w:before="190"/>
+      </w:pPr>
+      <w:r>
+        <w:rPr>
+          <w:rFonts w:ascii="Arial" w:cs="Arial" w:eastAsia="Arial" w:hAnsi="Arial"/>
+          <w:b/>
+          <w:bCs/>
+          <w:color w:val="24405C"/>
+          <w:sz w:val="19"/>
+          <w:szCs w:val="19"/>
+        </w:rPr>
+        <w:t xml:space="preserve">Hộp 3D gán nhãn chính thức chiếu lên ảnh: xanh lá là xe, xanh lơ là cọc giao thông. scene-0061. Dữ liệu: nuScenes (Motional), CC BY-NC-SA 4.0</w:t>
+      </w:r>
+    </w:p>
+    <w:p>
+      <w:pPr>
+        <w:widowControl/>
+        <w:spacing w:after="100" w:before="0" w:line="312"/>
+        <w:ind w:left="0" w:firstLine="0"/>
+      </w:pPr>
+      <w:r>
+        <w:rPr>
+          <w:rFonts w:ascii="Arial" w:cs="Arial" w:eastAsia="Arial" w:hAnsi="Arial"/>
+          <w:color w:val="1B1B1B"/>
+          <w:sz w:val="22"/>
+          <w:szCs w:val="22"/>
+        </w:rPr>
+        <w:t xml:space="preserve">Mỗi 0,5 giây chọn một </w:t>
+      </w:r>
+      <w:r>
+        <w:rPr>
+          <w:rFonts w:ascii="Arial" w:cs="Arial" w:eastAsia="Arial" w:hAnsi="Arial"/>
+          <w:b/>
+          <w:bCs/>
+          <w:color w:val="24405C"/>
+          <w:sz w:val="22"/>
+          <w:szCs w:val="22"/>
+        </w:rPr>
+        <w:t xml:space="preserve">khung chính</w:t>
+      </w:r>
+      <w:r>
+        <w:rPr>
+          <w:rFonts w:ascii="Arial" w:cs="Arial" w:eastAsia="Arial" w:hAnsi="Arial"/>
+          <w:color w:val="1B1B1B"/>
+          <w:sz w:val="22"/>
+          <w:szCs w:val="22"/>
+        </w:rPr>
+        <w:t xml:space="preserve">, người gán nhãn chuyên nghiệp vẽ mỗi xe, mỗi người, mỗi cọc giao thông thành một hộp 3D. Một hộp có 7 số: vị trí x, y, z, kích thước rộng, dài, cao, và một góc quay; thêm </w:t>
+      </w:r>
+      <w:r>
+        <w:rPr>
+          <w:rFonts w:ascii="Arial" w:cs="Arial" w:eastAsia="Arial" w:hAnsi="Arial"/>
+          <w:b/>
+          <w:bCs/>
+          <w:color w:val="24405C"/>
+          <w:sz w:val="22"/>
+          <w:szCs w:val="22"/>
+        </w:rPr>
+        <w:t xml:space="preserve">thuộc tính</w:t>
+      </w:r>
+      <w:r>
+        <w:rPr>
+          <w:rFonts w:ascii="Arial" w:cs="Arial" w:eastAsia="Arial" w:hAnsi="Arial"/>
+          <w:color w:val="1B1B1B"/>
+          <w:sz w:val="22"/>
+          <w:szCs w:val="22"/>
+        </w:rPr>
+        <w:t xml:space="preserve">, ví dụ đang đi hay đứng. Tổng cộng 23 loại, chỉ cần một điểm lidar hoặc radar chạm vào là phải gán nhãn. Bản đầy đủ có 40 nghìn khung, 1,4 triệu hộp. Mặt người và biển số trong ảnh được chương trình tự tìm rồi làm mờ.</w:t>
+      </w:r>
+    </w:p>
+    <w:p>
+      <w:pPr>
+        <w:keepNext/>
+        <w:spacing w:after="60" w:before="60"/>
+        <w:jc w:val="center"/>
+      </w:pPr>
+      <w:r>
+        <w:drawing>
+          <wp:inline distT="0" distB="0" distL="0" distR="0">
+            <wp:extent cx="4191000" cy="2419350"/>
+            <wp:effectExtent t="0" r="0" b="0" l="0"/>
+            <wp:docPr id="1" name="" descr="" title=""/>
+            <wp:cNvGraphicFramePr>
+              <a:graphicFrameLocks xmlns:a="http://schemas.openxmlformats.org/drawingml/2006/main" noChangeAspect="1"/>
+            </wp:cNvGraphicFramePr>
+            <a:graphic xmlns:a="http://schemas.openxmlformats.org/drawingml/2006/main">
+              <a:graphicData uri="http://schemas.openxmlformats.org/drawingml/2006/picture">
+                <pic:pic xmlns:pic="http://schemas.openxmlformats.org/drawingml/2006/picture">
+                  <pic:nvPicPr>
+                    <pic:cNvPr id="0" name="" descr=""/>
+                    <pic:cNvPicPr>
+                      <a:picLocks noChangeAspect="1" noChangeArrowheads="1"/>
+                    </pic:cNvPicPr>
+                  </pic:nvPicPr>
+                  <pic:blipFill>
+                    <a:blip r:embed="rId26" cstate="none"/>
+                    <a:srcRect/>
+                    <a:stretch>
+                      <a:fillRect/>
+                    </a:stretch>
+                  </pic:blipFill>
+                  <pic:spPr bwMode="auto">
+                    <a:xfrm>
+                      <a:off x="0" y="0"/>
                       <a:ext cx="4191000" cy="2419350"/>
                     </a:xfrm>
                     <a:prstGeom prst="rect">
@@ -8504,7 +8568,7 @@
                     </pic:cNvPicPr>
                   </pic:nvPicPr>
                   <pic:blipFill>
-                    <a:blip r:embed="rId26" cstate="none"/>
+                    <a:blip r:embed="rId27" cstate="none"/>
                     <a:srcRect/>
                     <a:stretch>
                       <a:fillRect/>

--- a/第七週(10-22)/Nguyên lý xe tự lái_Tuần 7_Tài liệu học tập.docx
+++ b/第七週(10-22)/Nguyên lý xe tự lái_Tuần 7_Tài liệu học tập.docx
@@ -8528,6 +8528,571 @@
       <w:pPr>
         <w:pStyle w:val="Heading2"/>
         <w:keepNext/>
+        <w:spacing w:after="130" w:before="300"/>
+      </w:pPr>
+      <w:r>
+        <w:rPr>
+          <w:rFonts w:ascii="Arial" w:cs="Arial" w:eastAsia="Arial" w:hAnsi="Arial"/>
+          <w:b/>
+          <w:bCs/>
+          <w:color w:val="24405C"/>
+          <w:sz w:val="24"/>
+          <w:szCs w:val="24"/>
+        </w:rPr>
+        <w:t xml:space="preserve">Bộ dữ liệu dùng để làm gì, dùng thế nào</w:t>
+      </w:r>
+    </w:p>
+    <w:p>
+      <w:pPr>
+        <w:keepNext/>
+        <w:spacing w:after="60" w:before="60"/>
+        <w:jc w:val="center"/>
+      </w:pPr>
+      <w:r>
+        <w:drawing>
+          <wp:inline distT="0" distB="0" distL="0" distR="0">
+            <wp:extent cx="4191000" cy="2724150"/>
+            <wp:effectExtent t="0" r="0" b="0" l="0"/>
+            <wp:docPr id="1" name="" descr="" title=""/>
+            <wp:cNvGraphicFramePr>
+              <a:graphicFrameLocks xmlns:a="http://schemas.openxmlformats.org/drawingml/2006/main" noChangeAspect="1"/>
+            </wp:cNvGraphicFramePr>
+            <a:graphic xmlns:a="http://schemas.openxmlformats.org/drawingml/2006/main">
+              <a:graphicData uri="http://schemas.openxmlformats.org/drawingml/2006/picture">
+                <pic:pic xmlns:pic="http://schemas.openxmlformats.org/drawingml/2006/picture">
+                  <pic:nvPicPr>
+                    <pic:cNvPr id="0" name="" descr=""/>
+                    <pic:cNvPicPr>
+                      <a:picLocks noChangeAspect="1" noChangeArrowheads="1"/>
+                    </pic:cNvPicPr>
+                  </pic:nvPicPr>
+                  <pic:blipFill>
+                    <a:blip r:embed="rId27" cstate="none"/>
+                    <a:srcRect/>
+                    <a:stretch>
+                      <a:fillRect/>
+                    </a:stretch>
+                  </pic:blipFill>
+                  <pic:spPr bwMode="auto">
+                    <a:xfrm>
+                      <a:off x="0" y="0"/>
+                      <a:ext cx="4191000" cy="2724150"/>
+                    </a:xfrm>
+                    <a:prstGeom prst="rect">
+                      <a:avLst/>
+                    </a:prstGeom>
+                  </pic:spPr>
+                </pic:pic>
+              </a:graphicData>
+            </a:graphic>
+          </wp:inline>
+        </w:drawing>
+      </w:r>
+    </w:p>
+    <w:p>
+      <w:pPr>
+        <w:keepNext w:val="false"/>
+        <w:spacing w:after="70" w:before="190"/>
+      </w:pPr>
+      <w:r>
+        <w:rPr>
+          <w:rFonts w:ascii="Arial" w:cs="Arial" w:eastAsia="Arial" w:hAnsi="Arial"/>
+          <w:b/>
+          <w:bCs/>
+          <w:color w:val="24405C"/>
+          <w:sz w:val="19"/>
+          <w:szCs w:val="19"/>
+        </w:rPr>
+        <w:t xml:space="preserve">Bốn việc lớp mình đã làm với nuScenes mini: hiệu chuẩn, đồng bộ, ghép đôi, bám theo (tiết 1, 2).</w:t>
+      </w:r>
+    </w:p>
+    <w:p>
+      <w:pPr>
+        <w:pStyle w:val="ListParagraph"/>
+        <w:widowControl/>
+        <w:numPr>
+          <w:ilvl w:val="0"/>
+          <w:numId w:val="2"/>
+        </w:numPr>
+        <w:spacing w:after="80" w:line="320"/>
+      </w:pPr>
+      <w:r>
+        <w:rPr>
+          <w:rFonts w:ascii="Arial" w:cs="Arial" w:eastAsia="Arial" w:hAnsi="Arial"/>
+          <w:b/>
+          <w:bCs/>
+          <w:color w:val="24405C"/>
+          <w:sz w:val="22"/>
+          <w:szCs w:val="22"/>
+        </w:rPr>
+        <w:t xml:space="preserve">Huấn luyện</w:t>
+      </w:r>
+      <w:r>
+        <w:rPr>
+          <w:rFonts w:ascii="Arial" w:cs="Arial" w:eastAsia="Arial" w:hAnsi="Arial"/>
+          <w:color w:val="1B1B1B"/>
+          <w:sz w:val="22"/>
+          <w:szCs w:val="22"/>
+        </w:rPr>
+        <w:t xml:space="preserve">: cho máy xem rất nhiều hộp đã gán nhãn để học phát hiện xe và người, bám theo cùng một vật, dự đoán nó đi đâu (dữ liệu còn kèm bản đồ).</w:t>
+      </w:r>
+    </w:p>
+    <w:p>
+      <w:pPr>
+        <w:pStyle w:val="ListParagraph"/>
+        <w:widowControl/>
+        <w:numPr>
+          <w:ilvl w:val="0"/>
+          <w:numId w:val="2"/>
+        </w:numPr>
+        <w:spacing w:after="80" w:line="320"/>
+      </w:pPr>
+      <w:r>
+        <w:rPr>
+          <w:rFonts w:ascii="Arial" w:cs="Arial" w:eastAsia="Arial" w:hAnsi="Arial"/>
+          <w:b/>
+          <w:bCs/>
+          <w:color w:val="24405C"/>
+          <w:sz w:val="22"/>
+          <w:szCs w:val="22"/>
+        </w:rPr>
+        <w:t xml:space="preserve">Thi</w:t>
+      </w:r>
+      <w:r>
+        <w:rPr>
+          <w:rFonts w:ascii="Arial" w:cs="Arial" w:eastAsia="Arial" w:hAnsi="Arial"/>
+          <w:color w:val="1B1B1B"/>
+          <w:sz w:val="22"/>
+          <w:szCs w:val="22"/>
+        </w:rPr>
+        <w:t xml:space="preserve">: mọi người dùng cùng dữ liệu kiểm tra, cùng một điểm (NDS do nuScenes đặt ra) để so, lên bảng xếp hạng.</w:t>
+      </w:r>
+    </w:p>
+    <w:p>
+      <w:pPr>
+        <w:pStyle w:val="ListParagraph"/>
+        <w:widowControl/>
+        <w:numPr>
+          <w:ilvl w:val="0"/>
+          <w:numId w:val="2"/>
+        </w:numPr>
+        <w:spacing w:after="80" w:line="320"/>
+      </w:pPr>
+      <w:r>
+        <w:rPr>
+          <w:rFonts w:ascii="Arial" w:cs="Arial" w:eastAsia="Arial" w:hAnsi="Arial"/>
+          <w:b/>
+          <w:bCs/>
+          <w:color w:val="24405C"/>
+          <w:sz w:val="22"/>
+          <w:szCs w:val="22"/>
+        </w:rPr>
+        <w:t xml:space="preserve">Nghiên cứu hợp nhất</w:t>
+      </w:r>
+      <w:r>
+        <w:rPr>
+          <w:rFonts w:ascii="Arial" w:cs="Arial" w:eastAsia="Arial" w:hAnsi="Arial"/>
+          <w:color w:val="1B1B1B"/>
+          <w:sz w:val="22"/>
+          <w:szCs w:val="22"/>
+        </w:rPr>
+        <w:t xml:space="preserve">: camera, lidar, radar đã đồng bộ, hiệu chuẩn sẵn; đây là bộ dữ liệu lớn đầu tiên có radar.</w:t>
+      </w:r>
+    </w:p>
+    <w:p>
+      <w:pPr>
+        <w:pStyle w:val="ListParagraph"/>
+        <w:widowControl/>
+        <w:numPr>
+          <w:ilvl w:val="0"/>
+          <w:numId w:val="2"/>
+        </w:numPr>
+        <w:spacing w:after="80" w:line="320"/>
+      </w:pPr>
+      <w:r>
+        <w:rPr>
+          <w:rFonts w:ascii="Arial" w:cs="Arial" w:eastAsia="Arial" w:hAnsi="Arial"/>
+          <w:b/>
+          <w:bCs/>
+          <w:color w:val="24405C"/>
+          <w:sz w:val="22"/>
+          <w:szCs w:val="22"/>
+        </w:rPr>
+        <w:t xml:space="preserve">Thử trên dữ liệu thật trước</w:t>
+      </w:r>
+      <w:r>
+        <w:rPr>
+          <w:rFonts w:ascii="Arial" w:cs="Arial" w:eastAsia="Arial" w:hAnsi="Arial"/>
+          <w:color w:val="1B1B1B"/>
+          <w:sz w:val="22"/>
+          <w:szCs w:val="22"/>
+        </w:rPr>
+        <w:t xml:space="preserve">: trước khi ra đường, xem phương pháp mới có sai trong hàng nghìn khoảnh khắc thật không.</w:t>
+      </w:r>
+    </w:p>
+    <w:tbl>
+      <w:tblPr>
+        <w:tblW w:type="dxa" w:w="9360"/>
+        <w:tblBorders>
+          <w:top w:val="single" w:color="8A949C" w:sz="8"/>
+          <w:left w:val="none"/>
+          <w:bottom w:val="single" w:color="8A949C" w:sz="8"/>
+          <w:right w:val="none"/>
+          <w:insideH w:val="single" w:color="BFC7CE" w:sz="2"/>
+          <w:insideV w:val="none"/>
+        </w:tblBorders>
+      </w:tblPr>
+      <w:tblGrid>
+        <w:gridCol w:w="2200"/>
+        <w:gridCol w:w="7160"/>
+      </w:tblGrid>
+      <w:tr>
+        <w:trPr>
+          <w:cantSplit/>
+          <w:tblHeader/>
+        </w:trPr>
+        <w:tc>
+          <w:tcPr>
+            <w:tcW w:type="dxa" w:w="2200"/>
+            <w:shd w:fill="EDF0F3" w:color="auto" w:val="clear"/>
+            <w:tcMar>
+              <w:top w:type="dxa" w:w="60"/>
+              <w:left w:type="dxa" w:w="95"/>
+              <w:bottom w:type="dxa" w:w="60"/>
+              <w:right w:type="dxa" w:w="95"/>
+            </w:tcMar>
+            <w:vAlign w:val="center"/>
+          </w:tcPr>
+          <w:p>
+            <w:pPr>
+              <w:spacing w:after="0" w:line="265"/>
+            </w:pPr>
+            <w:r>
+              <w:rPr>
+                <w:rFonts w:ascii="Arial" w:cs="Arial" w:eastAsia="Arial" w:hAnsi="Arial"/>
+                <w:b/>
+                <w:bCs/>
+                <w:color w:val="1B1B1B"/>
+                <w:sz w:val="18"/>
+                <w:szCs w:val="18"/>
+              </w:rPr>
+              <w:t xml:space="preserve">Bước</w:t>
+            </w:r>
+          </w:p>
+        </w:tc>
+        <w:tc>
+          <w:tcPr>
+            <w:tcW w:type="dxa" w:w="7160"/>
+            <w:shd w:fill="EDF0F3" w:color="auto" w:val="clear"/>
+            <w:tcMar>
+              <w:top w:type="dxa" w:w="60"/>
+              <w:left w:type="dxa" w:w="95"/>
+              <w:bottom w:type="dxa" w:w="60"/>
+              <w:right w:type="dxa" w:w="95"/>
+            </w:tcMar>
+            <w:vAlign w:val="center"/>
+          </w:tcPr>
+          <w:p>
+            <w:pPr>
+              <w:spacing w:after="0" w:line="265"/>
+            </w:pPr>
+            <w:r>
+              <w:rPr>
+                <w:rFonts w:ascii="Arial" w:cs="Arial" w:eastAsia="Arial" w:hAnsi="Arial"/>
+                <w:b/>
+                <w:bCs/>
+                <w:color w:val="1B1B1B"/>
+                <w:sz w:val="18"/>
+                <w:szCs w:val="18"/>
+              </w:rPr>
+              <w:t xml:space="preserve">Làm thế nào</w:t>
+            </w:r>
+          </w:p>
+        </w:tc>
+      </w:tr>
+      <w:tr>
+        <w:trPr>
+          <w:cantSplit/>
+          <w:tblHeader w:val="false"/>
+        </w:trPr>
+        <w:tc>
+          <w:tcPr>
+            <w:tcW w:type="dxa" w:w="2200"/>
+            <w:tcMar>
+              <w:top w:type="dxa" w:w="60"/>
+              <w:left w:type="dxa" w:w="95"/>
+              <w:bottom w:type="dxa" w:w="60"/>
+              <w:right w:type="dxa" w:w="95"/>
+            </w:tcMar>
+            <w:vAlign w:val="center"/>
+          </w:tcPr>
+          <w:p>
+            <w:pPr>
+              <w:spacing w:after="0" w:line="265"/>
+            </w:pPr>
+            <w:r>
+              <w:rPr>
+                <w:rFonts w:ascii="Arial" w:cs="Arial" w:eastAsia="Arial" w:hAnsi="Arial"/>
+                <w:b w:val="false"/>
+                <w:bCs w:val="false"/>
+                <w:color w:val="1B1B1B"/>
+                <w:sz w:val="18"/>
+                <w:szCs w:val="18"/>
+              </w:rPr>
+              <w:t xml:space="preserve">① Đăng ký, tải về</w:t>
+            </w:r>
+          </w:p>
+        </w:tc>
+        <w:tc>
+          <w:tcPr>
+            <w:tcW w:type="dxa" w:w="7160"/>
+            <w:tcMar>
+              <w:top w:type="dxa" w:w="60"/>
+              <w:left w:type="dxa" w:w="95"/>
+              <w:bottom w:type="dxa" w:w="60"/>
+              <w:right w:type="dxa" w:w="95"/>
+            </w:tcMar>
+            <w:vAlign w:val="center"/>
+          </w:tcPr>
+          <w:p>
+            <w:pPr>
+              <w:spacing w:after="0" w:line="265"/>
+            </w:pPr>
+            <w:r>
+              <w:rPr>
+                <w:rFonts w:ascii="Arial" w:cs="Arial" w:eastAsia="Arial" w:hAnsi="Arial"/>
+                <w:b w:val="false"/>
+                <w:bCs w:val="false"/>
+                <w:color w:val="1B1B1B"/>
+                <w:sz w:val="18"/>
+                <w:szCs w:val="18"/>
+              </w:rPr>
+              <w:t xml:space="preserve">Đăng ký ở nuscenes.org, đồng ý giấy phép phi thương mại; bản mini chỉ 10 cảnh, giải nén khoảng 5 GB.</w:t>
+            </w:r>
+          </w:p>
+        </w:tc>
+      </w:tr>
+      <w:tr>
+        <w:trPr>
+          <w:cantSplit/>
+          <w:tblHeader w:val="false"/>
+        </w:trPr>
+        <w:tc>
+          <w:tcPr>
+            <w:tcW w:type="dxa" w:w="2200"/>
+            <w:tcMar>
+              <w:top w:type="dxa" w:w="60"/>
+              <w:left w:type="dxa" w:w="95"/>
+              <w:bottom w:type="dxa" w:w="60"/>
+              <w:right w:type="dxa" w:w="95"/>
+            </w:tcMar>
+            <w:vAlign w:val="center"/>
+          </w:tcPr>
+          <w:p>
+            <w:pPr>
+              <w:spacing w:after="0" w:line="265"/>
+            </w:pPr>
+            <w:r>
+              <w:rPr>
+                <w:rFonts w:ascii="Arial" w:cs="Arial" w:eastAsia="Arial" w:hAnsi="Arial"/>
+                <w:b w:val="false"/>
+                <w:bCs w:val="false"/>
+                <w:color w:val="1B1B1B"/>
+                <w:sz w:val="18"/>
+                <w:szCs w:val="18"/>
+              </w:rPr>
+              <w:t xml:space="preserve">② Đọc dữ liệu</w:t>
+            </w:r>
+          </w:p>
+        </w:tc>
+        <w:tc>
+          <w:tcPr>
+            <w:tcW w:type="dxa" w:w="7160"/>
+            <w:tcMar>
+              <w:top w:type="dxa" w:w="60"/>
+              <w:left w:type="dxa" w:w="95"/>
+              <w:bottom w:type="dxa" w:w="60"/>
+              <w:right w:type="dxa" w:w="95"/>
+            </w:tcMar>
+            <w:vAlign w:val="center"/>
+          </w:tcPr>
+          <w:p>
+            <w:pPr>
+              <w:spacing w:after="0" w:line="265"/>
+            </w:pPr>
+            <w:r>
+              <w:rPr>
+                <w:rFonts w:ascii="Arial" w:cs="Arial" w:eastAsia="Arial" w:hAnsi="Arial"/>
+                <w:b w:val="false"/>
+                <w:bCs w:val="false"/>
+                <w:color w:val="1B1B1B"/>
+                <w:sz w:val="18"/>
+                <w:szCs w:val="18"/>
+              </w:rPr>
+              <w:t xml:space="preserve">Công cụ miễn phí nuscenes-devkit (Python): ảnh, điểm lidar và radar, hộp, hiệu chuẩn, thời gian đều đã sắp xếp sẵn.</w:t>
+            </w:r>
+          </w:p>
+        </w:tc>
+      </w:tr>
+      <w:tr>
+        <w:trPr>
+          <w:cantSplit/>
+          <w:tblHeader w:val="false"/>
+        </w:trPr>
+        <w:tc>
+          <w:tcPr>
+            <w:tcW w:type="dxa" w:w="2200"/>
+            <w:tcMar>
+              <w:top w:type="dxa" w:w="60"/>
+              <w:left w:type="dxa" w:w="95"/>
+              <w:bottom w:type="dxa" w:w="60"/>
+              <w:right w:type="dxa" w:w="95"/>
+            </w:tcMar>
+            <w:vAlign w:val="center"/>
+          </w:tcPr>
+          <w:p>
+            <w:pPr>
+              <w:spacing w:after="0" w:line="265"/>
+            </w:pPr>
+            <w:r>
+              <w:rPr>
+                <w:rFonts w:ascii="Arial" w:cs="Arial" w:eastAsia="Arial" w:hAnsi="Arial"/>
+                <w:b w:val="false"/>
+                <w:bCs w:val="false"/>
+                <w:color w:val="1B1B1B"/>
+                <w:sz w:val="18"/>
+                <w:szCs w:val="18"/>
+              </w:rPr>
+              <w:t xml:space="preserve">③ Học, kiểm tra</w:t>
+            </w:r>
+          </w:p>
+        </w:tc>
+        <w:tc>
+          <w:tcPr>
+            <w:tcW w:type="dxa" w:w="7160"/>
+            <w:tcMar>
+              <w:top w:type="dxa" w:w="60"/>
+              <w:left w:type="dxa" w:w="95"/>
+              <w:bottom w:type="dxa" w:w="60"/>
+              <w:right w:type="dxa" w:w="95"/>
+            </w:tcMar>
+            <w:vAlign w:val="center"/>
+          </w:tcPr>
+          <w:p>
+            <w:pPr>
+              <w:spacing w:after="0" w:line="265"/>
+            </w:pPr>
+            <w:r>
+              <w:rPr>
+                <w:rFonts w:ascii="Arial" w:cs="Arial" w:eastAsia="Arial" w:hAnsi="Arial"/>
+                <w:b w:val="false"/>
+                <w:bCs w:val="false"/>
+                <w:color w:val="1B1B1B"/>
+                <w:sz w:val="18"/>
+                <w:szCs w:val="18"/>
+              </w:rPr>
+              <w:t xml:space="preserve">Phần train cho máy học (như sách), phần val để tự kiểm tra (như bài tập).</w:t>
+            </w:r>
+          </w:p>
+        </w:tc>
+      </w:tr>
+      <w:tr>
+        <w:trPr>
+          <w:cantSplit/>
+          <w:tblHeader w:val="false"/>
+        </w:trPr>
+        <w:tc>
+          <w:tcPr>
+            <w:tcW w:type="dxa" w:w="2200"/>
+            <w:tcMar>
+              <w:top w:type="dxa" w:w="60"/>
+              <w:left w:type="dxa" w:w="95"/>
+              <w:bottom w:type="dxa" w:w="60"/>
+              <w:right w:type="dxa" w:w="95"/>
+            </w:tcMar>
+            <w:vAlign w:val="center"/>
+          </w:tcPr>
+          <w:p>
+            <w:pPr>
+              <w:spacing w:after="0" w:line="265"/>
+            </w:pPr>
+            <w:r>
+              <w:rPr>
+                <w:rFonts w:ascii="Arial" w:cs="Arial" w:eastAsia="Arial" w:hAnsi="Arial"/>
+                <w:b w:val="false"/>
+                <w:bCs w:val="false"/>
+                <w:color w:val="1B1B1B"/>
+                <w:sz w:val="18"/>
+                <w:szCs w:val="18"/>
+              </w:rPr>
+              <w:t xml:space="preserve">④ Chấm điểm</w:t>
+            </w:r>
+          </w:p>
+        </w:tc>
+        <w:tc>
+          <w:tcPr>
+            <w:tcW w:type="dxa" w:w="7160"/>
+            <w:tcMar>
+              <w:top w:type="dxa" w:w="60"/>
+              <w:left w:type="dxa" w:w="95"/>
+              <w:bottom w:type="dxa" w:w="60"/>
+              <w:right w:type="dxa" w:w="95"/>
+            </w:tcMar>
+            <w:vAlign w:val="center"/>
+          </w:tcPr>
+          <w:p>
+            <w:pPr>
+              <w:spacing w:after="0" w:line="265"/>
+            </w:pPr>
+            <w:r>
+              <w:rPr>
+                <w:rFonts w:ascii="Arial" w:cs="Arial" w:eastAsia="Arial" w:hAnsi="Arial"/>
+                <w:b w:val="false"/>
+                <w:bCs w:val="false"/>
+                <w:color w:val="1B1B1B"/>
+                <w:sz w:val="18"/>
+                <w:szCs w:val="18"/>
+              </w:rPr>
+              <w:t xml:space="preserve">Đáp án phần test không công khai, nộp kết quả để chính thức tính NDS, đưa lên bảng xếp hạng (như thi cuối kỳ).</w:t>
+            </w:r>
+          </w:p>
+        </w:tc>
+      </w:tr>
+    </w:tbl>
+    <w:p>
+      <w:pPr>
+        <w:spacing w:after="0"/>
+      </w:pPr>
+      <w:r>
+        <w:rPr>
+          <w:rFonts w:ascii="Arial" w:cs="Arial" w:eastAsia="Arial" w:hAnsi="Arial"/>
+          <w:color w:val="1B1B1B"/>
+          <w:sz w:val="22"/>
+          <w:szCs w:val="22"/>
+        </w:rPr>
+        <w:t xml:space="preserve"/>
+      </w:r>
+    </w:p>
+    <w:p>
+      <w:pPr>
+        <w:widowControl/>
+        <w:spacing w:after="100" w:before="0" w:line="312"/>
+        <w:ind w:left="0" w:firstLine="0"/>
+      </w:pPr>
+      <w:r>
+        <w:rPr>
+          <w:rFonts w:ascii="Arial" w:cs="Arial" w:eastAsia="Arial" w:hAnsi="Arial"/>
+          <w:color w:val="1B1B1B"/>
+          <w:sz w:val="22"/>
+          <w:szCs w:val="22"/>
+        </w:rPr>
+        <w:t xml:space="preserve">Lớp mình chỉ đi bản rút gọn của hai bước đầu: tải bản mini, tự viết chương trình chiếu điểm lên ảnh, làm thành Bàn quan sát.</w:t>
+      </w:r>
+    </w:p>
+    <w:p>
+      <w:pPr>
+        <w:pStyle w:val="Heading2"/>
+        <w:keepNext/>
         <w:pageBreakBefore/>
         <w:spacing w:after="130" w:before="300"/>
       </w:pPr>
@@ -8568,7 +9133,7 @@
                     </pic:cNvPicPr>
                   </pic:nvPicPr>
                   <pic:blipFill>
-                    <a:blip r:embed="rId27" cstate="none"/>
+                    <a:blip r:embed="rId28" cstate="none"/>
                     <a:srcRect/>
                     <a:stretch>
                       <a:fillRect/>

--- a/第七週(10-22)/Nguyên lý xe tự lái_Tuần 7_Tài liệu học tập.docx
+++ b/第七週(10-22)/Nguyên lý xe tự lái_Tuần 7_Tài liệu học tập.docx
@@ -8696,7 +8696,7 @@
           <w:sz w:val="22"/>
           <w:szCs w:val="22"/>
         </w:rPr>
-        <w:t xml:space="preserve">: camera, lidar, radar đã đồng bộ, hiệu chuẩn sẵn; đây là bộ dữ liệu lớn đầu tiên có radar.</w:t>
+        <w:t xml:space="preserve">: lúc ghi đã đo sẵn hiệu chuẩn, mỗi dữ liệu đóng dấu thời gian (camera chụp khi lidar quay tới giữa khung), lưu cùng vị trí của xe lúc đó; người dùng tự đưa các số này vào để tính. Đây cũng là bộ dữ liệu lớn đầu tiên có radar.</w:t>
       </w:r>
     </w:p>
     <w:p>

--- a/第七週(10-22)/Nguyên lý xe tự lái_Tuần 7_Tài liệu học tập.docx
+++ b/第七週(10-22)/Nguyên lý xe tự lái_Tuần 7_Tài liệu học tập.docx
@@ -8410,7 +8410,27 @@
           <w:sz w:val="22"/>
           <w:szCs w:val="22"/>
         </w:rPr>
-        <w:t xml:space="preserve">, người gán nhãn chuyên nghiệp vẽ mỗi xe, mỗi người, mỗi cọc giao thông thành một hộp 3D. Một hộp có 7 số: vị trí x, y, z, kích thước rộng, dài, cao, và một góc quay; thêm </w:t>
+        <w:t xml:space="preserve">, người gán nhãn chuyên nghiệp vẽ mỗi xe, mỗi người, mỗi cọc giao thông thành một hộp 3D. Một hộp có 7 số: vị trí x, y, z, kích thước rộng, dài, cao, và một </w:t>
+      </w:r>
+      <w:r>
+        <w:rPr>
+          <w:rFonts w:ascii="Arial" w:cs="Arial" w:eastAsia="Arial" w:hAnsi="Arial"/>
+          <w:b/>
+          <w:bCs/>
+          <w:color w:val="24405C"/>
+          <w:sz w:val="22"/>
+          <w:szCs w:val="22"/>
+        </w:rPr>
+        <w:t xml:space="preserve">hướng đầu xe</w:t>
+      </w:r>
+      <w:r>
+        <w:rPr>
+          <w:rFonts w:ascii="Arial" w:cs="Arial" w:eastAsia="Arial" w:hAnsi="Arial"/>
+          <w:color w:val="1B1B1B"/>
+          <w:sz w:val="22"/>
+          <w:szCs w:val="22"/>
+        </w:rPr>
+        <w:t xml:space="preserve"> (nhìn từ trên xuống xoay bao nhiêu độ, tiếng Anh là yaw, đo theo bản đồ; xe và người đứng phẳng trên mặt đất nên không cần ghi ngẩng lên xuống hay nghiêng); thêm </w:t>
       </w:r>
       <w:r>
         <w:rPr>

--- a/第七週(10-22)/Nguyên lý xe tự lái_Tuần 7_Tài liệu học tập.docx
+++ b/第七週(10-22)/Nguyên lý xe tự lái_Tuần 7_Tài liệu học tập.docx
@@ -3785,7 +3785,7 @@
           <w:sz w:val="19"/>
           <w:szCs w:val="19"/>
         </w:rPr>
-        <w:t xml:space="preserve">Singapore ban ngày, cùng một khoảnh khắc. Trái: lidar khoảng 3.100 điểm; phải: ba radar phía trước khoảng 60 điểm. scene-0796. Dữ liệu: nuScenes (Motional), CC BY-NC-SA 4.0</w:t>
+        <w:t xml:space="preserve">Singapore ban ngày, cùng một khoảnh khắc. Trái: lidar khoảng 3.100 điểm (trong 32 tia, ảnh thấy được 22 tia, 10 tia dưới cùng chạm đất ngay trước xe); phải: radar trước một vòng quét khoảng 60 điểm. scene-0796. Dữ liệu: nuScenes (Motional), CC BY-NC-SA 4.0</w:t>
       </w:r>
     </w:p>
     <w:p>

--- a/第七週(10-22)/Nguyên lý xe tự lái_Tuần 7_Tài liệu học tập.docx
+++ b/第七週(10-22)/Nguyên lý xe tự lái_Tuần 7_Tài liệu học tập.docx
@@ -6290,9 +6290,10 @@
         </w:tblBorders>
       </w:tblPr>
       <w:tblGrid>
-        <w:gridCol w:w="1800"/>
-        <w:gridCol w:w="3300"/>
-        <w:gridCol w:w="4260"/>
+        <w:gridCol w:w="1900"/>
+        <w:gridCol w:w="2500"/>
+        <w:gridCol w:w="2500"/>
+        <w:gridCol w:w="2460"/>
       </w:tblGrid>
       <w:tr>
         <w:trPr>
@@ -6301,7 +6302,7 @@
         </w:trPr>
         <w:tc>
           <w:tcPr>
-            <w:tcW w:type="dxa" w:w="1800"/>
+            <w:tcW w:type="dxa" w:w="1900"/>
             <w:shd w:fill="EDF0F3" w:color="auto" w:val="clear"/>
             <w:tcMar>
               <w:top w:type="dxa" w:w="60"/>
@@ -6324,13 +6325,13 @@
                 <w:sz w:val="18"/>
                 <w:szCs w:val="18"/>
               </w:rPr>
-              <w:t xml:space="preserve">Thời điểm</w:t>
-            </w:r>
-          </w:p>
-        </w:tc>
-        <w:tc>
-          <w:tcPr>
-            <w:tcW w:type="dxa" w:w="3300"/>
+              <w:t xml:space="preserve"/>
+            </w:r>
+          </w:p>
+        </w:tc>
+        <w:tc>
+          <w:tcPr>
+            <w:tcW w:type="dxa" w:w="2500"/>
             <w:shd w:fill="EDF0F3" w:color="auto" w:val="clear"/>
             <w:tcMar>
               <w:top w:type="dxa" w:w="60"/>
@@ -6353,13 +6354,13 @@
                 <w:sz w:val="18"/>
                 <w:szCs w:val="18"/>
               </w:rPr>
-              <w:t xml:space="preserve">Cách làm</w:t>
-            </w:r>
-          </w:p>
-        </w:tc>
-        <w:tc>
-          <w:tcPr>
-            <w:tcW w:type="dxa" w:w="4260"/>
+              <w:t xml:space="preserve">Ghép sớm</w:t>
+            </w:r>
+          </w:p>
+        </w:tc>
+        <w:tc>
+          <w:tcPr>
+            <w:tcW w:type="dxa" w:w="2500"/>
             <w:shd w:fill="EDF0F3" w:color="auto" w:val="clear"/>
             <w:tcMar>
               <w:top w:type="dxa" w:w="60"/>
@@ -6382,7 +6383,36 @@
                 <w:sz w:val="18"/>
                 <w:szCs w:val="18"/>
               </w:rPr>
-              <w:t xml:space="preserve">Ưu, nhược</w:t>
+              <w:t xml:space="preserve">Ghép giữa</w:t>
+            </w:r>
+          </w:p>
+        </w:tc>
+        <w:tc>
+          <w:tcPr>
+            <w:tcW w:type="dxa" w:w="2460"/>
+            <w:shd w:fill="EDF0F3" w:color="auto" w:val="clear"/>
+            <w:tcMar>
+              <w:top w:type="dxa" w:w="60"/>
+              <w:left w:type="dxa" w:w="95"/>
+              <w:bottom w:type="dxa" w:w="60"/>
+              <w:right w:type="dxa" w:w="95"/>
+            </w:tcMar>
+            <w:vAlign w:val="center"/>
+          </w:tcPr>
+          <w:p>
+            <w:pPr>
+              <w:spacing w:after="0" w:line="265"/>
+            </w:pPr>
+            <w:r>
+              <w:rPr>
+                <w:rFonts w:ascii="Arial" w:cs="Arial" w:eastAsia="Arial" w:hAnsi="Arial"/>
+                <w:b/>
+                <w:bCs/>
+                <w:color w:val="1B1B1B"/>
+                <w:sz w:val="18"/>
+                <w:szCs w:val="18"/>
+              </w:rPr>
+              <w:t xml:space="preserve">Ghép muộn</w:t>
             </w:r>
           </w:p>
         </w:tc>
@@ -6394,85 +6424,113 @@
         </w:trPr>
         <w:tc>
           <w:tcPr>
-            <w:tcW w:type="dxa" w:w="1800"/>
-            <w:tcMar>
-              <w:top w:type="dxa" w:w="60"/>
-              <w:left w:type="dxa" w:w="95"/>
-              <w:bottom w:type="dxa" w:w="60"/>
-              <w:right w:type="dxa" w:w="95"/>
-            </w:tcMar>
-            <w:vAlign w:val="center"/>
-          </w:tcPr>
-          <w:p>
-            <w:pPr>
-              <w:spacing w:after="0" w:line="265"/>
-            </w:pPr>
-            <w:r>
-              <w:rPr>
-                <w:rFonts w:ascii="Arial" w:cs="Arial" w:eastAsia="Arial" w:hAnsi="Arial"/>
-                <w:b w:val="false"/>
-                <w:bCs w:val="false"/>
-                <w:color w:val="1B1B1B"/>
-                <w:sz w:val="18"/>
-                <w:szCs w:val="18"/>
-              </w:rPr>
-              <w:t xml:space="preserve">Ghép sớm</w:t>
-            </w:r>
-          </w:p>
-        </w:tc>
-        <w:tc>
-          <w:tcPr>
-            <w:tcW w:type="dxa" w:w="3300"/>
-            <w:tcMar>
-              <w:top w:type="dxa" w:w="60"/>
-              <w:left w:type="dxa" w:w="95"/>
-              <w:bottom w:type="dxa" w:w="60"/>
-              <w:right w:type="dxa" w:w="95"/>
-            </w:tcMar>
-            <w:vAlign w:val="center"/>
-          </w:tcPr>
-          <w:p>
-            <w:pPr>
-              <w:spacing w:after="0" w:line="265"/>
-            </w:pPr>
-            <w:r>
-              <w:rPr>
-                <w:rFonts w:ascii="Arial" w:cs="Arial" w:eastAsia="Arial" w:hAnsi="Arial"/>
-                <w:b w:val="false"/>
-                <w:bCs w:val="false"/>
-                <w:color w:val="1B1B1B"/>
-                <w:sz w:val="18"/>
-                <w:szCs w:val="18"/>
-              </w:rPr>
-              <w:t xml:space="preserve">Ghép ngay dữ liệu gốc, ví dụ chiếu điểm lidar lên ảnh camera</w:t>
-            </w:r>
-          </w:p>
-        </w:tc>
-        <w:tc>
-          <w:tcPr>
-            <w:tcW w:type="dxa" w:w="4260"/>
-            <w:tcMar>
-              <w:top w:type="dxa" w:w="60"/>
-              <w:left w:type="dxa" w:w="95"/>
-              <w:bottom w:type="dxa" w:w="60"/>
-              <w:right w:type="dxa" w:w="95"/>
-            </w:tcMar>
-            <w:vAlign w:val="center"/>
-          </w:tcPr>
-          <w:p>
-            <w:pPr>
-              <w:spacing w:after="0" w:line="265"/>
-            </w:pPr>
-            <w:r>
-              <w:rPr>
-                <w:rFonts w:ascii="Arial" w:cs="Arial" w:eastAsia="Arial" w:hAnsi="Arial"/>
-                <w:b w:val="false"/>
-                <w:bCs w:val="false"/>
-                <w:color w:val="1B1B1B"/>
-                <w:sz w:val="18"/>
-                <w:szCs w:val="18"/>
-              </w:rPr>
-              <w:t xml:space="preserve">Thông tin đầy đủ nhất; phải căn chỉnh rất chuẩn</w:t>
+            <w:tcW w:type="dxa" w:w="1900"/>
+            <w:tcMar>
+              <w:top w:type="dxa" w:w="60"/>
+              <w:left w:type="dxa" w:w="95"/>
+              <w:bottom w:type="dxa" w:w="60"/>
+              <w:right w:type="dxa" w:w="95"/>
+            </w:tcMar>
+            <w:vAlign w:val="center"/>
+          </w:tcPr>
+          <w:p>
+            <w:pPr>
+              <w:spacing w:after="0" w:line="265"/>
+            </w:pPr>
+            <w:r>
+              <w:rPr>
+                <w:rFonts w:ascii="Arial" w:cs="Arial" w:eastAsia="Arial" w:hAnsi="Arial"/>
+                <w:b w:val="false"/>
+                <w:bCs w:val="false"/>
+                <w:color w:val="1B1B1B"/>
+                <w:sz w:val="18"/>
+                <w:szCs w:val="18"/>
+              </w:rPr>
+              <w:t xml:space="preserve">Ghép khi nào</w:t>
+            </w:r>
+          </w:p>
+        </w:tc>
+        <w:tc>
+          <w:tcPr>
+            <w:tcW w:type="dxa" w:w="2500"/>
+            <w:tcMar>
+              <w:top w:type="dxa" w:w="60"/>
+              <w:left w:type="dxa" w:w="95"/>
+              <w:bottom w:type="dxa" w:w="60"/>
+              <w:right w:type="dxa" w:w="95"/>
+            </w:tcMar>
+            <w:vAlign w:val="center"/>
+          </w:tcPr>
+          <w:p>
+            <w:pPr>
+              <w:spacing w:after="0" w:line="265"/>
+            </w:pPr>
+            <w:r>
+              <w:rPr>
+                <w:rFonts w:ascii="Arial" w:cs="Arial" w:eastAsia="Arial" w:hAnsi="Arial"/>
+                <w:b w:val="false"/>
+                <w:bCs w:val="false"/>
+                <w:color w:val="1B1B1B"/>
+                <w:sz w:val="18"/>
+                <w:szCs w:val="18"/>
+              </w:rPr>
+              <w:t xml:space="preserve">Ngay dữ liệu gốc</w:t>
+            </w:r>
+          </w:p>
+        </w:tc>
+        <w:tc>
+          <w:tcPr>
+            <w:tcW w:type="dxa" w:w="2500"/>
+            <w:tcMar>
+              <w:top w:type="dxa" w:w="60"/>
+              <w:left w:type="dxa" w:w="95"/>
+              <w:bottom w:type="dxa" w:w="60"/>
+              <w:right w:type="dxa" w:w="95"/>
+            </w:tcMar>
+            <w:vAlign w:val="center"/>
+          </w:tcPr>
+          <w:p>
+            <w:pPr>
+              <w:spacing w:after="0" w:line="265"/>
+            </w:pPr>
+            <w:r>
+              <w:rPr>
+                <w:rFonts w:ascii="Arial" w:cs="Arial" w:eastAsia="Arial" w:hAnsi="Arial"/>
+                <w:b w:val="false"/>
+                <w:bCs w:val="false"/>
+                <w:color w:val="1B1B1B"/>
+                <w:sz w:val="18"/>
+                <w:szCs w:val="18"/>
+              </w:rPr>
+              <w:t xml:space="preserve">Mỗi cái rút đặc trưng rồi ghép</w:t>
+            </w:r>
+          </w:p>
+        </w:tc>
+        <w:tc>
+          <w:tcPr>
+            <w:tcW w:type="dxa" w:w="2460"/>
+            <w:tcMar>
+              <w:top w:type="dxa" w:w="60"/>
+              <w:left w:type="dxa" w:w="95"/>
+              <w:bottom w:type="dxa" w:w="60"/>
+              <w:right w:type="dxa" w:w="95"/>
+            </w:tcMar>
+            <w:vAlign w:val="center"/>
+          </w:tcPr>
+          <w:p>
+            <w:pPr>
+              <w:spacing w:after="0" w:line="265"/>
+            </w:pPr>
+            <w:r>
+              <w:rPr>
+                <w:rFonts w:ascii="Arial" w:cs="Arial" w:eastAsia="Arial" w:hAnsi="Arial"/>
+                <w:b w:val="false"/>
+                <w:bCs w:val="false"/>
+                <w:color w:val="1B1B1B"/>
+                <w:sz w:val="18"/>
+                <w:szCs w:val="18"/>
+              </w:rPr>
+              <w:t xml:space="preserve">Mỗi cái tự tìm vật rồi ghép</w:t>
             </w:r>
           </w:p>
         </w:tc>
@@ -6484,85 +6542,113 @@
         </w:trPr>
         <w:tc>
           <w:tcPr>
-            <w:tcW w:type="dxa" w:w="1800"/>
-            <w:tcMar>
-              <w:top w:type="dxa" w:w="60"/>
-              <w:left w:type="dxa" w:w="95"/>
-              <w:bottom w:type="dxa" w:w="60"/>
-              <w:right w:type="dxa" w:w="95"/>
-            </w:tcMar>
-            <w:vAlign w:val="center"/>
-          </w:tcPr>
-          <w:p>
-            <w:pPr>
-              <w:spacing w:after="0" w:line="265"/>
-            </w:pPr>
-            <w:r>
-              <w:rPr>
-                <w:rFonts w:ascii="Arial" w:cs="Arial" w:eastAsia="Arial" w:hAnsi="Arial"/>
-                <w:b w:val="false"/>
-                <w:bCs w:val="false"/>
-                <w:color w:val="1B1B1B"/>
-                <w:sz w:val="18"/>
-                <w:szCs w:val="18"/>
-              </w:rPr>
-              <w:t xml:space="preserve">Ghép giữa</w:t>
-            </w:r>
-          </w:p>
-        </w:tc>
-        <w:tc>
-          <w:tcPr>
-            <w:tcW w:type="dxa" w:w="3300"/>
-            <w:tcMar>
-              <w:top w:type="dxa" w:w="60"/>
-              <w:left w:type="dxa" w:w="95"/>
-              <w:bottom w:type="dxa" w:w="60"/>
-              <w:right w:type="dxa" w:w="95"/>
-            </w:tcMar>
-            <w:vAlign w:val="center"/>
-          </w:tcPr>
-          <w:p>
-            <w:pPr>
-              <w:spacing w:after="0" w:line="265"/>
-            </w:pPr>
-            <w:r>
-              <w:rPr>
-                <w:rFonts w:ascii="Arial" w:cs="Arial" w:eastAsia="Arial" w:hAnsi="Arial"/>
-                <w:b w:val="false"/>
-                <w:bCs w:val="false"/>
-                <w:color w:val="1B1B1B"/>
-                <w:sz w:val="18"/>
-                <w:szCs w:val="18"/>
-              </w:rPr>
-              <w:t xml:space="preserve">Mỗi cái rút đặc trưng rồi ghép, ví dụ cùng vẽ thành một bản đồ nhìn từ trên</w:t>
-            </w:r>
-          </w:p>
-        </w:tc>
-        <w:tc>
-          <w:tcPr>
-            <w:tcW w:type="dxa" w:w="4260"/>
-            <w:tcMar>
-              <w:top w:type="dxa" w:w="60"/>
-              <w:left w:type="dxa" w:w="95"/>
-              <w:bottom w:type="dxa" w:w="60"/>
-              <w:right w:type="dxa" w:w="95"/>
-            </w:tcMar>
-            <w:vAlign w:val="center"/>
-          </w:tcPr>
-          <w:p>
-            <w:pPr>
-              <w:spacing w:after="0" w:line="265"/>
-            </w:pPr>
-            <w:r>
-              <w:rPr>
-                <w:rFonts w:ascii="Arial" w:cs="Arial" w:eastAsia="Arial" w:hAnsi="Arial"/>
-                <w:b w:val="false"/>
-                <w:bCs w:val="false"/>
-                <w:color w:val="1B1B1B"/>
-                <w:sz w:val="18"/>
-                <w:szCs w:val="18"/>
-              </w:rPr>
-              <w:t xml:space="preserve">Cách đang rất phổ biến</w:t>
+            <w:tcW w:type="dxa" w:w="1900"/>
+            <w:tcMar>
+              <w:top w:type="dxa" w:w="60"/>
+              <w:left w:type="dxa" w:w="95"/>
+              <w:bottom w:type="dxa" w:w="60"/>
+              <w:right w:type="dxa" w:w="95"/>
+            </w:tcMar>
+            <w:vAlign w:val="center"/>
+          </w:tcPr>
+          <w:p>
+            <w:pPr>
+              <w:spacing w:after="0" w:line="265"/>
+            </w:pPr>
+            <w:r>
+              <w:rPr>
+                <w:rFonts w:ascii="Arial" w:cs="Arial" w:eastAsia="Arial" w:hAnsi="Arial"/>
+                <w:b w:val="false"/>
+                <w:bCs w:val="false"/>
+                <w:color w:val="1B1B1B"/>
+                <w:sz w:val="18"/>
+                <w:szCs w:val="18"/>
+              </w:rPr>
+              <w:t xml:space="preserve">Ví dụ</w:t>
+            </w:r>
+          </w:p>
+        </w:tc>
+        <w:tc>
+          <w:tcPr>
+            <w:tcW w:type="dxa" w:w="2500"/>
+            <w:tcMar>
+              <w:top w:type="dxa" w:w="60"/>
+              <w:left w:type="dxa" w:w="95"/>
+              <w:bottom w:type="dxa" w:w="60"/>
+              <w:right w:type="dxa" w:w="95"/>
+            </w:tcMar>
+            <w:vAlign w:val="center"/>
+          </w:tcPr>
+          <w:p>
+            <w:pPr>
+              <w:spacing w:after="0" w:line="265"/>
+            </w:pPr>
+            <w:r>
+              <w:rPr>
+                <w:rFonts w:ascii="Arial" w:cs="Arial" w:eastAsia="Arial" w:hAnsi="Arial"/>
+                <w:b w:val="false"/>
+                <w:bCs w:val="false"/>
+                <w:color w:val="1B1B1B"/>
+                <w:sz w:val="18"/>
+                <w:szCs w:val="18"/>
+              </w:rPr>
+              <w:t xml:space="preserve">Chiếu điểm lidar lên ảnh</w:t>
+            </w:r>
+          </w:p>
+        </w:tc>
+        <w:tc>
+          <w:tcPr>
+            <w:tcW w:type="dxa" w:w="2500"/>
+            <w:tcMar>
+              <w:top w:type="dxa" w:w="60"/>
+              <w:left w:type="dxa" w:w="95"/>
+              <w:bottom w:type="dxa" w:w="60"/>
+              <w:right w:type="dxa" w:w="95"/>
+            </w:tcMar>
+            <w:vAlign w:val="center"/>
+          </w:tcPr>
+          <w:p>
+            <w:pPr>
+              <w:spacing w:after="0" w:line="265"/>
+            </w:pPr>
+            <w:r>
+              <w:rPr>
+                <w:rFonts w:ascii="Arial" w:cs="Arial" w:eastAsia="Arial" w:hAnsi="Arial"/>
+                <w:b w:val="false"/>
+                <w:bCs w:val="false"/>
+                <w:color w:val="1B1B1B"/>
+                <w:sz w:val="18"/>
+                <w:szCs w:val="18"/>
+              </w:rPr>
+              <w:t xml:space="preserve">Cùng vẽ thành bản đồ nhìn từ trên</w:t>
+            </w:r>
+          </w:p>
+        </w:tc>
+        <w:tc>
+          <w:tcPr>
+            <w:tcW w:type="dxa" w:w="2460"/>
+            <w:tcMar>
+              <w:top w:type="dxa" w:w="60"/>
+              <w:left w:type="dxa" w:w="95"/>
+              <w:bottom w:type="dxa" w:w="60"/>
+              <w:right w:type="dxa" w:w="95"/>
+            </w:tcMar>
+            <w:vAlign w:val="center"/>
+          </w:tcPr>
+          <w:p>
+            <w:pPr>
+              <w:spacing w:after="0" w:line="265"/>
+            </w:pPr>
+            <w:r>
+              <w:rPr>
+                <w:rFonts w:ascii="Arial" w:cs="Arial" w:eastAsia="Arial" w:hAnsi="Arial"/>
+                <w:b w:val="false"/>
+                <w:bCs w:val="false"/>
+                <w:color w:val="1B1B1B"/>
+                <w:sz w:val="18"/>
+                <w:szCs w:val="18"/>
+              </w:rPr>
+              <w:t xml:space="preserve">Hộp camera + mục tiêu radar</w:t>
             </w:r>
           </w:p>
         </w:tc>
@@ -6574,85 +6660,467 @@
         </w:trPr>
         <w:tc>
           <w:tcPr>
-            <w:tcW w:type="dxa" w:w="1800"/>
-            <w:tcMar>
-              <w:top w:type="dxa" w:w="60"/>
-              <w:left w:type="dxa" w:w="95"/>
-              <w:bottom w:type="dxa" w:w="60"/>
-              <w:right w:type="dxa" w:w="95"/>
-            </w:tcMar>
-            <w:vAlign w:val="center"/>
-          </w:tcPr>
-          <w:p>
-            <w:pPr>
-              <w:spacing w:after="0" w:line="265"/>
-            </w:pPr>
-            <w:r>
-              <w:rPr>
-                <w:rFonts w:ascii="Arial" w:cs="Arial" w:eastAsia="Arial" w:hAnsi="Arial"/>
-                <w:b w:val="false"/>
-                <w:bCs w:val="false"/>
-                <w:color w:val="1B1B1B"/>
-                <w:sz w:val="18"/>
-                <w:szCs w:val="18"/>
-              </w:rPr>
-              <w:t xml:space="preserve">Ghép muộn</w:t>
-            </w:r>
-          </w:p>
-        </w:tc>
-        <w:tc>
-          <w:tcPr>
-            <w:tcW w:type="dxa" w:w="3300"/>
-            <w:tcMar>
-              <w:top w:type="dxa" w:w="60"/>
-              <w:left w:type="dxa" w:w="95"/>
-              <w:bottom w:type="dxa" w:w="60"/>
-              <w:right w:type="dxa" w:w="95"/>
-            </w:tcMar>
-            <w:vAlign w:val="center"/>
-          </w:tcPr>
-          <w:p>
-            <w:pPr>
-              <w:spacing w:after="0" w:line="265"/>
-            </w:pPr>
-            <w:r>
-              <w:rPr>
-                <w:rFonts w:ascii="Arial" w:cs="Arial" w:eastAsia="Arial" w:hAnsi="Arial"/>
-                <w:b w:val="false"/>
-                <w:bCs w:val="false"/>
-                <w:color w:val="1B1B1B"/>
-                <w:sz w:val="18"/>
-                <w:szCs w:val="18"/>
-              </w:rPr>
-              <w:t xml:space="preserve">Mỗi cái tự tìm vật rồi ghép danh sách, ví dụ hộp của camera + mục tiêu radar</w:t>
-            </w:r>
-          </w:p>
-        </w:tc>
-        <w:tc>
-          <w:tcPr>
-            <w:tcW w:type="dxa" w:w="4260"/>
-            <w:tcMar>
-              <w:top w:type="dxa" w:w="60"/>
-              <w:left w:type="dxa" w:w="95"/>
-              <w:bottom w:type="dxa" w:w="60"/>
-              <w:right w:type="dxa" w:w="95"/>
-            </w:tcMar>
-            <w:vAlign w:val="center"/>
-          </w:tcPr>
-          <w:p>
-            <w:pPr>
-              <w:spacing w:after="0" w:line="265"/>
-            </w:pPr>
-            <w:r>
-              <w:rPr>
-                <w:rFonts w:ascii="Arial" w:cs="Arial" w:eastAsia="Arial" w:hAnsi="Arial"/>
-                <w:b w:val="false"/>
-                <w:bCs w:val="false"/>
-                <w:color w:val="1B1B1B"/>
-                <w:sz w:val="18"/>
-                <w:szCs w:val="18"/>
-              </w:rPr>
-              <w:t xml:space="preserve">Đơn giản nhất, hỏng một cái dễ thay; thông tin mỗi cái đã bỏ thì không lấy lại được</w:t>
+            <w:tcW w:type="dxa" w:w="1900"/>
+            <w:tcMar>
+              <w:top w:type="dxa" w:w="60"/>
+              <w:left w:type="dxa" w:w="95"/>
+              <w:bottom w:type="dxa" w:w="60"/>
+              <w:right w:type="dxa" w:w="95"/>
+            </w:tcMar>
+            <w:vAlign w:val="center"/>
+          </w:tcPr>
+          <w:p>
+            <w:pPr>
+              <w:spacing w:after="0" w:line="265"/>
+            </w:pPr>
+            <w:r>
+              <w:rPr>
+                <w:rFonts w:ascii="Arial" w:cs="Arial" w:eastAsia="Arial" w:hAnsi="Arial"/>
+                <w:b w:val="false"/>
+                <w:bCs w:val="false"/>
+                <w:color w:val="1B1B1B"/>
+                <w:sz w:val="18"/>
+                <w:szCs w:val="18"/>
+              </w:rPr>
+              <w:t xml:space="preserve">Thông tin giữ lại</w:t>
+            </w:r>
+          </w:p>
+        </w:tc>
+        <w:tc>
+          <w:tcPr>
+            <w:tcW w:type="dxa" w:w="2500"/>
+            <w:tcMar>
+              <w:top w:type="dxa" w:w="60"/>
+              <w:left w:type="dxa" w:w="95"/>
+              <w:bottom w:type="dxa" w:w="60"/>
+              <w:right w:type="dxa" w:w="95"/>
+            </w:tcMar>
+            <w:vAlign w:val="center"/>
+          </w:tcPr>
+          <w:p>
+            <w:pPr>
+              <w:spacing w:after="0" w:line="265"/>
+            </w:pPr>
+            <w:r>
+              <w:rPr>
+                <w:rFonts w:ascii="Arial" w:cs="Arial" w:eastAsia="Arial" w:hAnsi="Arial"/>
+                <w:b w:val="false"/>
+                <w:bCs w:val="false"/>
+                <w:color w:val="1B1B1B"/>
+                <w:sz w:val="18"/>
+                <w:szCs w:val="18"/>
+              </w:rPr>
+              <w:t xml:space="preserve">Nhiều nhất</w:t>
+            </w:r>
+          </w:p>
+        </w:tc>
+        <w:tc>
+          <w:tcPr>
+            <w:tcW w:type="dxa" w:w="2500"/>
+            <w:tcMar>
+              <w:top w:type="dxa" w:w="60"/>
+              <w:left w:type="dxa" w:w="95"/>
+              <w:bottom w:type="dxa" w:w="60"/>
+              <w:right w:type="dxa" w:w="95"/>
+            </w:tcMar>
+            <w:vAlign w:val="center"/>
+          </w:tcPr>
+          <w:p>
+            <w:pPr>
+              <w:spacing w:after="0" w:line="265"/>
+            </w:pPr>
+            <w:r>
+              <w:rPr>
+                <w:rFonts w:ascii="Arial" w:cs="Arial" w:eastAsia="Arial" w:hAnsi="Arial"/>
+                <w:b w:val="false"/>
+                <w:bCs w:val="false"/>
+                <w:color w:val="1B1B1B"/>
+                <w:sz w:val="18"/>
+                <w:szCs w:val="18"/>
+              </w:rPr>
+              <w:t xml:space="preserve">Vừa</w:t>
+            </w:r>
+          </w:p>
+        </w:tc>
+        <w:tc>
+          <w:tcPr>
+            <w:tcW w:type="dxa" w:w="2460"/>
+            <w:tcMar>
+              <w:top w:type="dxa" w:w="60"/>
+              <w:left w:type="dxa" w:w="95"/>
+              <w:bottom w:type="dxa" w:w="60"/>
+              <w:right w:type="dxa" w:w="95"/>
+            </w:tcMar>
+            <w:vAlign w:val="center"/>
+          </w:tcPr>
+          <w:p>
+            <w:pPr>
+              <w:spacing w:after="0" w:line="265"/>
+            </w:pPr>
+            <w:r>
+              <w:rPr>
+                <w:rFonts w:ascii="Arial" w:cs="Arial" w:eastAsia="Arial" w:hAnsi="Arial"/>
+                <w:b w:val="false"/>
+                <w:bCs w:val="false"/>
+                <w:color w:val="1B1B1B"/>
+                <w:sz w:val="18"/>
+                <w:szCs w:val="18"/>
+              </w:rPr>
+              <w:t xml:space="preserve">Ít nhất: cái đã bỏ không lấy lại được</w:t>
+            </w:r>
+          </w:p>
+        </w:tc>
+      </w:tr>
+      <w:tr>
+        <w:trPr>
+          <w:cantSplit/>
+          <w:tblHeader w:val="false"/>
+        </w:trPr>
+        <w:tc>
+          <w:tcPr>
+            <w:tcW w:type="dxa" w:w="1900"/>
+            <w:tcMar>
+              <w:top w:type="dxa" w:w="60"/>
+              <w:left w:type="dxa" w:w="95"/>
+              <w:bottom w:type="dxa" w:w="60"/>
+              <w:right w:type="dxa" w:w="95"/>
+            </w:tcMar>
+            <w:vAlign w:val="center"/>
+          </w:tcPr>
+          <w:p>
+            <w:pPr>
+              <w:spacing w:after="0" w:line="265"/>
+            </w:pPr>
+            <w:r>
+              <w:rPr>
+                <w:rFonts w:ascii="Arial" w:cs="Arial" w:eastAsia="Arial" w:hAnsi="Arial"/>
+                <w:b w:val="false"/>
+                <w:bCs w:val="false"/>
+                <w:color w:val="1B1B1B"/>
+                <w:sz w:val="18"/>
+                <w:szCs w:val="18"/>
+              </w:rPr>
+              <w:t xml:space="preserve">Căn chỉnh phải chuẩn</w:t>
+            </w:r>
+          </w:p>
+        </w:tc>
+        <w:tc>
+          <w:tcPr>
+            <w:tcW w:type="dxa" w:w="2500"/>
+            <w:tcMar>
+              <w:top w:type="dxa" w:w="60"/>
+              <w:left w:type="dxa" w:w="95"/>
+              <w:bottom w:type="dxa" w:w="60"/>
+              <w:right w:type="dxa" w:w="95"/>
+            </w:tcMar>
+            <w:vAlign w:val="center"/>
+          </w:tcPr>
+          <w:p>
+            <w:pPr>
+              <w:spacing w:after="0" w:line="265"/>
+            </w:pPr>
+            <w:r>
+              <w:rPr>
+                <w:rFonts w:ascii="Arial" w:cs="Arial" w:eastAsia="Arial" w:hAnsi="Arial"/>
+                <w:b w:val="false"/>
+                <w:bCs w:val="false"/>
+                <w:color w:val="1B1B1B"/>
+                <w:sz w:val="18"/>
+                <w:szCs w:val="18"/>
+              </w:rPr>
+              <w:t xml:space="preserve">Rất chuẩn (lệch 4° là trượt)</w:t>
+            </w:r>
+          </w:p>
+        </w:tc>
+        <w:tc>
+          <w:tcPr>
+            <w:tcW w:type="dxa" w:w="2500"/>
+            <w:tcMar>
+              <w:top w:type="dxa" w:w="60"/>
+              <w:left w:type="dxa" w:w="95"/>
+              <w:bottom w:type="dxa" w:w="60"/>
+              <w:right w:type="dxa" w:w="95"/>
+            </w:tcMar>
+            <w:vAlign w:val="center"/>
+          </w:tcPr>
+          <w:p>
+            <w:pPr>
+              <w:spacing w:after="0" w:line="265"/>
+            </w:pPr>
+            <w:r>
+              <w:rPr>
+                <w:rFonts w:ascii="Arial" w:cs="Arial" w:eastAsia="Arial" w:hAnsi="Arial"/>
+                <w:b w:val="false"/>
+                <w:bCs w:val="false"/>
+                <w:color w:val="1B1B1B"/>
+                <w:sz w:val="18"/>
+                <w:szCs w:val="18"/>
+              </w:rPr>
+              <w:t xml:space="preserve">Vừa</w:t>
+            </w:r>
+          </w:p>
+        </w:tc>
+        <w:tc>
+          <w:tcPr>
+            <w:tcW w:type="dxa" w:w="2460"/>
+            <w:tcMar>
+              <w:top w:type="dxa" w:w="60"/>
+              <w:left w:type="dxa" w:w="95"/>
+              <w:bottom w:type="dxa" w:w="60"/>
+              <w:right w:type="dxa" w:w="95"/>
+            </w:tcMar>
+            <w:vAlign w:val="center"/>
+          </w:tcPr>
+          <w:p>
+            <w:pPr>
+              <w:spacing w:after="0" w:line="265"/>
+            </w:pPr>
+            <w:r>
+              <w:rPr>
+                <w:rFonts w:ascii="Arial" w:cs="Arial" w:eastAsia="Arial" w:hAnsi="Arial"/>
+                <w:b w:val="false"/>
+                <w:bCs w:val="false"/>
+                <w:color w:val="1B1B1B"/>
+                <w:sz w:val="18"/>
+                <w:szCs w:val="18"/>
+              </w:rPr>
+              <w:t xml:space="preserve">Dễ hơn: ghép đúng vật là được</w:t>
+            </w:r>
+          </w:p>
+        </w:tc>
+      </w:tr>
+      <w:tr>
+        <w:trPr>
+          <w:cantSplit/>
+          <w:tblHeader w:val="false"/>
+        </w:trPr>
+        <w:tc>
+          <w:tcPr>
+            <w:tcW w:type="dxa" w:w="1900"/>
+            <w:tcMar>
+              <w:top w:type="dxa" w:w="60"/>
+              <w:left w:type="dxa" w:w="95"/>
+              <w:bottom w:type="dxa" w:w="60"/>
+              <w:right w:type="dxa" w:w="95"/>
+            </w:tcMar>
+            <w:vAlign w:val="center"/>
+          </w:tcPr>
+          <w:p>
+            <w:pPr>
+              <w:spacing w:after="0" w:line="265"/>
+            </w:pPr>
+            <w:r>
+              <w:rPr>
+                <w:rFonts w:ascii="Arial" w:cs="Arial" w:eastAsia="Arial" w:hAnsi="Arial"/>
+                <w:b w:val="false"/>
+                <w:bCs w:val="false"/>
+                <w:color w:val="1B1B1B"/>
+                <w:sz w:val="18"/>
+                <w:szCs w:val="18"/>
+              </w:rPr>
+              <w:t xml:space="preserve">Hỏng một cái</w:t>
+            </w:r>
+          </w:p>
+        </w:tc>
+        <w:tc>
+          <w:tcPr>
+            <w:tcW w:type="dxa" w:w="2500"/>
+            <w:tcMar>
+              <w:top w:type="dxa" w:w="60"/>
+              <w:left w:type="dxa" w:w="95"/>
+              <w:bottom w:type="dxa" w:w="60"/>
+              <w:right w:type="dxa" w:w="95"/>
+            </w:tcMar>
+            <w:vAlign w:val="center"/>
+          </w:tcPr>
+          <w:p>
+            <w:pPr>
+              <w:spacing w:after="0" w:line="265"/>
+            </w:pPr>
+            <w:r>
+              <w:rPr>
+                <w:rFonts w:ascii="Arial" w:cs="Arial" w:eastAsia="Arial" w:hAnsi="Arial"/>
+                <w:b w:val="false"/>
+                <w:bCs w:val="false"/>
+                <w:color w:val="1B1B1B"/>
+                <w:sz w:val="18"/>
+                <w:szCs w:val="18"/>
+              </w:rPr>
+              <w:t xml:space="preserve">Ảnh hưởng nhiều nhất</w:t>
+            </w:r>
+          </w:p>
+        </w:tc>
+        <w:tc>
+          <w:tcPr>
+            <w:tcW w:type="dxa" w:w="2500"/>
+            <w:tcMar>
+              <w:top w:type="dxa" w:w="60"/>
+              <w:left w:type="dxa" w:w="95"/>
+              <w:bottom w:type="dxa" w:w="60"/>
+              <w:right w:type="dxa" w:w="95"/>
+            </w:tcMar>
+            <w:vAlign w:val="center"/>
+          </w:tcPr>
+          <w:p>
+            <w:pPr>
+              <w:spacing w:after="0" w:line="265"/>
+            </w:pPr>
+            <w:r>
+              <w:rPr>
+                <w:rFonts w:ascii="Arial" w:cs="Arial" w:eastAsia="Arial" w:hAnsi="Arial"/>
+                <w:b w:val="false"/>
+                <w:bCs w:val="false"/>
+                <w:color w:val="1B1B1B"/>
+                <w:sz w:val="18"/>
+                <w:szCs w:val="18"/>
+              </w:rPr>
+              <w:t xml:space="preserve">Vừa</w:t>
+            </w:r>
+          </w:p>
+        </w:tc>
+        <w:tc>
+          <w:tcPr>
+            <w:tcW w:type="dxa" w:w="2460"/>
+            <w:tcMar>
+              <w:top w:type="dxa" w:w="60"/>
+              <w:left w:type="dxa" w:w="95"/>
+              <w:bottom w:type="dxa" w:w="60"/>
+              <w:right w:type="dxa" w:w="95"/>
+            </w:tcMar>
+            <w:vAlign w:val="center"/>
+          </w:tcPr>
+          <w:p>
+            <w:pPr>
+              <w:spacing w:after="0" w:line="265"/>
+            </w:pPr>
+            <w:r>
+              <w:rPr>
+                <w:rFonts w:ascii="Arial" w:cs="Arial" w:eastAsia="Arial" w:hAnsi="Arial"/>
+                <w:b w:val="false"/>
+                <w:bCs w:val="false"/>
+                <w:color w:val="1B1B1B"/>
+                <w:sz w:val="18"/>
+                <w:szCs w:val="18"/>
+              </w:rPr>
+              <w:t xml:space="preserve">Dễ thay, danh sách kia vẫn còn</w:t>
+            </w:r>
+          </w:p>
+        </w:tc>
+      </w:tr>
+      <w:tr>
+        <w:trPr>
+          <w:cantSplit/>
+          <w:tblHeader w:val="false"/>
+        </w:trPr>
+        <w:tc>
+          <w:tcPr>
+            <w:tcW w:type="dxa" w:w="1900"/>
+            <w:tcMar>
+              <w:top w:type="dxa" w:w="60"/>
+              <w:left w:type="dxa" w:w="95"/>
+              <w:bottom w:type="dxa" w:w="60"/>
+              <w:right w:type="dxa" w:w="95"/>
+            </w:tcMar>
+            <w:vAlign w:val="center"/>
+          </w:tcPr>
+          <w:p>
+            <w:pPr>
+              <w:spacing w:after="0" w:line="265"/>
+            </w:pPr>
+            <w:r>
+              <w:rPr>
+                <w:rFonts w:ascii="Arial" w:cs="Arial" w:eastAsia="Arial" w:hAnsi="Arial"/>
+                <w:b w:val="false"/>
+                <w:bCs w:val="false"/>
+                <w:color w:val="1B1B1B"/>
+                <w:sz w:val="18"/>
+                <w:szCs w:val="18"/>
+              </w:rPr>
+              <w:t xml:space="preserve">Lượng dữ liệu phải tính</w:t>
+            </w:r>
+          </w:p>
+        </w:tc>
+        <w:tc>
+          <w:tcPr>
+            <w:tcW w:type="dxa" w:w="2500"/>
+            <w:tcMar>
+              <w:top w:type="dxa" w:w="60"/>
+              <w:left w:type="dxa" w:w="95"/>
+              <w:bottom w:type="dxa" w:w="60"/>
+              <w:right w:type="dxa" w:w="95"/>
+            </w:tcMar>
+            <w:vAlign w:val="center"/>
+          </w:tcPr>
+          <w:p>
+            <w:pPr>
+              <w:spacing w:after="0" w:line="265"/>
+            </w:pPr>
+            <w:r>
+              <w:rPr>
+                <w:rFonts w:ascii="Arial" w:cs="Arial" w:eastAsia="Arial" w:hAnsi="Arial"/>
+                <w:b w:val="false"/>
+                <w:bCs w:val="false"/>
+                <w:color w:val="1B1B1B"/>
+                <w:sz w:val="18"/>
+                <w:szCs w:val="18"/>
+              </w:rPr>
+              <w:t xml:space="preserve">Lớn nhất</w:t>
+            </w:r>
+          </w:p>
+        </w:tc>
+        <w:tc>
+          <w:tcPr>
+            <w:tcW w:type="dxa" w:w="2500"/>
+            <w:tcMar>
+              <w:top w:type="dxa" w:w="60"/>
+              <w:left w:type="dxa" w:w="95"/>
+              <w:bottom w:type="dxa" w:w="60"/>
+              <w:right w:type="dxa" w:w="95"/>
+            </w:tcMar>
+            <w:vAlign w:val="center"/>
+          </w:tcPr>
+          <w:p>
+            <w:pPr>
+              <w:spacing w:after="0" w:line="265"/>
+            </w:pPr>
+            <w:r>
+              <w:rPr>
+                <w:rFonts w:ascii="Arial" w:cs="Arial" w:eastAsia="Arial" w:hAnsi="Arial"/>
+                <w:b w:val="false"/>
+                <w:bCs w:val="false"/>
+                <w:color w:val="1B1B1B"/>
+                <w:sz w:val="18"/>
+                <w:szCs w:val="18"/>
+              </w:rPr>
+              <w:t xml:space="preserve">Vừa</w:t>
+            </w:r>
+          </w:p>
+        </w:tc>
+        <w:tc>
+          <w:tcPr>
+            <w:tcW w:type="dxa" w:w="2460"/>
+            <w:tcMar>
+              <w:top w:type="dxa" w:w="60"/>
+              <w:left w:type="dxa" w:w="95"/>
+              <w:bottom w:type="dxa" w:w="60"/>
+              <w:right w:type="dxa" w:w="95"/>
+            </w:tcMar>
+            <w:vAlign w:val="center"/>
+          </w:tcPr>
+          <w:p>
+            <w:pPr>
+              <w:spacing w:after="0" w:line="265"/>
+            </w:pPr>
+            <w:r>
+              <w:rPr>
+                <w:rFonts w:ascii="Arial" w:cs="Arial" w:eastAsia="Arial" w:hAnsi="Arial"/>
+                <w:b w:val="false"/>
+                <w:bCs w:val="false"/>
+                <w:color w:val="1B1B1B"/>
+                <w:sz w:val="18"/>
+                <w:szCs w:val="18"/>
+              </w:rPr>
+              <w:t xml:space="preserve">Nhỏ nhất</w:t>
             </w:r>
           </w:p>
         </w:tc>
@@ -6670,6 +7138,23 @@
           <w:szCs w:val="22"/>
         </w:rPr>
         <w:t xml:space="preserve"/>
+      </w:r>
+    </w:p>
+    <w:p>
+      <w:pPr>
+        <w:keepNext/>
+        <w:spacing w:after="70" w:before="190"/>
+      </w:pPr>
+      <w:r>
+        <w:rPr>
+          <w:rFonts w:ascii="Arial" w:cs="Arial" w:eastAsia="Arial" w:hAnsi="Arial"/>
+          <w:b/>
+          <w:bCs/>
+          <w:color w:val="24405C"/>
+          <w:sz w:val="19"/>
+          <w:szCs w:val="19"/>
+        </w:rPr>
+        <w:t xml:space="preserve">Giữ càng nhiều thông tin thì càng phải căn chỉnh chuẩn: không cách nào thắng ở mọi hàng, xe thật thường dùng trộn.</w:t>
       </w:r>
     </w:p>
     <w:p>

--- a/第七週(10-22)/Nguyên lý xe tự lái_Tuần 7_Tài liệu học tập.docx
+++ b/第七週(10-22)/Nguyên lý xe tự lái_Tuần 7_Tài liệu học tập.docx
@@ -8047,7 +8047,27 @@
           <w:sz w:val="22"/>
           <w:szCs w:val="22"/>
         </w:rPr>
-        <w:t xml:space="preserve"> báo động, yêu cầu tài xế cầm lái; xe </w:t>
+        <w:t xml:space="preserve"> báo động, yêu cầu tài xế cầm lái ngay; xe </w:t>
+      </w:r>
+      <w:r>
+        <w:rPr>
+          <w:rFonts w:ascii="Arial" w:cs="Arial" w:eastAsia="Arial" w:hAnsi="Arial"/>
+          <w:b/>
+          <w:bCs/>
+          <w:color w:val="24405C"/>
+          <w:sz w:val="22"/>
+          <w:szCs w:val="22"/>
+        </w:rPr>
+        <w:t xml:space="preserve">L3</w:t>
+      </w:r>
+      <w:r>
+        <w:rPr>
+          <w:rFonts w:ascii="Arial" w:cs="Arial" w:eastAsia="Arial" w:hAnsi="Arial"/>
+          <w:color w:val="1B1B1B"/>
+          <w:sz w:val="22"/>
+          <w:szCs w:val="22"/>
+        </w:rPr>
+        <w:t xml:space="preserve"> báo «hãy cầm lái» và vẫn lái tiếp vài giây chờ người tỉnh lại (Drive Pilot của Mercedes cho 10 giây), không ai cầm lái thì giảm tốc dừng ngay trong làn của mình, bật đèn khẩn cấp, tự gọi cấp cứu; xe </w:t>
       </w:r>
       <w:r>
         <w:rPr>

--- a/第七週(10-22)/Nguyên lý xe tự lái_Tuần 7_Tài liệu học tập.docx
+++ b/第七週(10-22)/Nguyên lý xe tự lái_Tuần 7_Tài liệu học tập.docx
@@ -3703,7 +3703,7 @@
           <w:sz w:val="22"/>
           <w:szCs w:val="22"/>
         </w:rPr>
-        <w:t xml:space="preserve">Ảnh camera rất tối, chiếc xe đen bên phải gần như hoà vào nền; chồng lidar lên, 73 điểm trên thân xe rõ ràng. Trong khung camera trước có 3.325 điểm lidar, gần bằng 3.013 điểm ban ngày: trời tối không ảnh hưởng lidar.</w:t>
+        <w:t xml:space="preserve">Ảnh camera rất tối, chiếc xe đen bên phải gần như hoà vào nền; chồng lidar lên, 73 điểm trên thân xe rõ ràng. Trong khung camera trước có 3.325 điểm lidar, không ít hơn khung ban ngày (2.295): trời tối không ảnh hưởng lidar.</w:t>
       </w:r>
     </w:p>
     <w:p>
@@ -9694,7 +9694,7 @@
           <w:sz w:val="19"/>
           <w:szCs w:val="19"/>
         </w:rPr>
-        <w:t xml:space="preserve">Bàn quan sát (cảnh ban ngày, bật điểm radar, hộp vật thể, ghép lại).</w:t>
+        <w:t xml:space="preserve">Bàn quan sát (cảnh đêm sau mưa, bật điểm radar, hộp vật thể, ghép lại).</w:t>
       </w:r>
     </w:p>
     <w:p>

--- a/第七週(10-22)/Nguyên lý xe tự lái_Tuần 7_Tài liệu học tập.docx
+++ b/第七週(10-22)/Nguyên lý xe tự lái_Tuần 7_Tài liệu học tập.docx
@@ -9642,7 +9642,7 @@
       <w:r>
         <w:drawing>
           <wp:inline distT="0" distB="0" distL="0" distR="0">
-            <wp:extent cx="5715000" cy="2857500"/>
+            <wp:extent cx="5715000" cy="3143250"/>
             <wp:effectExtent t="0" r="0" b="0" l="0"/>
             <wp:docPr id="1" name="" descr="" title=""/>
             <wp:cNvGraphicFramePr>
@@ -9667,7 +9667,7 @@
                   <pic:spPr bwMode="auto">
                     <a:xfrm>
                       <a:off x="0" y="0"/>
-                      <a:ext cx="5715000" cy="2857500"/>
+                      <a:ext cx="5715000" cy="3143250"/>
                     </a:xfrm>
                     <a:prstGeom prst="rect">
                       <a:avLst/>
@@ -9754,7 +9754,7 @@
           <w:sz w:val="22"/>
           <w:szCs w:val="22"/>
         </w:rPr>
-        <w:t xml:space="preserve">Bảng bên phải: mỗi vật có khoảng cách, điểm lidar, điểm radar, tốc độ radar đo (chỉ đo phần lại gần hay ra xa, đi ngang thì gần 0), và có nằm trong ảnh camera trước không (không thì ghi bên trái, bên phải, phía sau).</w:t>
+        <w:t xml:space="preserve">Bảng bên phải: mỗi vật có khoảng cách, điểm lidar, điểm radar, tốc độ radar đo (tốc độ của chính vật đó, đã trừ tốc độ xe mình; chỉ đo phần lại gần hay ra xa, đi ngang thì gần 0), và có nằm trong ảnh camera trước không. Bảng mặc định chỉ liệt kê vật trong ảnh camera trước; bấm «Tất cả quanh xe» sẽ liệt kê cả vật bên hông, phía sau, ghi nó ở bên trái, bên phải hay phía sau.</w:t>
       </w:r>
     </w:p>
     <w:p>

--- a/第七週(10-22)/Nguyên lý xe tự lái_Tuần 7_Tài liệu học tập.docx
+++ b/第七週(10-22)/Nguyên lý xe tự lái_Tuần 7_Tài liệu học tập.docx
@@ -6069,7 +6069,7 @@
           <w:sz w:val="22"/>
           <w:szCs w:val="22"/>
         </w:rPr>
-        <w:t xml:space="preserve">hiệu chuẩn</w:t>
+        <w:t xml:space="preserve">hiệu chuẩn tham số ngoài</w:t>
       </w:r>
       <w:r>
         <w:rPr>
@@ -6078,7 +6078,27 @@
           <w:sz w:val="22"/>
           <w:szCs w:val="22"/>
         </w:rPr>
-        <w:t xml:space="preserve">.</w:t>
+        <w:t xml:space="preserve">. Hiệu chuẩn còn một nửa nữa, tuần 5 đã học: </w:t>
+      </w:r>
+      <w:r>
+        <w:rPr>
+          <w:rFonts w:ascii="Arial" w:cs="Arial" w:eastAsia="Arial" w:hAnsi="Arial"/>
+          <w:b/>
+          <w:bCs/>
+          <w:color w:val="24405C"/>
+          <w:sz w:val="22"/>
+          <w:szCs w:val="22"/>
+        </w:rPr>
+        <w:t xml:space="preserve">tham số trong</w:t>
+      </w:r>
+      <w:r>
+        <w:rPr>
+          <w:rFonts w:ascii="Arial" w:cs="Arial" w:eastAsia="Arial" w:hAnsi="Arial"/>
+          <w:color w:val="1B1B1B"/>
+          <w:sz w:val="22"/>
+          <w:szCs w:val="22"/>
+        </w:rPr>
+        <w:t xml:space="preserve"> là chuyện bên trong cảm biến, ví dụ ống kính camera cong bao nhiêu, tâm ảnh nằm ở điểm ảnh nào, phải hiệu chuẩn trước; chiếu điểm lidar lên ảnh thì cần cả tham số ngoài lẫn tham số trong. Hình dưới minh hoạ tham số ngoài bị sai.</w:t>
       </w:r>
     </w:p>
     <w:p>

--- a/第七週(10-22)/Nguyên lý xe tự lái_Tuần 7_Tài liệu học tập.docx
+++ b/第七週(10-22)/Nguyên lý xe tự lái_Tuần 7_Tài liệu học tập.docx
@@ -6848,7 +6848,7 @@
                 <w:sz w:val="18"/>
                 <w:szCs w:val="18"/>
               </w:rPr>
-              <w:t xml:space="preserve">Rất chuẩn (lệch 4° là trượt)</w:t>
+              <w:t xml:space="preserve">Rất chuẩn: từng điểm đúng điểm ảnh</w:t>
             </w:r>
           </w:p>
         </w:tc>
@@ -6876,7 +6876,7 @@
                 <w:sz w:val="18"/>
                 <w:szCs w:val="18"/>
               </w:rPr>
-              <w:t xml:space="preserve">Vừa</w:t>
+              <w:t xml:space="preserve">Vừa: đúng cùng một ô</w:t>
             </w:r>
           </w:p>
         </w:tc>
@@ -7175,6 +7175,82 @@
           <w:szCs w:val="19"/>
         </w:rPr>
         <w:t xml:space="preserve">Giữ càng nhiều thông tin thì càng phải căn chỉnh chuẩn: không cách nào thắng ở mọi hàng, xe thật thường dùng trộn.</w:t>
+      </w:r>
+    </w:p>
+    <w:p>
+      <w:pPr>
+        <w:widowControl/>
+        <w:spacing w:after="100" w:before="0" w:line="312"/>
+        <w:ind w:left="0" w:firstLine="0"/>
+      </w:pPr>
+      <w:r>
+        <w:rPr>
+          <w:rFonts w:ascii="Arial" w:cs="Arial" w:eastAsia="Arial" w:hAnsi="Arial"/>
+          <w:color w:val="1B1B1B"/>
+          <w:sz w:val="22"/>
+          <w:szCs w:val="22"/>
+        </w:rPr>
+        <w:t xml:space="preserve">Vì sao yêu cầu căn chỉnh khác nhau nhiều vậy? Xem thứ cần căn có lớn không. </w:t>
+      </w:r>
+      <w:r>
+        <w:rPr>
+          <w:rFonts w:ascii="Arial" w:cs="Arial" w:eastAsia="Arial" w:hAnsi="Arial"/>
+          <w:b/>
+          <w:bCs/>
+          <w:color w:val="24405C"/>
+          <w:sz w:val="22"/>
+          <w:szCs w:val="22"/>
+        </w:rPr>
+        <w:t xml:space="preserve">Ghép sớm</w:t>
+      </w:r>
+      <w:r>
+        <w:rPr>
+          <w:rFonts w:ascii="Arial" w:cs="Arial" w:eastAsia="Arial" w:hAnsi="Arial"/>
+          <w:color w:val="1B1B1B"/>
+          <w:sz w:val="22"/>
+          <w:szCs w:val="22"/>
+        </w:rPr>
+        <w:t xml:space="preserve"> căn từng điểm: người đi bộ rộng khoảng 70 cm, đứng cách 20 m, lệch 1 độ thì điểm lệch 35 cm, gần một nửa rơi ra nền phía sau. </w:t>
+      </w:r>
+      <w:r>
+        <w:rPr>
+          <w:rFonts w:ascii="Arial" w:cs="Arial" w:eastAsia="Arial" w:hAnsi="Arial"/>
+          <w:b/>
+          <w:bCs/>
+          <w:color w:val="24405C"/>
+          <w:sz w:val="22"/>
+          <w:szCs w:val="22"/>
+        </w:rPr>
+        <w:t xml:space="preserve">Ghép giữa</w:t>
+      </w:r>
+      <w:r>
+        <w:rPr>
+          <w:rFonts w:ascii="Arial" w:cs="Arial" w:eastAsia="Arial" w:hAnsi="Arial"/>
+          <w:color w:val="1B1B1B"/>
+          <w:sz w:val="22"/>
+          <w:szCs w:val="22"/>
+        </w:rPr>
+        <w:t xml:space="preserve"> căn theo ô trên bản đồ nhìn từ trên: lệch chút vẫn cùng ô hoặc ô bên cạnh, và vì học từ rất nhiều dữ liệu nên chịu được lệch nhỏ. </w:t>
+      </w:r>
+      <w:r>
+        <w:rPr>
+          <w:rFonts w:ascii="Arial" w:cs="Arial" w:eastAsia="Arial" w:hAnsi="Arial"/>
+          <w:b/>
+          <w:bCs/>
+          <w:color w:val="24405C"/>
+          <w:sz w:val="22"/>
+          <w:szCs w:val="22"/>
+        </w:rPr>
+        <w:t xml:space="preserve">Ghép muộn</w:t>
+      </w:r>
+      <w:r>
+        <w:rPr>
+          <w:rFonts w:ascii="Arial" w:cs="Arial" w:eastAsia="Arial" w:hAnsi="Arial"/>
+          <w:color w:val="1B1B1B"/>
+          <w:sz w:val="22"/>
+          <w:szCs w:val="22"/>
+        </w:rPr>
+        <w:t xml:space="preserve"> căn cả một vật: camera nói 20 m, radar nói 20,3 m, một ô tô rộng gần 2 m, dài 4,5 m, lệch 30 cm vẫn nằm trên thân xe. Nhưng dễ hơn không có nghĩa là khỏi hiệu chuẩn: lệch tới mức bằng khoảng cách giữa hai xe thì tốc độ radar sẽ bị gán cho xe bên cạnh.</w:t>
       </w:r>
     </w:p>
     <w:p>

--- a/第七週(10-22)/Nguyên lý xe tự lái_Tuần 7_Tài liệu học tập.docx
+++ b/第七週(10-22)/Nguyên lý xe tự lái_Tuần 7_Tài liệu học tập.docx
@@ -7330,7 +7330,7 @@
           <w:sz w:val="22"/>
           <w:szCs w:val="22"/>
         </w:rPr>
-        <w:t xml:space="preserve">Bước quan trọng nhất của ghép muộn là </w:t>
+        <w:t xml:space="preserve">Cách ghép nào cũng phải </w:t>
       </w:r>
       <w:r>
         <w:rPr>
@@ -7350,7 +7350,7 @@
           <w:sz w:val="22"/>
           <w:szCs w:val="22"/>
         </w:rPr>
-        <w:t xml:space="preserve">: điểm radar này với hộp nào của camera là cùng một vật? Như ghép tên trong danh sách với khuôn mặt trong ảnh lớp. Đơn giản nhất là xem vị trí, thêm tốc độ: một điểm đứng yên không thể là xe đang chạy. Điểm không thuộc hộp nào (lan can, cây) phải bỏ đi đúng cách.</w:t>
+        <w:t xml:space="preserve">, tức là biết dữ liệu nào nói về cùng một vật, chỉ khác là ghép cái gì. Ghép sớm là một điểm với một điểm ảnh, ghép giữa là một ô với một ô, hiệu chuẩn xong thì tính ra bằng công thức; ghép muộn là danh sách với danh sách, cái nào đi với cái nào phải tự phán đoán, nên dễ sai nhất: điểm radar này với hộp nào của camera là cùng một vật? Như ghép tên trong danh sách với khuôn mặt trong ảnh lớp. Đơn giản nhất là xem vị trí, thêm tốc độ: một điểm đứng yên không thể là xe đang chạy. Điểm không thuộc hộp nào (lan can, cây) phải bỏ đi đúng cách.</w:t>
       </w:r>
     </w:p>
     <w:p>

--- a/第七週(10-22)/Nguyên lý xe tự lái_Tuần 7_Tài liệu học tập.docx
+++ b/第七週(10-22)/Nguyên lý xe tự lái_Tuần 7_Tài liệu học tập.docx
@@ -7314,7 +7314,7 @@
           <w:sz w:val="19"/>
           <w:szCs w:val="19"/>
         </w:rPr>
-        <w:t xml:space="preserve">Ghép đôi: điểm radar nào thuộc hộp nào? Hộp xanh có điểm radar, hộp vàng (người đi bộ, xe ở xa) thì không. scene-0103. Dữ liệu: nuScenes (Motional), CC BY-NC-SA 4.0</w:t>
+        <w:t xml:space="preserve">Nguyên liệu của ghép đôi: điểm radar rơi vào hộp nào? Hộp xanh có điểm radar, hộp vàng (người đi bộ, xe ở xa) thì không. Hộp do người gán nhãn. scene-0103. Dữ liệu: nuScenes (Motional), CC BY-NC-SA 4.0</w:t>
       </w:r>
     </w:p>
     <w:p>
@@ -7350,7 +7350,7 @@
           <w:sz w:val="22"/>
           <w:szCs w:val="22"/>
         </w:rPr>
-        <w:t xml:space="preserve">, tức là biết dữ liệu nào nói về cùng một vật, chỉ khác là ghép cái gì. Ghép sớm là một điểm với một điểm ảnh, ghép giữa là một ô với một ô, hiệu chuẩn xong thì tính ra bằng công thức; ghép muộn là danh sách với danh sách, cái nào đi với cái nào phải tự phán đoán, nên dễ sai nhất: điểm radar này với hộp nào của camera là cùng một vật? Như ghép tên trong danh sách với khuôn mặt trong ảnh lớp. Đơn giản nhất là xem vị trí, thêm tốc độ: một điểm đứng yên không thể là xe đang chạy. Điểm không thuộc hộp nào (lan can, cây) phải bỏ đi đúng cách.</w:t>
+        <w:t xml:space="preserve">, tức là biết dữ liệu nào nói về cùng một vật, chỉ khác là ghép cái gì. Ghép sớm là một điểm với một điểm ảnh, ghép giữa là một ô với một ô, hiệu chuẩn xong thì tính ra bằng công thức; ghép muộn là danh sách với danh sách, cái nào đi với cái nào phải tự phán đoán, nên dễ sai nhất: mục tiêu này trong danh sách radar với hộp nào trong danh sách camera là cùng một vật? Radar gom mấy điểm trên cùng một xe thành một mục tiêu (ví dụ «20 m, 30 km/h»), camera cũng tự tìm hộp, cuối cùng mới ghép vật với vật. Hình trên vẽ thẳng điểm radar để thấy nguyên liệu, hộp do người gán nhãn. Như ghép tên trong danh sách với khuôn mặt trong ảnh lớp. Đơn giản nhất là xem vị trí, thêm tốc độ: một mục tiêu đứng yên không thể là xe đang chạy. Điểm không thuộc hộp nào (lan can, cây) phải bỏ đi đúng cách.</w:t>
       </w:r>
     </w:p>
     <w:p>
